--- a/fuentes/CF1_22620484_DU.docx
+++ b/fuentes/CF1_22620484_DU.docx
@@ -586,7 +586,7 @@
           <w:noProof/>
         </w:rPr>
       </w:pPr>
-      <w:bookmarkStart w:id="0" w:name="_Toc230591192"/>
+      <w:bookmarkStart w:id="0" w:name="_Toc231489367"/>
       <w:r>
         <w:lastRenderedPageBreak/>
         <w:t>Tabla de Contenido</w:t>
@@ -619,12 +619,13 @@
         <w:rPr>
           <w:rFonts w:asciiTheme="minorHAnsi" w:eastAsiaTheme="minorEastAsia" w:hAnsiTheme="minorHAnsi" w:cstheme="minorBidi"/>
           <w:noProof/>
-          <w:kern w:val="0"/>
-          <w:sz w:val="22"/>
-          <w:lang w:eastAsia="es-CO"/>
-        </w:rPr>
-      </w:pPr>
-      <w:hyperlink w:anchor="_Toc230591192" w:history="1">
+          <w:sz w:val="24"/>
+          <w:szCs w:val="24"/>
+          <w:lang w:eastAsia="es-CO"/>
+          <w14:ligatures w14:val="standardContextual"/>
+        </w:rPr>
+      </w:pPr>
+      <w:hyperlink w:anchor="_Toc231489367" w:history="1">
         <w:r>
           <w:rPr>
             <w:rStyle w:val="Hipervnculo"/>
@@ -651,7 +652,7 @@
             <w:noProof/>
             <w:webHidden/>
           </w:rPr>
-          <w:instrText xml:space="preserve"> PAGEREF _Toc230591192 \h </w:instrText>
+          <w:instrText xml:space="preserve"> PAGEREF _Toc231489367 \h </w:instrText>
         </w:r>
         <w:r>
           <w:rPr>
@@ -688,12 +689,13 @@
         <w:rPr>
           <w:rFonts w:asciiTheme="minorHAnsi" w:eastAsiaTheme="minorEastAsia" w:hAnsiTheme="minorHAnsi" w:cstheme="minorBidi"/>
           <w:noProof/>
-          <w:kern w:val="0"/>
-          <w:sz w:val="22"/>
-          <w:lang w:eastAsia="es-CO"/>
-        </w:rPr>
-      </w:pPr>
-      <w:hyperlink w:anchor="_Toc230591193" w:history="1">
+          <w:sz w:val="24"/>
+          <w:szCs w:val="24"/>
+          <w:lang w:eastAsia="es-CO"/>
+          <w14:ligatures w14:val="standardContextual"/>
+        </w:rPr>
+      </w:pPr>
+      <w:hyperlink w:anchor="_Toc231489368" w:history="1">
         <w:r>
           <w:rPr>
             <w:rStyle w:val="Hipervnculo"/>
@@ -720,7 +722,7 @@
             <w:noProof/>
             <w:webHidden/>
           </w:rPr>
-          <w:instrText xml:space="preserve"> PAGEREF _Toc230591193 \h </w:instrText>
+          <w:instrText xml:space="preserve"> PAGEREF _Toc231489368 \h </w:instrText>
         </w:r>
         <w:r>
           <w:rPr>
@@ -757,12 +759,13 @@
         <w:rPr>
           <w:rFonts w:asciiTheme="minorHAnsi" w:eastAsiaTheme="minorEastAsia" w:hAnsiTheme="minorHAnsi" w:cstheme="minorBidi"/>
           <w:noProof/>
-          <w:kern w:val="0"/>
-          <w:sz w:val="22"/>
-          <w:lang w:eastAsia="es-CO"/>
-        </w:rPr>
-      </w:pPr>
-      <w:hyperlink w:anchor="_Toc230591194" w:history="1">
+          <w:sz w:val="24"/>
+          <w:szCs w:val="24"/>
+          <w:lang w:eastAsia="es-CO"/>
+          <w14:ligatures w14:val="standardContextual"/>
+        </w:rPr>
+      </w:pPr>
+      <w:hyperlink w:anchor="_Toc231489369" w:history="1">
         <w:r>
           <w:rPr>
             <w:rStyle w:val="Hipervnculo"/>
@@ -774,9 +777,10 @@
           <w:rPr>
             <w:rFonts w:asciiTheme="minorHAnsi" w:eastAsiaTheme="minorEastAsia" w:hAnsiTheme="minorHAnsi" w:cstheme="minorBidi"/>
             <w:noProof/>
-            <w:kern w:val="0"/>
-            <w:sz w:val="22"/>
+            <w:sz w:val="24"/>
+            <w:szCs w:val="24"/>
             <w:lang w:eastAsia="es-CO"/>
+            <w14:ligatures w14:val="standardContextual"/>
           </w:rPr>
           <w:tab/>
         </w:r>
@@ -806,7 +810,7 @@
             <w:noProof/>
             <w:webHidden/>
           </w:rPr>
-          <w:instrText xml:space="preserve"> PAGEREF _Toc230591194 \h </w:instrText>
+          <w:instrText xml:space="preserve"> PAGEREF _Toc231489369 \h </w:instrText>
         </w:r>
         <w:r>
           <w:rPr>
@@ -841,19 +845,20 @@
       <w:pPr>
         <w:pStyle w:val="TDC2"/>
         <w:tabs>
-          <w:tab w:val="left" w:pos="1760"/>
+          <w:tab w:val="left" w:pos="1680"/>
           <w:tab w:val="right" w:leader="dot" w:pos="9962"/>
         </w:tabs>
         <w:spacing w:before="0" w:after="0"/>
         <w:rPr>
           <w:rFonts w:asciiTheme="minorHAnsi" w:eastAsiaTheme="minorEastAsia" w:hAnsiTheme="minorHAnsi" w:cstheme="minorBidi"/>
           <w:noProof/>
-          <w:kern w:val="0"/>
-          <w:sz w:val="22"/>
-          <w:lang w:eastAsia="es-CO"/>
-        </w:rPr>
-      </w:pPr>
-      <w:hyperlink w:anchor="_Toc230591195" w:history="1">
+          <w:sz w:val="24"/>
+          <w:szCs w:val="24"/>
+          <w:lang w:eastAsia="es-CO"/>
+          <w14:ligatures w14:val="standardContextual"/>
+        </w:rPr>
+      </w:pPr>
+      <w:hyperlink w:anchor="_Toc231489370" w:history="1">
         <w:r>
           <w:rPr>
             <w:rStyle w:val="Hipervnculo"/>
@@ -865,9 +870,10 @@
           <w:rPr>
             <w:rFonts w:asciiTheme="minorHAnsi" w:eastAsiaTheme="minorEastAsia" w:hAnsiTheme="minorHAnsi" w:cstheme="minorBidi"/>
             <w:noProof/>
-            <w:kern w:val="0"/>
-            <w:sz w:val="22"/>
+            <w:sz w:val="24"/>
+            <w:szCs w:val="24"/>
             <w:lang w:eastAsia="es-CO"/>
+            <w14:ligatures w14:val="standardContextual"/>
           </w:rPr>
           <w:tab/>
         </w:r>
@@ -897,7 +903,7 @@
             <w:noProof/>
             <w:webHidden/>
           </w:rPr>
-          <w:instrText xml:space="preserve"> PAGEREF _Toc230591195 \h </w:instrText>
+          <w:instrText xml:space="preserve"> PAGEREF _Toc231489370 \h </w:instrText>
         </w:r>
         <w:r>
           <w:rPr>
@@ -917,7 +923,7 @@
             <w:noProof/>
             <w:webHidden/>
           </w:rPr>
-          <w:t>5</w:t>
+          <w:t>6</w:t>
         </w:r>
         <w:r>
           <w:rPr>
@@ -932,19 +938,20 @@
       <w:pPr>
         <w:pStyle w:val="TDC2"/>
         <w:tabs>
-          <w:tab w:val="left" w:pos="1760"/>
+          <w:tab w:val="left" w:pos="1680"/>
           <w:tab w:val="right" w:leader="dot" w:pos="9962"/>
         </w:tabs>
         <w:spacing w:before="0" w:after="0"/>
         <w:rPr>
           <w:rFonts w:asciiTheme="minorHAnsi" w:eastAsiaTheme="minorEastAsia" w:hAnsiTheme="minorHAnsi" w:cstheme="minorBidi"/>
           <w:noProof/>
-          <w:kern w:val="0"/>
-          <w:sz w:val="22"/>
-          <w:lang w:eastAsia="es-CO"/>
-        </w:rPr>
-      </w:pPr>
-      <w:hyperlink w:anchor="_Toc230591196" w:history="1">
+          <w:sz w:val="24"/>
+          <w:szCs w:val="24"/>
+          <w:lang w:eastAsia="es-CO"/>
+          <w14:ligatures w14:val="standardContextual"/>
+        </w:rPr>
+      </w:pPr>
+      <w:hyperlink w:anchor="_Toc231489371" w:history="1">
         <w:r>
           <w:rPr>
             <w:rStyle w:val="Hipervnculo"/>
@@ -956,9 +963,10 @@
           <w:rPr>
             <w:rFonts w:asciiTheme="minorHAnsi" w:eastAsiaTheme="minorEastAsia" w:hAnsiTheme="minorHAnsi" w:cstheme="minorBidi"/>
             <w:noProof/>
-            <w:kern w:val="0"/>
-            <w:sz w:val="22"/>
+            <w:sz w:val="24"/>
+            <w:szCs w:val="24"/>
             <w:lang w:eastAsia="es-CO"/>
+            <w14:ligatures w14:val="standardContextual"/>
           </w:rPr>
           <w:tab/>
         </w:r>
@@ -988,7 +996,7 @@
             <w:noProof/>
             <w:webHidden/>
           </w:rPr>
-          <w:instrText xml:space="preserve"> PAGEREF _Toc230591196 \h </w:instrText>
+          <w:instrText xml:space="preserve"> PAGEREF _Toc231489371 \h </w:instrText>
         </w:r>
         <w:r>
           <w:rPr>
@@ -1023,23 +1031,24 @@
       <w:pPr>
         <w:pStyle w:val="TDC2"/>
         <w:tabs>
-          <w:tab w:val="left" w:pos="1760"/>
+          <w:tab w:val="left" w:pos="1680"/>
           <w:tab w:val="right" w:leader="dot" w:pos="9962"/>
         </w:tabs>
         <w:spacing w:before="0" w:after="0"/>
+        <w:ind w:left="708" w:firstLine="281"/>
         <w:rPr>
           <w:rFonts w:asciiTheme="minorHAnsi" w:eastAsiaTheme="minorEastAsia" w:hAnsiTheme="minorHAnsi" w:cstheme="minorBidi"/>
           <w:noProof/>
-          <w:kern w:val="0"/>
-          <w:sz w:val="22"/>
-          <w:lang w:eastAsia="es-CO"/>
-        </w:rPr>
-      </w:pPr>
-      <w:hyperlink w:anchor="_Toc230591197" w:history="1">
+          <w:sz w:val="24"/>
+          <w:szCs w:val="24"/>
+          <w:lang w:eastAsia="es-CO"/>
+          <w14:ligatures w14:val="standardContextual"/>
+        </w:rPr>
+      </w:pPr>
+      <w:hyperlink w:anchor="_Toc231489372" w:history="1">
         <w:r>
           <w:rPr>
             <w:rStyle w:val="Hipervnculo"/>
-            <w:bCs/>
             <w:noProof/>
           </w:rPr>
           <w:t>1.3.</w:t>
@@ -1048,9 +1057,10 @@
           <w:rPr>
             <w:rFonts w:asciiTheme="minorHAnsi" w:eastAsiaTheme="minorEastAsia" w:hAnsiTheme="minorHAnsi" w:cstheme="minorBidi"/>
             <w:noProof/>
-            <w:kern w:val="0"/>
-            <w:sz w:val="22"/>
+            <w:sz w:val="24"/>
+            <w:szCs w:val="24"/>
             <w:lang w:eastAsia="es-CO"/>
+            <w14:ligatures w14:val="standardContextual"/>
           </w:rPr>
           <w:tab/>
         </w:r>
@@ -1059,7 +1069,7 @@
             <w:rStyle w:val="Hipervnculo"/>
             <w:noProof/>
           </w:rPr>
-          <w:t>Sociedad del conocimiento</w:t>
+          <w:t>Roles, responsabilidades y documentos del SG-SST</w:t>
         </w:r>
         <w:r>
           <w:rPr>
@@ -1080,7 +1090,7 @@
             <w:noProof/>
             <w:webHidden/>
           </w:rPr>
-          <w:instrText xml:space="preserve"> PAGEREF _Toc230591197 \h </w:instrText>
+          <w:instrText xml:space="preserve"> PAGEREF _Toc231489372 \h </w:instrText>
         </w:r>
         <w:r>
           <w:rPr>
@@ -1115,19 +1125,20 @@
       <w:pPr>
         <w:pStyle w:val="TDC2"/>
         <w:tabs>
-          <w:tab w:val="left" w:pos="1760"/>
+          <w:tab w:val="left" w:pos="1680"/>
           <w:tab w:val="right" w:leader="dot" w:pos="9962"/>
         </w:tabs>
         <w:spacing w:before="0" w:after="0"/>
         <w:rPr>
           <w:rFonts w:asciiTheme="minorHAnsi" w:eastAsiaTheme="minorEastAsia" w:hAnsiTheme="minorHAnsi" w:cstheme="minorBidi"/>
           <w:noProof/>
-          <w:kern w:val="0"/>
-          <w:sz w:val="22"/>
-          <w:lang w:eastAsia="es-CO"/>
-        </w:rPr>
-      </w:pPr>
-      <w:hyperlink w:anchor="_Toc230591198" w:history="1">
+          <w:sz w:val="24"/>
+          <w:szCs w:val="24"/>
+          <w:lang w:eastAsia="es-CO"/>
+          <w14:ligatures w14:val="standardContextual"/>
+        </w:rPr>
+      </w:pPr>
+      <w:hyperlink w:anchor="_Toc231489373" w:history="1">
         <w:r>
           <w:rPr>
             <w:rStyle w:val="Hipervnculo"/>
@@ -1139,9 +1150,10 @@
           <w:rPr>
             <w:rFonts w:asciiTheme="minorHAnsi" w:eastAsiaTheme="minorEastAsia" w:hAnsiTheme="minorHAnsi" w:cstheme="minorBidi"/>
             <w:noProof/>
-            <w:kern w:val="0"/>
-            <w:sz w:val="22"/>
+            <w:sz w:val="24"/>
+            <w:szCs w:val="24"/>
             <w:lang w:eastAsia="es-CO"/>
+            <w14:ligatures w14:val="standardContextual"/>
           </w:rPr>
           <w:tab/>
         </w:r>
@@ -1171,7 +1183,7 @@
             <w:noProof/>
             <w:webHidden/>
           </w:rPr>
-          <w:instrText xml:space="preserve"> PAGEREF _Toc230591198 \h </w:instrText>
+          <w:instrText xml:space="preserve"> PAGEREF _Toc231489373 \h </w:instrText>
         </w:r>
         <w:r>
           <w:rPr>
@@ -1208,12 +1220,13 @@
         <w:rPr>
           <w:rFonts w:asciiTheme="minorHAnsi" w:eastAsiaTheme="minorEastAsia" w:hAnsiTheme="minorHAnsi" w:cstheme="minorBidi"/>
           <w:noProof/>
-          <w:kern w:val="0"/>
-          <w:sz w:val="22"/>
-          <w:lang w:eastAsia="es-CO"/>
-        </w:rPr>
-      </w:pPr>
-      <w:hyperlink w:anchor="_Toc230591199" w:history="1">
+          <w:sz w:val="24"/>
+          <w:szCs w:val="24"/>
+          <w:lang w:eastAsia="es-CO"/>
+          <w14:ligatures w14:val="standardContextual"/>
+        </w:rPr>
+      </w:pPr>
+      <w:hyperlink w:anchor="_Toc231489374" w:history="1">
         <w:r>
           <w:rPr>
             <w:rStyle w:val="Hipervnculo"/>
@@ -1225,9 +1238,10 @@
           <w:rPr>
             <w:rFonts w:asciiTheme="minorHAnsi" w:eastAsiaTheme="minorEastAsia" w:hAnsiTheme="minorHAnsi" w:cstheme="minorBidi"/>
             <w:noProof/>
-            <w:kern w:val="0"/>
-            <w:sz w:val="22"/>
+            <w:sz w:val="24"/>
+            <w:szCs w:val="24"/>
             <w:lang w:eastAsia="es-CO"/>
+            <w14:ligatures w14:val="standardContextual"/>
           </w:rPr>
           <w:tab/>
         </w:r>
@@ -1257,7 +1271,7 @@
             <w:noProof/>
             <w:webHidden/>
           </w:rPr>
-          <w:instrText xml:space="preserve"> PAGEREF _Toc230591199 \h </w:instrText>
+          <w:instrText xml:space="preserve"> PAGEREF _Toc231489374 \h </w:instrText>
         </w:r>
         <w:r>
           <w:rPr>
@@ -1277,7 +1291,7 @@
             <w:noProof/>
             <w:webHidden/>
           </w:rPr>
-          <w:t>13</w:t>
+          <w:t>12</w:t>
         </w:r>
         <w:r>
           <w:rPr>
@@ -1292,19 +1306,20 @@
       <w:pPr>
         <w:pStyle w:val="TDC2"/>
         <w:tabs>
-          <w:tab w:val="left" w:pos="1760"/>
+          <w:tab w:val="left" w:pos="1680"/>
           <w:tab w:val="right" w:leader="dot" w:pos="9962"/>
         </w:tabs>
         <w:spacing w:before="0" w:after="0"/>
         <w:rPr>
           <w:rFonts w:asciiTheme="minorHAnsi" w:eastAsiaTheme="minorEastAsia" w:hAnsiTheme="minorHAnsi" w:cstheme="minorBidi"/>
           <w:noProof/>
-          <w:kern w:val="0"/>
-          <w:sz w:val="22"/>
-          <w:lang w:eastAsia="es-CO"/>
-        </w:rPr>
-      </w:pPr>
-      <w:hyperlink w:anchor="_Toc230591200" w:history="1">
+          <w:sz w:val="24"/>
+          <w:szCs w:val="24"/>
+          <w:lang w:eastAsia="es-CO"/>
+          <w14:ligatures w14:val="standardContextual"/>
+        </w:rPr>
+      </w:pPr>
+      <w:hyperlink w:anchor="_Toc231489375" w:history="1">
         <w:r>
           <w:rPr>
             <w:rStyle w:val="Hipervnculo"/>
@@ -1316,9 +1331,10 @@
           <w:rPr>
             <w:rFonts w:asciiTheme="minorHAnsi" w:eastAsiaTheme="minorEastAsia" w:hAnsiTheme="minorHAnsi" w:cstheme="minorBidi"/>
             <w:noProof/>
-            <w:kern w:val="0"/>
-            <w:sz w:val="22"/>
+            <w:sz w:val="24"/>
+            <w:szCs w:val="24"/>
             <w:lang w:eastAsia="es-CO"/>
+            <w14:ligatures w14:val="standardContextual"/>
           </w:rPr>
           <w:tab/>
         </w:r>
@@ -1348,7 +1364,7 @@
             <w:noProof/>
             <w:webHidden/>
           </w:rPr>
-          <w:instrText xml:space="preserve"> PAGEREF _Toc230591200 \h </w:instrText>
+          <w:instrText xml:space="preserve"> PAGEREF _Toc231489375 \h </w:instrText>
         </w:r>
         <w:r>
           <w:rPr>
@@ -1383,19 +1399,20 @@
       <w:pPr>
         <w:pStyle w:val="TDC2"/>
         <w:tabs>
-          <w:tab w:val="left" w:pos="1760"/>
+          <w:tab w:val="left" w:pos="1680"/>
           <w:tab w:val="right" w:leader="dot" w:pos="9962"/>
         </w:tabs>
         <w:spacing w:before="0" w:after="0"/>
         <w:rPr>
           <w:rFonts w:asciiTheme="minorHAnsi" w:eastAsiaTheme="minorEastAsia" w:hAnsiTheme="minorHAnsi" w:cstheme="minorBidi"/>
           <w:noProof/>
-          <w:kern w:val="0"/>
-          <w:sz w:val="22"/>
-          <w:lang w:eastAsia="es-CO"/>
-        </w:rPr>
-      </w:pPr>
-      <w:hyperlink w:anchor="_Toc230591201" w:history="1">
+          <w:sz w:val="24"/>
+          <w:szCs w:val="24"/>
+          <w:lang w:eastAsia="es-CO"/>
+          <w14:ligatures w14:val="standardContextual"/>
+        </w:rPr>
+      </w:pPr>
+      <w:hyperlink w:anchor="_Toc231489376" w:history="1">
         <w:r>
           <w:rPr>
             <w:rStyle w:val="Hipervnculo"/>
@@ -1407,9 +1424,10 @@
           <w:rPr>
             <w:rFonts w:asciiTheme="minorHAnsi" w:eastAsiaTheme="minorEastAsia" w:hAnsiTheme="minorHAnsi" w:cstheme="minorBidi"/>
             <w:noProof/>
-            <w:kern w:val="0"/>
-            <w:sz w:val="22"/>
+            <w:sz w:val="24"/>
+            <w:szCs w:val="24"/>
             <w:lang w:eastAsia="es-CO"/>
+            <w14:ligatures w14:val="standardContextual"/>
           </w:rPr>
           <w:tab/>
         </w:r>
@@ -1439,7 +1457,7 @@
             <w:noProof/>
             <w:webHidden/>
           </w:rPr>
-          <w:instrText xml:space="preserve"> PAGEREF _Toc230591201 \h </w:instrText>
+          <w:instrText xml:space="preserve"> PAGEREF _Toc231489376 \h </w:instrText>
         </w:r>
         <w:r>
           <w:rPr>
@@ -1459,7 +1477,7 @@
             <w:noProof/>
             <w:webHidden/>
           </w:rPr>
-          <w:t>16</w:t>
+          <w:t>15</w:t>
         </w:r>
         <w:r>
           <w:rPr>
@@ -1474,19 +1492,20 @@
       <w:pPr>
         <w:pStyle w:val="TDC2"/>
         <w:tabs>
-          <w:tab w:val="left" w:pos="1760"/>
+          <w:tab w:val="left" w:pos="1680"/>
           <w:tab w:val="right" w:leader="dot" w:pos="9962"/>
         </w:tabs>
         <w:spacing w:before="0" w:after="0"/>
         <w:rPr>
           <w:rFonts w:asciiTheme="minorHAnsi" w:eastAsiaTheme="minorEastAsia" w:hAnsiTheme="minorHAnsi" w:cstheme="minorBidi"/>
           <w:noProof/>
-          <w:kern w:val="0"/>
-          <w:sz w:val="22"/>
-          <w:lang w:eastAsia="es-CO"/>
-        </w:rPr>
-      </w:pPr>
-      <w:hyperlink w:anchor="_Toc230591202" w:history="1">
+          <w:sz w:val="24"/>
+          <w:szCs w:val="24"/>
+          <w:lang w:eastAsia="es-CO"/>
+          <w14:ligatures w14:val="standardContextual"/>
+        </w:rPr>
+      </w:pPr>
+      <w:hyperlink w:anchor="_Toc231489377" w:history="1">
         <w:r>
           <w:rPr>
             <w:rStyle w:val="Hipervnculo"/>
@@ -1498,9 +1517,10 @@
           <w:rPr>
             <w:rFonts w:asciiTheme="minorHAnsi" w:eastAsiaTheme="minorEastAsia" w:hAnsiTheme="minorHAnsi" w:cstheme="minorBidi"/>
             <w:noProof/>
-            <w:kern w:val="0"/>
-            <w:sz w:val="22"/>
+            <w:sz w:val="24"/>
+            <w:szCs w:val="24"/>
             <w:lang w:eastAsia="es-CO"/>
+            <w14:ligatures w14:val="standardContextual"/>
           </w:rPr>
           <w:tab/>
         </w:r>
@@ -1530,7 +1550,7 @@
             <w:noProof/>
             <w:webHidden/>
           </w:rPr>
-          <w:instrText xml:space="preserve"> PAGEREF _Toc230591202 \h </w:instrText>
+          <w:instrText xml:space="preserve"> PAGEREF _Toc231489377 \h </w:instrText>
         </w:r>
         <w:r>
           <w:rPr>
@@ -1550,7 +1570,7 @@
             <w:noProof/>
             <w:webHidden/>
           </w:rPr>
-          <w:t>17</w:t>
+          <w:t>16</w:t>
         </w:r>
         <w:r>
           <w:rPr>
@@ -1567,12 +1587,13 @@
         <w:rPr>
           <w:rFonts w:asciiTheme="minorHAnsi" w:eastAsiaTheme="minorEastAsia" w:hAnsiTheme="minorHAnsi" w:cstheme="minorBidi"/>
           <w:noProof/>
-          <w:kern w:val="0"/>
-          <w:sz w:val="22"/>
-          <w:lang w:eastAsia="es-CO"/>
-        </w:rPr>
-      </w:pPr>
-      <w:hyperlink w:anchor="_Toc230591203" w:history="1">
+          <w:sz w:val="24"/>
+          <w:szCs w:val="24"/>
+          <w:lang w:eastAsia="es-CO"/>
+          <w14:ligatures w14:val="standardContextual"/>
+        </w:rPr>
+      </w:pPr>
+      <w:hyperlink w:anchor="_Toc231489378" w:history="1">
         <w:r>
           <w:rPr>
             <w:rStyle w:val="Hipervnculo"/>
@@ -1584,9 +1605,10 @@
           <w:rPr>
             <w:rFonts w:asciiTheme="minorHAnsi" w:eastAsiaTheme="minorEastAsia" w:hAnsiTheme="minorHAnsi" w:cstheme="minorBidi"/>
             <w:noProof/>
-            <w:kern w:val="0"/>
-            <w:sz w:val="22"/>
+            <w:sz w:val="24"/>
+            <w:szCs w:val="24"/>
             <w:lang w:eastAsia="es-CO"/>
+            <w14:ligatures w14:val="standardContextual"/>
           </w:rPr>
           <w:tab/>
         </w:r>
@@ -1616,7 +1638,7 @@
             <w:noProof/>
             <w:webHidden/>
           </w:rPr>
-          <w:instrText xml:space="preserve"> PAGEREF _Toc230591203 \h </w:instrText>
+          <w:instrText xml:space="preserve"> PAGEREF _Toc231489378 \h </w:instrText>
         </w:r>
         <w:r>
           <w:rPr>
@@ -1636,7 +1658,7 @@
             <w:noProof/>
             <w:webHidden/>
           </w:rPr>
-          <w:t>19</w:t>
+          <w:t>18</w:t>
         </w:r>
         <w:r>
           <w:rPr>
@@ -1651,19 +1673,20 @@
       <w:pPr>
         <w:pStyle w:val="TDC2"/>
         <w:tabs>
-          <w:tab w:val="left" w:pos="1760"/>
+          <w:tab w:val="left" w:pos="1680"/>
           <w:tab w:val="right" w:leader="dot" w:pos="9962"/>
         </w:tabs>
         <w:spacing w:before="0" w:after="0"/>
         <w:rPr>
           <w:rFonts w:asciiTheme="minorHAnsi" w:eastAsiaTheme="minorEastAsia" w:hAnsiTheme="minorHAnsi" w:cstheme="minorBidi"/>
           <w:noProof/>
-          <w:kern w:val="0"/>
-          <w:sz w:val="22"/>
-          <w:lang w:eastAsia="es-CO"/>
-        </w:rPr>
-      </w:pPr>
-      <w:hyperlink w:anchor="_Toc230591204" w:history="1">
+          <w:sz w:val="24"/>
+          <w:szCs w:val="24"/>
+          <w:lang w:eastAsia="es-CO"/>
+          <w14:ligatures w14:val="standardContextual"/>
+        </w:rPr>
+      </w:pPr>
+      <w:hyperlink w:anchor="_Toc231489379" w:history="1">
         <w:r>
           <w:rPr>
             <w:rStyle w:val="Hipervnculo"/>
@@ -1675,9 +1698,10 @@
           <w:rPr>
             <w:rFonts w:asciiTheme="minorHAnsi" w:eastAsiaTheme="minorEastAsia" w:hAnsiTheme="minorHAnsi" w:cstheme="minorBidi"/>
             <w:noProof/>
-            <w:kern w:val="0"/>
-            <w:sz w:val="22"/>
+            <w:sz w:val="24"/>
+            <w:szCs w:val="24"/>
             <w:lang w:eastAsia="es-CO"/>
+            <w14:ligatures w14:val="standardContextual"/>
           </w:rPr>
           <w:tab/>
         </w:r>
@@ -1707,7 +1731,7 @@
             <w:noProof/>
             <w:webHidden/>
           </w:rPr>
-          <w:instrText xml:space="preserve"> PAGEREF _Toc230591204 \h </w:instrText>
+          <w:instrText xml:space="preserve"> PAGEREF _Toc231489379 \h </w:instrText>
         </w:r>
         <w:r>
           <w:rPr>
@@ -1742,19 +1766,20 @@
       <w:pPr>
         <w:pStyle w:val="TDC2"/>
         <w:tabs>
-          <w:tab w:val="left" w:pos="1760"/>
+          <w:tab w:val="left" w:pos="1680"/>
           <w:tab w:val="right" w:leader="dot" w:pos="9962"/>
         </w:tabs>
         <w:spacing w:before="0" w:after="0"/>
         <w:rPr>
           <w:rFonts w:asciiTheme="minorHAnsi" w:eastAsiaTheme="minorEastAsia" w:hAnsiTheme="minorHAnsi" w:cstheme="minorBidi"/>
           <w:noProof/>
-          <w:kern w:val="0"/>
-          <w:sz w:val="22"/>
-          <w:lang w:eastAsia="es-CO"/>
-        </w:rPr>
-      </w:pPr>
-      <w:hyperlink w:anchor="_Toc230591205" w:history="1">
+          <w:sz w:val="24"/>
+          <w:szCs w:val="24"/>
+          <w:lang w:eastAsia="es-CO"/>
+          <w14:ligatures w14:val="standardContextual"/>
+        </w:rPr>
+      </w:pPr>
+      <w:hyperlink w:anchor="_Toc231489380" w:history="1">
         <w:r>
           <w:rPr>
             <w:rStyle w:val="Hipervnculo"/>
@@ -1766,9 +1791,10 @@
           <w:rPr>
             <w:rFonts w:asciiTheme="minorHAnsi" w:eastAsiaTheme="minorEastAsia" w:hAnsiTheme="minorHAnsi" w:cstheme="minorBidi"/>
             <w:noProof/>
-            <w:kern w:val="0"/>
-            <w:sz w:val="22"/>
+            <w:sz w:val="24"/>
+            <w:szCs w:val="24"/>
             <w:lang w:eastAsia="es-CO"/>
+            <w14:ligatures w14:val="standardContextual"/>
           </w:rPr>
           <w:tab/>
         </w:r>
@@ -1798,7 +1824,7 @@
             <w:noProof/>
             <w:webHidden/>
           </w:rPr>
-          <w:instrText xml:space="preserve"> PAGEREF _Toc230591205 \h </w:instrText>
+          <w:instrText xml:space="preserve"> PAGEREF _Toc231489380 \h </w:instrText>
         </w:r>
         <w:r>
           <w:rPr>
@@ -1818,7 +1844,7 @@
             <w:noProof/>
             <w:webHidden/>
           </w:rPr>
-          <w:t>20</w:t>
+          <w:t>19</w:t>
         </w:r>
         <w:r>
           <w:rPr>
@@ -1833,19 +1859,20 @@
       <w:pPr>
         <w:pStyle w:val="TDC2"/>
         <w:tabs>
-          <w:tab w:val="left" w:pos="1760"/>
+          <w:tab w:val="left" w:pos="1680"/>
           <w:tab w:val="right" w:leader="dot" w:pos="9962"/>
         </w:tabs>
         <w:spacing w:before="0" w:after="0"/>
         <w:rPr>
           <w:rFonts w:asciiTheme="minorHAnsi" w:eastAsiaTheme="minorEastAsia" w:hAnsiTheme="minorHAnsi" w:cstheme="minorBidi"/>
           <w:noProof/>
-          <w:kern w:val="0"/>
-          <w:sz w:val="22"/>
-          <w:lang w:eastAsia="es-CO"/>
-        </w:rPr>
-      </w:pPr>
-      <w:hyperlink w:anchor="_Toc230591206" w:history="1">
+          <w:sz w:val="24"/>
+          <w:szCs w:val="24"/>
+          <w:lang w:eastAsia="es-CO"/>
+          <w14:ligatures w14:val="standardContextual"/>
+        </w:rPr>
+      </w:pPr>
+      <w:hyperlink w:anchor="_Toc231489381" w:history="1">
         <w:r>
           <w:rPr>
             <w:rStyle w:val="Hipervnculo"/>
@@ -1857,9 +1884,10 @@
           <w:rPr>
             <w:rFonts w:asciiTheme="minorHAnsi" w:eastAsiaTheme="minorEastAsia" w:hAnsiTheme="minorHAnsi" w:cstheme="minorBidi"/>
             <w:noProof/>
-            <w:kern w:val="0"/>
-            <w:sz w:val="22"/>
+            <w:sz w:val="24"/>
+            <w:szCs w:val="24"/>
             <w:lang w:eastAsia="es-CO"/>
+            <w14:ligatures w14:val="standardContextual"/>
           </w:rPr>
           <w:tab/>
         </w:r>
@@ -1889,7 +1917,7 @@
             <w:noProof/>
             <w:webHidden/>
           </w:rPr>
-          <w:instrText xml:space="preserve"> PAGEREF _Toc230591206 \h </w:instrText>
+          <w:instrText xml:space="preserve"> PAGEREF _Toc231489381 \h </w:instrText>
         </w:r>
         <w:r>
           <w:rPr>
@@ -1924,19 +1952,20 @@
       <w:pPr>
         <w:pStyle w:val="TDC2"/>
         <w:tabs>
-          <w:tab w:val="left" w:pos="1760"/>
+          <w:tab w:val="left" w:pos="1680"/>
           <w:tab w:val="right" w:leader="dot" w:pos="9962"/>
         </w:tabs>
         <w:spacing w:before="0" w:after="0"/>
         <w:rPr>
           <w:rFonts w:asciiTheme="minorHAnsi" w:eastAsiaTheme="minorEastAsia" w:hAnsiTheme="minorHAnsi" w:cstheme="minorBidi"/>
           <w:noProof/>
-          <w:kern w:val="0"/>
-          <w:sz w:val="22"/>
-          <w:lang w:eastAsia="es-CO"/>
-        </w:rPr>
-      </w:pPr>
-      <w:hyperlink w:anchor="_Toc230591207" w:history="1">
+          <w:sz w:val="24"/>
+          <w:szCs w:val="24"/>
+          <w:lang w:eastAsia="es-CO"/>
+          <w14:ligatures w14:val="standardContextual"/>
+        </w:rPr>
+      </w:pPr>
+      <w:hyperlink w:anchor="_Toc231489382" w:history="1">
         <w:r>
           <w:rPr>
             <w:rStyle w:val="Hipervnculo"/>
@@ -1948,9 +1977,10 @@
           <w:rPr>
             <w:rFonts w:asciiTheme="minorHAnsi" w:eastAsiaTheme="minorEastAsia" w:hAnsiTheme="minorHAnsi" w:cstheme="minorBidi"/>
             <w:noProof/>
-            <w:kern w:val="0"/>
-            <w:sz w:val="22"/>
+            <w:sz w:val="24"/>
+            <w:szCs w:val="24"/>
             <w:lang w:eastAsia="es-CO"/>
+            <w14:ligatures w14:val="standardContextual"/>
           </w:rPr>
           <w:tab/>
         </w:r>
@@ -1980,7 +2010,7 @@
             <w:noProof/>
             <w:webHidden/>
           </w:rPr>
-          <w:instrText xml:space="preserve"> PAGEREF _Toc230591207 \h </w:instrText>
+          <w:instrText xml:space="preserve"> PAGEREF _Toc231489382 \h </w:instrText>
         </w:r>
         <w:r>
           <w:rPr>
@@ -2000,7 +2030,7 @@
             <w:noProof/>
             <w:webHidden/>
           </w:rPr>
-          <w:t>23</w:t>
+          <w:t>24</w:t>
         </w:r>
         <w:r>
           <w:rPr>
@@ -2017,12 +2047,13 @@
         <w:rPr>
           <w:rFonts w:asciiTheme="minorHAnsi" w:eastAsiaTheme="minorEastAsia" w:hAnsiTheme="minorHAnsi" w:cstheme="minorBidi"/>
           <w:noProof/>
-          <w:kern w:val="0"/>
-          <w:sz w:val="22"/>
-          <w:lang w:eastAsia="es-CO"/>
-        </w:rPr>
-      </w:pPr>
-      <w:hyperlink w:anchor="_Toc230591208" w:history="1">
+          <w:sz w:val="24"/>
+          <w:szCs w:val="24"/>
+          <w:lang w:eastAsia="es-CO"/>
+          <w14:ligatures w14:val="standardContextual"/>
+        </w:rPr>
+      </w:pPr>
+      <w:hyperlink w:anchor="_Toc231489383" w:history="1">
         <w:r>
           <w:rPr>
             <w:rStyle w:val="Hipervnculo"/>
@@ -2034,9 +2065,10 @@
           <w:rPr>
             <w:rFonts w:asciiTheme="minorHAnsi" w:eastAsiaTheme="minorEastAsia" w:hAnsiTheme="minorHAnsi" w:cstheme="minorBidi"/>
             <w:noProof/>
-            <w:kern w:val="0"/>
-            <w:sz w:val="22"/>
+            <w:sz w:val="24"/>
+            <w:szCs w:val="24"/>
             <w:lang w:eastAsia="es-CO"/>
+            <w14:ligatures w14:val="standardContextual"/>
           </w:rPr>
           <w:tab/>
         </w:r>
@@ -2045,7 +2077,7 @@
             <w:rStyle w:val="Hipervnculo"/>
             <w:noProof/>
           </w:rPr>
-          <w:t>Diferencias Mejora continua y plan de mejora del SG-SST</w:t>
+          <w:t>Mejora continua y plan de mejora del SG-SST</w:t>
         </w:r>
         <w:r>
           <w:rPr>
@@ -2066,7 +2098,7 @@
             <w:noProof/>
             <w:webHidden/>
           </w:rPr>
-          <w:instrText xml:space="preserve"> PAGEREF _Toc230591208 \h </w:instrText>
+          <w:instrText xml:space="preserve"> PAGEREF _Toc231489383 \h </w:instrText>
         </w:r>
         <w:r>
           <w:rPr>
@@ -2101,19 +2133,20 @@
       <w:pPr>
         <w:pStyle w:val="TDC2"/>
         <w:tabs>
-          <w:tab w:val="left" w:pos="1760"/>
+          <w:tab w:val="left" w:pos="1680"/>
           <w:tab w:val="right" w:leader="dot" w:pos="9962"/>
         </w:tabs>
         <w:spacing w:before="0" w:after="0"/>
         <w:rPr>
           <w:rFonts w:asciiTheme="minorHAnsi" w:eastAsiaTheme="minorEastAsia" w:hAnsiTheme="minorHAnsi" w:cstheme="minorBidi"/>
           <w:noProof/>
-          <w:kern w:val="0"/>
-          <w:sz w:val="22"/>
-          <w:lang w:eastAsia="es-CO"/>
-        </w:rPr>
-      </w:pPr>
-      <w:hyperlink w:anchor="_Toc230591209" w:history="1">
+          <w:sz w:val="24"/>
+          <w:szCs w:val="24"/>
+          <w:lang w:eastAsia="es-CO"/>
+          <w14:ligatures w14:val="standardContextual"/>
+        </w:rPr>
+      </w:pPr>
+      <w:hyperlink w:anchor="_Toc231489384" w:history="1">
         <w:r>
           <w:rPr>
             <w:rStyle w:val="Hipervnculo"/>
@@ -2125,9 +2158,10 @@
           <w:rPr>
             <w:rFonts w:asciiTheme="minorHAnsi" w:eastAsiaTheme="minorEastAsia" w:hAnsiTheme="minorHAnsi" w:cstheme="minorBidi"/>
             <w:noProof/>
-            <w:kern w:val="0"/>
-            <w:sz w:val="22"/>
+            <w:sz w:val="24"/>
+            <w:szCs w:val="24"/>
             <w:lang w:eastAsia="es-CO"/>
+            <w14:ligatures w14:val="standardContextual"/>
           </w:rPr>
           <w:tab/>
         </w:r>
@@ -2157,7 +2191,7 @@
             <w:noProof/>
             <w:webHidden/>
           </w:rPr>
-          <w:instrText xml:space="preserve"> PAGEREF _Toc230591209 \h </w:instrText>
+          <w:instrText xml:space="preserve"> PAGEREF _Toc231489384 \h </w:instrText>
         </w:r>
         <w:r>
           <w:rPr>
@@ -2177,7 +2211,7 @@
             <w:noProof/>
             <w:webHidden/>
           </w:rPr>
-          <w:t>25</w:t>
+          <w:t>26</w:t>
         </w:r>
         <w:r>
           <w:rPr>
@@ -2192,19 +2226,20 @@
       <w:pPr>
         <w:pStyle w:val="TDC2"/>
         <w:tabs>
-          <w:tab w:val="left" w:pos="1760"/>
+          <w:tab w:val="left" w:pos="1680"/>
           <w:tab w:val="right" w:leader="dot" w:pos="9962"/>
         </w:tabs>
         <w:spacing w:before="0" w:after="0"/>
         <w:rPr>
           <w:rFonts w:asciiTheme="minorHAnsi" w:eastAsiaTheme="minorEastAsia" w:hAnsiTheme="minorHAnsi" w:cstheme="minorBidi"/>
           <w:noProof/>
-          <w:kern w:val="0"/>
-          <w:sz w:val="22"/>
-          <w:lang w:eastAsia="es-CO"/>
-        </w:rPr>
-      </w:pPr>
-      <w:hyperlink w:anchor="_Toc230591210" w:history="1">
+          <w:sz w:val="24"/>
+          <w:szCs w:val="24"/>
+          <w:lang w:eastAsia="es-CO"/>
+          <w14:ligatures w14:val="standardContextual"/>
+        </w:rPr>
+      </w:pPr>
+      <w:hyperlink w:anchor="_Toc231489385" w:history="1">
         <w:r>
           <w:rPr>
             <w:rStyle w:val="Hipervnculo"/>
@@ -2216,9 +2251,10 @@
           <w:rPr>
             <w:rFonts w:asciiTheme="minorHAnsi" w:eastAsiaTheme="minorEastAsia" w:hAnsiTheme="minorHAnsi" w:cstheme="minorBidi"/>
             <w:noProof/>
-            <w:kern w:val="0"/>
-            <w:sz w:val="22"/>
+            <w:sz w:val="24"/>
+            <w:szCs w:val="24"/>
             <w:lang w:eastAsia="es-CO"/>
+            <w14:ligatures w14:val="standardContextual"/>
           </w:rPr>
           <w:tab/>
         </w:r>
@@ -2248,7 +2284,7 @@
             <w:noProof/>
             <w:webHidden/>
           </w:rPr>
-          <w:instrText xml:space="preserve"> PAGEREF _Toc230591210 \h </w:instrText>
+          <w:instrText xml:space="preserve"> PAGEREF _Toc231489385 \h </w:instrText>
         </w:r>
         <w:r>
           <w:rPr>
@@ -2268,7 +2304,7 @@
             <w:noProof/>
             <w:webHidden/>
           </w:rPr>
-          <w:t>27</w:t>
+          <w:t>28</w:t>
         </w:r>
         <w:r>
           <w:rPr>
@@ -2283,19 +2319,20 @@
       <w:pPr>
         <w:pStyle w:val="TDC2"/>
         <w:tabs>
-          <w:tab w:val="left" w:pos="1760"/>
+          <w:tab w:val="left" w:pos="1680"/>
           <w:tab w:val="right" w:leader="dot" w:pos="9962"/>
         </w:tabs>
         <w:spacing w:before="0" w:after="0"/>
         <w:rPr>
           <w:rFonts w:asciiTheme="minorHAnsi" w:eastAsiaTheme="minorEastAsia" w:hAnsiTheme="minorHAnsi" w:cstheme="minorBidi"/>
           <w:noProof/>
-          <w:kern w:val="0"/>
-          <w:sz w:val="22"/>
-          <w:lang w:eastAsia="es-CO"/>
-        </w:rPr>
-      </w:pPr>
-      <w:hyperlink w:anchor="_Toc230591211" w:history="1">
+          <w:sz w:val="24"/>
+          <w:szCs w:val="24"/>
+          <w:lang w:eastAsia="es-CO"/>
+          <w14:ligatures w14:val="standardContextual"/>
+        </w:rPr>
+      </w:pPr>
+      <w:hyperlink w:anchor="_Toc231489386" w:history="1">
         <w:r>
           <w:rPr>
             <w:rStyle w:val="Hipervnculo"/>
@@ -2307,9 +2344,10 @@
           <w:rPr>
             <w:rFonts w:asciiTheme="minorHAnsi" w:eastAsiaTheme="minorEastAsia" w:hAnsiTheme="minorHAnsi" w:cstheme="minorBidi"/>
             <w:noProof/>
-            <w:kern w:val="0"/>
-            <w:sz w:val="22"/>
+            <w:sz w:val="24"/>
+            <w:szCs w:val="24"/>
             <w:lang w:eastAsia="es-CO"/>
+            <w14:ligatures w14:val="standardContextual"/>
           </w:rPr>
           <w:tab/>
         </w:r>
@@ -2339,7 +2377,7 @@
             <w:noProof/>
             <w:webHidden/>
           </w:rPr>
-          <w:instrText xml:space="preserve"> PAGEREF _Toc230591211 \h </w:instrText>
+          <w:instrText xml:space="preserve"> PAGEREF _Toc231489386 \h </w:instrText>
         </w:r>
         <w:r>
           <w:rPr>
@@ -2359,7 +2397,7 @@
             <w:noProof/>
             <w:webHidden/>
           </w:rPr>
-          <w:t>29</w:t>
+          <w:t>30</w:t>
         </w:r>
         <w:r>
           <w:rPr>
@@ -2374,19 +2412,20 @@
       <w:pPr>
         <w:pStyle w:val="TDC2"/>
         <w:tabs>
-          <w:tab w:val="left" w:pos="1760"/>
+          <w:tab w:val="left" w:pos="1680"/>
           <w:tab w:val="right" w:leader="dot" w:pos="9962"/>
         </w:tabs>
         <w:spacing w:before="0" w:after="0"/>
         <w:rPr>
           <w:rFonts w:asciiTheme="minorHAnsi" w:eastAsiaTheme="minorEastAsia" w:hAnsiTheme="minorHAnsi" w:cstheme="minorBidi"/>
           <w:noProof/>
-          <w:kern w:val="0"/>
-          <w:sz w:val="22"/>
-          <w:lang w:eastAsia="es-CO"/>
-        </w:rPr>
-      </w:pPr>
-      <w:hyperlink w:anchor="_Toc230591212" w:history="1">
+          <w:sz w:val="24"/>
+          <w:szCs w:val="24"/>
+          <w:lang w:eastAsia="es-CO"/>
+          <w14:ligatures w14:val="standardContextual"/>
+        </w:rPr>
+      </w:pPr>
+      <w:hyperlink w:anchor="_Toc231489387" w:history="1">
         <w:r>
           <w:rPr>
             <w:rStyle w:val="Hipervnculo"/>
@@ -2398,9 +2437,10 @@
           <w:rPr>
             <w:rFonts w:asciiTheme="minorHAnsi" w:eastAsiaTheme="minorEastAsia" w:hAnsiTheme="minorHAnsi" w:cstheme="minorBidi"/>
             <w:noProof/>
-            <w:kern w:val="0"/>
-            <w:sz w:val="22"/>
+            <w:sz w:val="24"/>
+            <w:szCs w:val="24"/>
             <w:lang w:eastAsia="es-CO"/>
+            <w14:ligatures w14:val="standardContextual"/>
           </w:rPr>
           <w:tab/>
         </w:r>
@@ -2430,7 +2470,7 @@
             <w:noProof/>
             <w:webHidden/>
           </w:rPr>
-          <w:instrText xml:space="preserve"> PAGEREF _Toc230591212 \h </w:instrText>
+          <w:instrText xml:space="preserve"> PAGEREF _Toc231489387 \h </w:instrText>
         </w:r>
         <w:r>
           <w:rPr>
@@ -2467,12 +2507,13 @@
         <w:rPr>
           <w:rFonts w:asciiTheme="minorHAnsi" w:eastAsiaTheme="minorEastAsia" w:hAnsiTheme="minorHAnsi" w:cstheme="minorBidi"/>
           <w:noProof/>
-          <w:kern w:val="0"/>
-          <w:sz w:val="22"/>
-          <w:lang w:eastAsia="es-CO"/>
-        </w:rPr>
-      </w:pPr>
-      <w:hyperlink w:anchor="_Toc230591213" w:history="1">
+          <w:sz w:val="24"/>
+          <w:szCs w:val="24"/>
+          <w:lang w:eastAsia="es-CO"/>
+          <w14:ligatures w14:val="standardContextual"/>
+        </w:rPr>
+      </w:pPr>
+      <w:hyperlink w:anchor="_Toc231489388" w:history="1">
         <w:r>
           <w:rPr>
             <w:rStyle w:val="Hipervnculo"/>
@@ -2499,7 +2540,7 @@
             <w:noProof/>
             <w:webHidden/>
           </w:rPr>
-          <w:instrText xml:space="preserve"> PAGEREF _Toc230591213 \h </w:instrText>
+          <w:instrText xml:space="preserve"> PAGEREF _Toc231489388 \h </w:instrText>
         </w:r>
         <w:r>
           <w:rPr>
@@ -2536,12 +2577,13 @@
         <w:rPr>
           <w:rFonts w:asciiTheme="minorHAnsi" w:eastAsiaTheme="minorEastAsia" w:hAnsiTheme="minorHAnsi" w:cstheme="minorBidi"/>
           <w:noProof/>
-          <w:kern w:val="0"/>
-          <w:sz w:val="22"/>
-          <w:lang w:eastAsia="es-CO"/>
-        </w:rPr>
-      </w:pPr>
-      <w:hyperlink w:anchor="_Toc230591214" w:history="1">
+          <w:sz w:val="24"/>
+          <w:szCs w:val="24"/>
+          <w:lang w:eastAsia="es-CO"/>
+          <w14:ligatures w14:val="standardContextual"/>
+        </w:rPr>
+      </w:pPr>
+      <w:hyperlink w:anchor="_Toc231489389" w:history="1">
         <w:r>
           <w:rPr>
             <w:rStyle w:val="Hipervnculo"/>
@@ -2568,7 +2610,7 @@
             <w:noProof/>
             <w:webHidden/>
           </w:rPr>
-          <w:instrText xml:space="preserve"> PAGEREF _Toc230591214 \h </w:instrText>
+          <w:instrText xml:space="preserve"> PAGEREF _Toc231489389 \h </w:instrText>
         </w:r>
         <w:r>
           <w:rPr>
@@ -2588,7 +2630,7 @@
             <w:noProof/>
             <w:webHidden/>
           </w:rPr>
-          <w:t>37</w:t>
+          <w:t>38</w:t>
         </w:r>
         <w:r>
           <w:rPr>
@@ -2605,12 +2647,13 @@
         <w:rPr>
           <w:rFonts w:asciiTheme="minorHAnsi" w:eastAsiaTheme="minorEastAsia" w:hAnsiTheme="minorHAnsi" w:cstheme="minorBidi"/>
           <w:noProof/>
-          <w:kern w:val="0"/>
-          <w:sz w:val="22"/>
-          <w:lang w:eastAsia="es-CO"/>
-        </w:rPr>
-      </w:pPr>
-      <w:hyperlink w:anchor="_Toc230591215" w:history="1">
+          <w:sz w:val="24"/>
+          <w:szCs w:val="24"/>
+          <w:lang w:eastAsia="es-CO"/>
+          <w14:ligatures w14:val="standardContextual"/>
+        </w:rPr>
+      </w:pPr>
+      <w:hyperlink w:anchor="_Toc231489390" w:history="1">
         <w:r>
           <w:rPr>
             <w:rStyle w:val="Hipervnculo"/>
@@ -2637,7 +2680,7 @@
             <w:noProof/>
             <w:webHidden/>
           </w:rPr>
-          <w:instrText xml:space="preserve"> PAGEREF _Toc230591215 \h </w:instrText>
+          <w:instrText xml:space="preserve"> PAGEREF _Toc231489390 \h </w:instrText>
         </w:r>
         <w:r>
           <w:rPr>
@@ -2657,7 +2700,7 @@
             <w:noProof/>
             <w:webHidden/>
           </w:rPr>
-          <w:t>39</w:t>
+          <w:t>40</w:t>
         </w:r>
         <w:r>
           <w:rPr>
@@ -2674,12 +2717,13 @@
         <w:rPr>
           <w:rFonts w:asciiTheme="minorHAnsi" w:eastAsiaTheme="minorEastAsia" w:hAnsiTheme="minorHAnsi" w:cstheme="minorBidi"/>
           <w:noProof/>
-          <w:kern w:val="0"/>
-          <w:sz w:val="22"/>
-          <w:lang w:eastAsia="es-CO"/>
-        </w:rPr>
-      </w:pPr>
-      <w:hyperlink w:anchor="_Toc230591216" w:history="1">
+          <w:sz w:val="24"/>
+          <w:szCs w:val="24"/>
+          <w:lang w:eastAsia="es-CO"/>
+          <w14:ligatures w14:val="standardContextual"/>
+        </w:rPr>
+      </w:pPr>
+      <w:hyperlink w:anchor="_Toc231489391" w:history="1">
         <w:r>
           <w:rPr>
             <w:rStyle w:val="Hipervnculo"/>
@@ -2706,7 +2750,7 @@
             <w:noProof/>
             <w:webHidden/>
           </w:rPr>
-          <w:instrText xml:space="preserve"> PAGEREF _Toc230591216 \h </w:instrText>
+          <w:instrText xml:space="preserve"> PAGEREF _Toc231489391 \h </w:instrText>
         </w:r>
         <w:r>
           <w:rPr>
@@ -2726,7 +2770,7 @@
             <w:noProof/>
             <w:webHidden/>
           </w:rPr>
-          <w:t>40</w:t>
+          <w:t>41</w:t>
         </w:r>
         <w:r>
           <w:rPr>
@@ -2751,7 +2795,7 @@
         <w:fldChar w:fldCharType="end"/>
       </w:r>
       <w:bookmarkStart w:id="1" w:name="_Toc176443691"/>
-      <w:bookmarkStart w:id="2" w:name="_Toc230591193"/>
+      <w:bookmarkStart w:id="2" w:name="_Toc231489368"/>
     </w:p>
     <w:p>
       <w:pPr>
@@ -3032,7 +3076,7 @@
           <w:numId w:val="13"/>
         </w:numPr>
       </w:pPr>
-      <w:bookmarkStart w:id="3" w:name="_Toc230591194"/>
+      <w:bookmarkStart w:id="3" w:name="_Toc231489369"/>
       <w:r>
         <w:lastRenderedPageBreak/>
         <w:t>Sistema de Gestión de Seguridad y Salud en el Trabajo en Colombia</w:t>
@@ -3123,7 +3167,7 @@
       <w:pPr>
         <w:pStyle w:val="Ttulo2"/>
       </w:pPr>
-      <w:bookmarkStart w:id="4" w:name="_Toc230591195"/>
+      <w:bookmarkStart w:id="4" w:name="_Toc231489370"/>
       <w:r>
         <w:t>Concepto, alcance y estructura del SG-SST</w:t>
       </w:r>
@@ -3732,7 +3776,7 @@
         <w:pStyle w:val="Ttulo2"/>
         <w:ind w:left="709"/>
       </w:pPr>
-      <w:bookmarkStart w:id="5" w:name="_Toc230591196"/>
+      <w:bookmarkStart w:id="5" w:name="_Toc231489371"/>
       <w:r>
         <w:t>Contexto organizacional, planificación y control</w:t>
       </w:r>
@@ -4183,17 +4227,11 @@
         <w:pStyle w:val="Ttulo2"/>
         <w:ind w:left="709"/>
       </w:pPr>
-      <w:bookmarkStart w:id="6" w:name="_Toc230591197"/>
-      <w:r>
-        <w:t>Sociedad del conocimiento</w:t>
+      <w:bookmarkStart w:id="6" w:name="_Toc231489372"/>
+      <w:r>
+        <w:t>Roles, responsabilidades y documentos del SG-SST</w:t>
       </w:r>
       <w:bookmarkEnd w:id="6"/>
-      <w:r>
-        <w:t xml:space="preserve"> </w:t>
-      </w:r>
-      <w:r>
-        <w:t>Roles, responsabilidades y documentos del SG-SST</w:t>
-      </w:r>
     </w:p>
     <w:p>
       <w:pPr>
@@ -4555,6 +4593,15 @@
     </w:p>
     <w:p>
       <w:pPr>
+        <w:rPr>
+          <w:b/>
+          <w:bCs/>
+          <w:lang w:eastAsia="es-CO"/>
+        </w:rPr>
+      </w:pPr>
+    </w:p>
+    <w:p>
+      <w:pPr>
         <w:spacing w:before="0" w:after="0"/>
         <w:rPr>
           <w:b/>
@@ -4772,7 +4819,7 @@
       <w:pPr>
         <w:pStyle w:val="Ttulo2"/>
       </w:pPr>
-      <w:bookmarkStart w:id="7" w:name="_Toc230591198"/>
+      <w:bookmarkStart w:id="7" w:name="_Toc231489373"/>
       <w:r>
         <w:t>Importancia de la seguridad y salud en el trabajo</w:t>
       </w:r>
@@ -5319,7 +5366,7 @@
           <w:numId w:val="13"/>
         </w:numPr>
       </w:pPr>
-      <w:bookmarkStart w:id="8" w:name="_Toc230591199"/>
+      <w:bookmarkStart w:id="8" w:name="_Toc231489374"/>
       <w:r>
         <w:lastRenderedPageBreak/>
         <w:t>Marco normativo, responsabilidades y lineamientos del SG-SST</w:t>
@@ -5350,7 +5397,7 @@
       <w:pPr>
         <w:pStyle w:val="Ttulo2"/>
       </w:pPr>
-      <w:bookmarkStart w:id="9" w:name="_Toc230591200"/>
+      <w:bookmarkStart w:id="9" w:name="_Toc231489375"/>
       <w:r>
         <w:t>Normativa en SST nacional y de la Comunidad Andina</w:t>
       </w:r>
@@ -6111,7 +6158,7 @@
       <w:pPr>
         <w:pStyle w:val="Ttulo2"/>
       </w:pPr>
-      <w:bookmarkStart w:id="10" w:name="_Toc230591201"/>
+      <w:bookmarkStart w:id="10" w:name="_Toc231489376"/>
       <w:r>
         <w:t>Matriz de requisitos legales y régimen sancionatorio en SST</w:t>
       </w:r>
@@ -6354,7 +6401,7 @@
           <w:szCs w:val="36"/>
         </w:rPr>
       </w:pPr>
-      <w:bookmarkStart w:id="11" w:name="_Toc230591202"/>
+      <w:bookmarkStart w:id="11" w:name="_Toc231489377"/>
       <w:r>
         <w:lastRenderedPageBreak/>
         <w:t>Responsabilidades legales y estándares mínimos del SG-SST</w:t>
@@ -6636,7 +6683,7 @@
           <w:numId w:val="13"/>
         </w:numPr>
       </w:pPr>
-      <w:bookmarkStart w:id="12" w:name="_Toc230591203"/>
+      <w:bookmarkStart w:id="12" w:name="_Toc231489378"/>
       <w:r>
         <w:lastRenderedPageBreak/>
         <w:t>Gestión, seguimiento y medición del SG-SST</w:t>
@@ -6664,7 +6711,7 @@
       <w:pPr>
         <w:pStyle w:val="Ttulo2"/>
       </w:pPr>
-      <w:bookmarkStart w:id="13" w:name="_Toc230591204"/>
+      <w:bookmarkStart w:id="13" w:name="_Toc231489379"/>
       <w:r>
         <w:t>Identificación de peligros y evaluación de riesgos</w:t>
       </w:r>
@@ -7172,7 +7219,7 @@
           <w:szCs w:val="22"/>
         </w:rPr>
       </w:pPr>
-      <w:bookmarkStart w:id="14" w:name="_Toc230591205"/>
+      <w:bookmarkStart w:id="14" w:name="_Toc231489380"/>
       <w:r>
         <w:t>Condiciones de trabajo y condiciones de salud</w:t>
       </w:r>
@@ -7770,7 +7817,7 @@
       <w:pPr>
         <w:pStyle w:val="Ttulo2"/>
       </w:pPr>
-      <w:bookmarkStart w:id="16" w:name="_Toc230591206"/>
+      <w:bookmarkStart w:id="16" w:name="_Toc231489381"/>
       <w:r>
         <w:t>Instrumentos de seguimiento, medición e indicadores</w:t>
       </w:r>
@@ -8615,7 +8662,7 @@
       <w:pPr>
         <w:pStyle w:val="Ttulo2"/>
       </w:pPr>
-      <w:bookmarkStart w:id="17" w:name="_Toc230591207"/>
+      <w:bookmarkStart w:id="17" w:name="_Toc231489382"/>
       <w:r>
         <w:t>Autoevaluación y protocolos de bioseguridad</w:t>
       </w:r>
@@ -9048,7 +9095,7 @@
           <w:numId w:val="13"/>
         </w:numPr>
       </w:pPr>
-      <w:bookmarkStart w:id="18" w:name="_Toc230591208"/>
+      <w:bookmarkStart w:id="18" w:name="_Toc231489383"/>
       <w:r>
         <w:lastRenderedPageBreak/>
         <w:t>Mejora continua y plan de mejora del SG-SST</w:t>
@@ -9103,7 +9150,7 @@
       <w:pPr>
         <w:pStyle w:val="Ttulo2"/>
       </w:pPr>
-      <w:bookmarkStart w:id="19" w:name="_Toc230591209"/>
+      <w:bookmarkStart w:id="19" w:name="_Toc231489384"/>
       <w:r>
         <w:t>Diagnóstico del sistema y auditorías internas</w:t>
       </w:r>
@@ -9909,7 +9956,7 @@
       <w:pPr>
         <w:pStyle w:val="Ttulo2"/>
       </w:pPr>
-      <w:bookmarkStart w:id="20" w:name="_Toc230591210"/>
+      <w:bookmarkStart w:id="20" w:name="_Toc231489385"/>
       <w:r>
         <w:t>No conformidades y análisis de hallazgos</w:t>
       </w:r>
@@ -10625,7 +10672,7 @@
       <w:pPr>
         <w:pStyle w:val="Ttulo2"/>
       </w:pPr>
-      <w:bookmarkStart w:id="21" w:name="_Toc230591211"/>
+      <w:bookmarkStart w:id="21" w:name="_Toc231489386"/>
       <w:r>
         <w:t>Acciones correctivas y preventivas</w:t>
       </w:r>
@@ -11098,7 +11145,7 @@
       <w:pPr>
         <w:pStyle w:val="Ttulo2"/>
       </w:pPr>
-      <w:bookmarkStart w:id="22" w:name="_Toc230591212"/>
+      <w:bookmarkStart w:id="22" w:name="_Toc231489387"/>
       <w:r>
         <w:lastRenderedPageBreak/>
         <w:t>Plan de trabajo anual e informes de mejora</w:t>
@@ -12705,7 +12752,7 @@
       <w:pPr>
         <w:pStyle w:val="Ttulo1"/>
       </w:pPr>
-      <w:bookmarkStart w:id="23" w:name="_Toc230591213"/>
+      <w:bookmarkStart w:id="23" w:name="_Toc231489388"/>
       <w:r>
         <w:lastRenderedPageBreak/>
         <w:t>Síntesis</w:t>
@@ -12983,7 +13030,7 @@
         <w:pStyle w:val="Ttulo1"/>
       </w:pPr>
       <w:bookmarkStart w:id="24" w:name="_Toc176443725"/>
-      <w:bookmarkStart w:id="25" w:name="_Toc230591214"/>
+      <w:bookmarkStart w:id="25" w:name="_Toc231489389"/>
       <w:r>
         <w:lastRenderedPageBreak/>
         <w:t>Glosario</w:t>
@@ -13529,7 +13576,7 @@
         <w:pStyle w:val="Ttulo1"/>
       </w:pPr>
       <w:bookmarkStart w:id="26" w:name="_Toc176443726"/>
-      <w:bookmarkStart w:id="27" w:name="_Toc230591215"/>
+      <w:bookmarkStart w:id="27" w:name="_Toc231489390"/>
       <w:r>
         <w:lastRenderedPageBreak/>
         <w:t>Referencias bibliográficas</w:t>
@@ -13582,21 +13629,23 @@
           <w:rFonts w:cs="Calibri"/>
           <w:lang w:val="es-MX" w:eastAsia="es-CO"/>
         </w:rPr>
-        <w:t>Congreso de Colombia. (2012). Ley 1562 de 2012</w:t>
-      </w:r>
-      <w:r>
+        <w:t>Congreso de Colombia. (2012). Ley 1562 de 2012, por la cual se modifica el Sistema de Riesgos Laborales. Diario Oficial.</w:t>
+      </w:r>
+    </w:p>
+    <w:p>
+      <w:pPr>
+        <w:spacing w:before="0" w:after="0"/>
         <w:rPr>
           <w:rFonts w:cs="Calibri"/>
           <w:lang w:val="es-MX" w:eastAsia="es-CO"/>
         </w:rPr>
-        <w:t>,</w:t>
-      </w:r>
+      </w:pPr>
       <w:r>
         <w:rPr>
           <w:rFonts w:cs="Calibri"/>
           <w:lang w:val="es-MX" w:eastAsia="es-CO"/>
         </w:rPr>
-        <w:t xml:space="preserve"> por la cual se modifica el Sistema de Riesgos Laborales. Diario Oficial.</w:t>
+        <w:t>Correa Chaparro, C. G. (2022). Sistema integrado de gestión en seguridad y salud en el trabajo. ECOE Ediciones.</w:t>
       </w:r>
     </w:p>
     <w:p>
@@ -13612,7 +13661,7 @@
           <w:rFonts w:cs="Calibri"/>
           <w:lang w:val="es-MX" w:eastAsia="es-CO"/>
         </w:rPr>
-        <w:t>Correa Chaparro, C. G. (2022). Sistema integrado de gestión en seguridad y salud en el trabajo. ECOE Ediciones.</w:t>
+        <w:t>Ministerio del Trabajo. (2025). Circular 0047 de 2025, por la cual se imparten lineamientos en materia de seguridad y salud en el trabajo.</w:t>
       </w:r>
     </w:p>
     <w:p>
@@ -13628,21 +13677,23 @@
           <w:rFonts w:cs="Calibri"/>
           <w:lang w:val="es-MX" w:eastAsia="es-CO"/>
         </w:rPr>
-        <w:t>Ministerio del Trabajo. (2025). Circular 0047 de 2025</w:t>
-      </w:r>
-      <w:r>
+        <w:t>Ministerio del Trabajo de Colombia. (2015). Decreto 1072 de 2015: Decreto Único Reglamentario del Sector Trabajo.</w:t>
+      </w:r>
+    </w:p>
+    <w:p>
+      <w:pPr>
+        <w:spacing w:before="0" w:after="0"/>
         <w:rPr>
           <w:rFonts w:cs="Calibri"/>
           <w:lang w:val="es-MX" w:eastAsia="es-CO"/>
         </w:rPr>
-        <w:t>,</w:t>
-      </w:r>
+      </w:pPr>
       <w:r>
         <w:rPr>
           <w:rFonts w:cs="Calibri"/>
           <w:lang w:val="es-MX" w:eastAsia="es-CO"/>
         </w:rPr>
-        <w:t xml:space="preserve"> por la cual se imparten lineamientos en materia de seguridad y salud en el trabajo.</w:t>
+        <w:t>Ministerio del Trabajo de Colombia. (2019). Resolución 0312 de 2019: Estándares mínimos del SG-SST.</w:t>
       </w:r>
     </w:p>
     <w:p>
@@ -13658,7 +13709,7 @@
           <w:rFonts w:cs="Calibri"/>
           <w:lang w:val="es-MX" w:eastAsia="es-CO"/>
         </w:rPr>
-        <w:t>Ministerio del Trabajo de Colombia. (2015). Decreto 1072 de 2015: Decreto Único Reglamentario del Sector Trabajo.</w:t>
+        <w:t>Organización Internacional del Trabajo. (2022). Seguridad y salud en el trabajo: principios y buenas prácticas. OIT.</w:t>
       </w:r>
     </w:p>
     <w:p>
@@ -13674,7 +13725,7 @@
           <w:rFonts w:cs="Calibri"/>
           <w:lang w:val="es-MX" w:eastAsia="es-CO"/>
         </w:rPr>
-        <w:t>Ministerio del Trabajo de Colombia. (2019). Resolución 0312 de 2019: Estándares mínimos del SG-SST.</w:t>
+        <w:t>Servicio Nacional de Aprendizaje (SENA). (2025). Sistema de gestión de seguridad y salud en el trabajo en Colombia: contenido del curso. Material de formación interna.</w:t>
       </w:r>
     </w:p>
     <w:p>
@@ -13690,39 +13741,39 @@
           <w:rFonts w:cs="Calibri"/>
           <w:lang w:val="es-MX" w:eastAsia="es-CO"/>
         </w:rPr>
-        <w:t>Organización Internacional del Trabajo. (2022). Seguridad y salud en el trabajo: principios y buenas prácticas. OIT.</w:t>
-      </w:r>
-    </w:p>
-    <w:p>
-      <w:pPr>
-        <w:spacing w:before="0" w:after="0"/>
+        <w:t xml:space="preserve">Vera Méndez, D. M., Laguado Ramírez, R. I., &amp; Flórez Serrano, E. G. (2021). </w:t>
+      </w:r>
+      <w:proofErr w:type="spellStart"/>
+      <w:r>
         <w:rPr>
           <w:rFonts w:cs="Calibri"/>
           <w:lang w:val="es-MX" w:eastAsia="es-CO"/>
         </w:rPr>
-      </w:pPr>
+        <w:t>Relationship</w:t>
+      </w:r>
+      <w:proofErr w:type="spellEnd"/>
       <w:r>
         <w:rPr>
           <w:rFonts w:cs="Calibri"/>
           <w:lang w:val="es-MX" w:eastAsia="es-CO"/>
         </w:rPr>
-        <w:t>Servicio Nacional de Aprendizaje (SENA). (2025). Sistema de gestión de seguridad y salud en el trabajo en Colombia: contenido del curso. Material de formación interna.</w:t>
-      </w:r>
-    </w:p>
-    <w:p>
-      <w:pPr>
-        <w:spacing w:before="0" w:after="0"/>
+        <w:t xml:space="preserve"> </w:t>
+      </w:r>
+      <w:proofErr w:type="spellStart"/>
+      <w:r>
         <w:rPr>
           <w:rFonts w:cs="Calibri"/>
           <w:lang w:val="es-MX" w:eastAsia="es-CO"/>
         </w:rPr>
-      </w:pPr>
+        <w:t>of</w:t>
+      </w:r>
+      <w:proofErr w:type="spellEnd"/>
       <w:r>
         <w:rPr>
           <w:rFonts w:cs="Calibri"/>
           <w:lang w:val="es-MX" w:eastAsia="es-CO"/>
         </w:rPr>
-        <w:t xml:space="preserve">Vera Méndez, D. M., Laguado Ramírez, R. I., &amp; Flórez Serrano, E. G. (2021). </w:t>
+        <w:t xml:space="preserve"> </w:t>
       </w:r>
       <w:proofErr w:type="spellStart"/>
       <w:r>
@@ -13730,7 +13781,7 @@
           <w:rFonts w:cs="Calibri"/>
           <w:lang w:val="es-MX" w:eastAsia="es-CO"/>
         </w:rPr>
-        <w:t>Relationship</w:t>
+        <w:t>the</w:t>
       </w:r>
       <w:proofErr w:type="spellEnd"/>
       <w:r>
@@ -13738,6 +13789,38 @@
           <w:rFonts w:cs="Calibri"/>
           <w:lang w:val="es-MX" w:eastAsia="es-CO"/>
         </w:rPr>
+        <w:t xml:space="preserve"> PDCA </w:t>
+      </w:r>
+      <w:proofErr w:type="spellStart"/>
+      <w:r>
+        <w:rPr>
+          <w:rFonts w:cs="Calibri"/>
+          <w:lang w:val="es-MX" w:eastAsia="es-CO"/>
+        </w:rPr>
+        <w:t>cycle</w:t>
+      </w:r>
+      <w:proofErr w:type="spellEnd"/>
+      <w:r>
+        <w:rPr>
+          <w:rFonts w:cs="Calibri"/>
+          <w:lang w:val="es-MX" w:eastAsia="es-CO"/>
+        </w:rPr>
+        <w:t xml:space="preserve"> in </w:t>
+      </w:r>
+      <w:proofErr w:type="spellStart"/>
+      <w:r>
+        <w:rPr>
+          <w:rFonts w:cs="Calibri"/>
+          <w:lang w:val="es-MX" w:eastAsia="es-CO"/>
+        </w:rPr>
+        <w:t>occupational</w:t>
+      </w:r>
+      <w:proofErr w:type="spellEnd"/>
+      <w:r>
+        <w:rPr>
+          <w:rFonts w:cs="Calibri"/>
+          <w:lang w:val="es-MX" w:eastAsia="es-CO"/>
+        </w:rPr>
         <w:t xml:space="preserve"> </w:t>
       </w:r>
       <w:proofErr w:type="spellStart"/>
@@ -13746,6 +13829,54 @@
           <w:rFonts w:cs="Calibri"/>
           <w:lang w:val="es-MX" w:eastAsia="es-CO"/>
         </w:rPr>
+        <w:t>health</w:t>
+      </w:r>
+      <w:proofErr w:type="spellEnd"/>
+      <w:r>
+        <w:rPr>
+          <w:rFonts w:cs="Calibri"/>
+          <w:lang w:val="es-MX" w:eastAsia="es-CO"/>
+        </w:rPr>
+        <w:t xml:space="preserve"> and safety </w:t>
+      </w:r>
+      <w:proofErr w:type="spellStart"/>
+      <w:r>
+        <w:rPr>
+          <w:rFonts w:cs="Calibri"/>
+          <w:lang w:val="es-MX" w:eastAsia="es-CO"/>
+        </w:rPr>
+        <w:t>management</w:t>
+      </w:r>
+      <w:proofErr w:type="spellEnd"/>
+      <w:r>
+        <w:rPr>
+          <w:rFonts w:cs="Calibri"/>
+          <w:lang w:val="es-MX" w:eastAsia="es-CO"/>
+        </w:rPr>
+        <w:t xml:space="preserve">. International </w:t>
+      </w:r>
+      <w:proofErr w:type="spellStart"/>
+      <w:r>
+        <w:rPr>
+          <w:rFonts w:cs="Calibri"/>
+          <w:lang w:val="es-MX" w:eastAsia="es-CO"/>
+        </w:rPr>
+        <w:t>Journal</w:t>
+      </w:r>
+      <w:proofErr w:type="spellEnd"/>
+      <w:r>
+        <w:rPr>
+          <w:rFonts w:cs="Calibri"/>
+          <w:lang w:val="es-MX" w:eastAsia="es-CO"/>
+        </w:rPr>
+        <w:t xml:space="preserve"> </w:t>
+      </w:r>
+      <w:proofErr w:type="spellStart"/>
+      <w:r>
+        <w:rPr>
+          <w:rFonts w:cs="Calibri"/>
+          <w:lang w:val="es-MX" w:eastAsia="es-CO"/>
+        </w:rPr>
         <w:t>of</w:t>
       </w:r>
       <w:proofErr w:type="spellEnd"/>
@@ -13762,7 +13893,7 @@
           <w:rFonts w:cs="Calibri"/>
           <w:lang w:val="es-MX" w:eastAsia="es-CO"/>
         </w:rPr>
-        <w:t>the</w:t>
+        <w:t>Engineering</w:t>
       </w:r>
       <w:proofErr w:type="spellEnd"/>
       <w:r>
@@ -13770,7 +13901,7 @@
           <w:rFonts w:cs="Calibri"/>
           <w:lang w:val="es-MX" w:eastAsia="es-CO"/>
         </w:rPr>
-        <w:t xml:space="preserve"> PDCA </w:t>
+        <w:t xml:space="preserve"> </w:t>
       </w:r>
       <w:proofErr w:type="spellStart"/>
       <w:r>
@@ -13778,7 +13909,7 @@
           <w:rFonts w:cs="Calibri"/>
           <w:lang w:val="es-MX" w:eastAsia="es-CO"/>
         </w:rPr>
-        <w:t>cycle</w:t>
+        <w:t>Research</w:t>
       </w:r>
       <w:proofErr w:type="spellEnd"/>
       <w:r>
@@ -13786,7 +13917,7 @@
           <w:rFonts w:cs="Calibri"/>
           <w:lang w:val="es-MX" w:eastAsia="es-CO"/>
         </w:rPr>
-        <w:t xml:space="preserve"> in </w:t>
+        <w:t xml:space="preserve"> &amp; </w:t>
       </w:r>
       <w:proofErr w:type="spellStart"/>
       <w:r>
@@ -13794,7 +13925,7 @@
           <w:rFonts w:cs="Calibri"/>
           <w:lang w:val="es-MX" w:eastAsia="es-CO"/>
         </w:rPr>
-        <w:t>occupational</w:t>
+        <w:t>Technology</w:t>
       </w:r>
       <w:proofErr w:type="spellEnd"/>
       <w:r>
@@ -13802,128 +13933,16 @@
           <w:rFonts w:cs="Calibri"/>
           <w:lang w:val="es-MX" w:eastAsia="es-CO"/>
         </w:rPr>
-        <w:t xml:space="preserve"> </w:t>
-      </w:r>
-      <w:proofErr w:type="spellStart"/>
-      <w:r>
+        <w:t>, 14(8), 1-8.</w:t>
+      </w:r>
+    </w:p>
+    <w:p>
+      <w:pPr>
+        <w:spacing w:before="0" w:after="0"/>
         <w:rPr>
           <w:rFonts w:cs="Calibri"/>
           <w:lang w:val="es-MX" w:eastAsia="es-CO"/>
         </w:rPr>
-        <w:t>health</w:t>
-      </w:r>
-      <w:proofErr w:type="spellEnd"/>
-      <w:r>
-        <w:rPr>
-          <w:rFonts w:cs="Calibri"/>
-          <w:lang w:val="es-MX" w:eastAsia="es-CO"/>
-        </w:rPr>
-        <w:t xml:space="preserve"> and safety </w:t>
-      </w:r>
-      <w:proofErr w:type="spellStart"/>
-      <w:r>
-        <w:rPr>
-          <w:rFonts w:cs="Calibri"/>
-          <w:lang w:val="es-MX" w:eastAsia="es-CO"/>
-        </w:rPr>
-        <w:t>management</w:t>
-      </w:r>
-      <w:proofErr w:type="spellEnd"/>
-      <w:r>
-        <w:rPr>
-          <w:rFonts w:cs="Calibri"/>
-          <w:lang w:val="es-MX" w:eastAsia="es-CO"/>
-        </w:rPr>
-        <w:t xml:space="preserve">. International </w:t>
-      </w:r>
-      <w:proofErr w:type="spellStart"/>
-      <w:r>
-        <w:rPr>
-          <w:rFonts w:cs="Calibri"/>
-          <w:lang w:val="es-MX" w:eastAsia="es-CO"/>
-        </w:rPr>
-        <w:t>Journal</w:t>
-      </w:r>
-      <w:proofErr w:type="spellEnd"/>
-      <w:r>
-        <w:rPr>
-          <w:rFonts w:cs="Calibri"/>
-          <w:lang w:val="es-MX" w:eastAsia="es-CO"/>
-        </w:rPr>
-        <w:t xml:space="preserve"> </w:t>
-      </w:r>
-      <w:proofErr w:type="spellStart"/>
-      <w:r>
-        <w:rPr>
-          <w:rFonts w:cs="Calibri"/>
-          <w:lang w:val="es-MX" w:eastAsia="es-CO"/>
-        </w:rPr>
-        <w:t>of</w:t>
-      </w:r>
-      <w:proofErr w:type="spellEnd"/>
-      <w:r>
-        <w:rPr>
-          <w:rFonts w:cs="Calibri"/>
-          <w:lang w:val="es-MX" w:eastAsia="es-CO"/>
-        </w:rPr>
-        <w:t xml:space="preserve"> </w:t>
-      </w:r>
-      <w:proofErr w:type="spellStart"/>
-      <w:r>
-        <w:rPr>
-          <w:rFonts w:cs="Calibri"/>
-          <w:lang w:val="es-MX" w:eastAsia="es-CO"/>
-        </w:rPr>
-        <w:t>Engineering</w:t>
-      </w:r>
-      <w:proofErr w:type="spellEnd"/>
-      <w:r>
-        <w:rPr>
-          <w:rFonts w:cs="Calibri"/>
-          <w:lang w:val="es-MX" w:eastAsia="es-CO"/>
-        </w:rPr>
-        <w:t xml:space="preserve"> </w:t>
-      </w:r>
-      <w:proofErr w:type="spellStart"/>
-      <w:r>
-        <w:rPr>
-          <w:rFonts w:cs="Calibri"/>
-          <w:lang w:val="es-MX" w:eastAsia="es-CO"/>
-        </w:rPr>
-        <w:t>Research</w:t>
-      </w:r>
-      <w:proofErr w:type="spellEnd"/>
-      <w:r>
-        <w:rPr>
-          <w:rFonts w:cs="Calibri"/>
-          <w:lang w:val="es-MX" w:eastAsia="es-CO"/>
-        </w:rPr>
-        <w:t xml:space="preserve"> &amp; </w:t>
-      </w:r>
-      <w:proofErr w:type="spellStart"/>
-      <w:r>
-        <w:rPr>
-          <w:rFonts w:cs="Calibri"/>
-          <w:lang w:val="es-MX" w:eastAsia="es-CO"/>
-        </w:rPr>
-        <w:t>Technology</w:t>
-      </w:r>
-      <w:proofErr w:type="spellEnd"/>
-      <w:r>
-        <w:rPr>
-          <w:rFonts w:cs="Calibri"/>
-          <w:lang w:val="es-MX" w:eastAsia="es-CO"/>
-        </w:rPr>
-        <w:t>, 14(8), 1-8.</w:t>
-      </w:r>
-    </w:p>
-    <w:p>
-      <w:pPr>
-        <w:spacing w:before="0" w:after="0"/>
-        <w:rPr>
-          <w:rFonts w:cs="Calibri"/>
-          <w:lang w:val="es-MX" w:eastAsia="es-CO"/>
-        </w:rPr>
       </w:pPr>
     </w:p>
     <w:p>
@@ -13931,7 +13950,7 @@
         <w:pStyle w:val="Ttulo1"/>
       </w:pPr>
       <w:bookmarkStart w:id="28" w:name="_Toc176443727"/>
-      <w:bookmarkStart w:id="29" w:name="_Toc230591216"/>
+      <w:bookmarkStart w:id="29" w:name="_Toc231489391"/>
       <w:r>
         <w:lastRenderedPageBreak/>
         <w:t>Créditos</w:t>
@@ -14178,6 +14197,7 @@
         <w:tc>
           <w:tcPr>
             <w:tcW w:w="2830" w:type="dxa"/>
+            <w:vAlign w:val="center"/>
           </w:tcPr>
           <w:p>
             <w:pPr>
@@ -14190,11 +14210,21 @@
                 <w:szCs w:val="28"/>
               </w:rPr>
             </w:pPr>
+            <w:r>
+              <w:rPr>
+                <w:b/>
+                <w:bCs/>
+                <w:sz w:val="28"/>
+                <w:szCs w:val="28"/>
+              </w:rPr>
+              <w:t>Laura Paola Gelvez Manosalva</w:t>
+            </w:r>
           </w:p>
         </w:tc>
         <w:tc>
           <w:tcPr>
             <w:tcW w:w="3402" w:type="dxa"/>
+            <w:vAlign w:val="center"/>
           </w:tcPr>
           <w:p>
             <w:pPr>
@@ -14210,13 +14240,14 @@
                 <w:sz w:val="28"/>
                 <w:szCs w:val="28"/>
               </w:rPr>
-              <w:t>Experto temático</w:t>
+              <w:t>Evaluadora de contenidos inclusivos y accesibles</w:t>
             </w:r>
           </w:p>
         </w:tc>
         <w:tc>
           <w:tcPr>
             <w:tcW w:w="3828" w:type="dxa"/>
+            <w:vAlign w:val="center"/>
           </w:tcPr>
           <w:p>
             <w:pPr>
@@ -14241,6 +14272,7 @@
         <w:tc>
           <w:tcPr>
             <w:tcW w:w="2830" w:type="dxa"/>
+            <w:vAlign w:val="center"/>
           </w:tcPr>
           <w:p>
             <w:pPr>
@@ -14253,11 +14285,21 @@
                 <w:szCs w:val="28"/>
               </w:rPr>
             </w:pPr>
+            <w:r>
+              <w:rPr>
+                <w:b/>
+                <w:bCs/>
+                <w:sz w:val="28"/>
+                <w:szCs w:val="28"/>
+              </w:rPr>
+              <w:t>Yuly Andrea Rey Quiñonez</w:t>
+            </w:r>
           </w:p>
         </w:tc>
         <w:tc>
           <w:tcPr>
             <w:tcW w:w="3402" w:type="dxa"/>
+            <w:vAlign w:val="center"/>
           </w:tcPr>
           <w:p>
             <w:pPr>
@@ -14273,13 +14315,14 @@
                 <w:sz w:val="28"/>
                 <w:szCs w:val="28"/>
               </w:rPr>
-              <w:t>Evaluadora instruccional</w:t>
+              <w:t>Diseñadora de contenidos</w:t>
             </w:r>
           </w:p>
         </w:tc>
         <w:tc>
           <w:tcPr>
             <w:tcW w:w="3828" w:type="dxa"/>
+            <w:vAlign w:val="center"/>
           </w:tcPr>
           <w:p>
             <w:pPr>
@@ -14307,6 +14350,7 @@
         <w:tc>
           <w:tcPr>
             <w:tcW w:w="2830" w:type="dxa"/>
+            <w:vAlign w:val="center"/>
           </w:tcPr>
           <w:p>
             <w:pPr>
@@ -14326,13 +14370,14 @@
                 <w:sz w:val="28"/>
                 <w:szCs w:val="28"/>
               </w:rPr>
-              <w:t>Yuly Andrea Rey Quiñonez</w:t>
+              <w:t>Andrea Paola Botello De la Rosa</w:t>
             </w:r>
           </w:p>
         </w:tc>
         <w:tc>
           <w:tcPr>
             <w:tcW w:w="3402" w:type="dxa"/>
+            <w:vAlign w:val="center"/>
           </w:tcPr>
           <w:p>
             <w:pPr>
@@ -14348,13 +14393,34 @@
                 <w:sz w:val="28"/>
                 <w:szCs w:val="28"/>
               </w:rPr>
-              <w:t>Diseñadora de contenidos</w:t>
-            </w:r>
+              <w:t>Desarrolladora </w:t>
+            </w:r>
+            <w:r>
+              <w:rPr>
+                <w:i/>
+                <w:iCs/>
+                <w:sz w:val="28"/>
+                <w:szCs w:val="28"/>
+              </w:rPr>
+              <w:t xml:space="preserve">full </w:t>
+            </w:r>
+            <w:proofErr w:type="spellStart"/>
+            <w:r>
+              <w:rPr>
+                <w:i/>
+                <w:iCs/>
+                <w:sz w:val="28"/>
+                <w:szCs w:val="28"/>
+              </w:rPr>
+              <w:t>stack</w:t>
+            </w:r>
+            <w:proofErr w:type="spellEnd"/>
           </w:p>
         </w:tc>
         <w:tc>
           <w:tcPr>
             <w:tcW w:w="3828" w:type="dxa"/>
+            <w:vAlign w:val="center"/>
           </w:tcPr>
           <w:p>
             <w:pPr>
@@ -14379,6 +14445,7 @@
         <w:tc>
           <w:tcPr>
             <w:tcW w:w="2830" w:type="dxa"/>
+            <w:vAlign w:val="center"/>
           </w:tcPr>
           <w:p>
             <w:pPr>
@@ -14398,13 +14465,14 @@
                 <w:sz w:val="28"/>
                 <w:szCs w:val="28"/>
               </w:rPr>
-              <w:t>Andrea Paola Botello De la Rosa</w:t>
+              <w:t>Johann Sebastián Teran Carvajal</w:t>
             </w:r>
           </w:p>
         </w:tc>
         <w:tc>
           <w:tcPr>
             <w:tcW w:w="3402" w:type="dxa"/>
+            <w:vAlign w:val="center"/>
           </w:tcPr>
           <w:p>
             <w:pPr>
@@ -14420,21 +14488,14 @@
                 <w:sz w:val="28"/>
                 <w:szCs w:val="28"/>
               </w:rPr>
-              <w:t xml:space="preserve">Desarrolladora </w:t>
-            </w:r>
-            <w:r>
-              <w:rPr>
-                <w:rStyle w:val="Extranjerismo"/>
-                <w:sz w:val="28"/>
-                <w:szCs w:val="28"/>
-              </w:rPr>
-              <w:t>full stack</w:t>
+              <w:t>Animador y productor audiovisual</w:t>
             </w:r>
           </w:p>
         </w:tc>
         <w:tc>
           <w:tcPr>
             <w:tcW w:w="3828" w:type="dxa"/>
+            <w:vAlign w:val="center"/>
           </w:tcPr>
           <w:p>
             <w:pPr>
@@ -14481,7 +14542,7 @@
                 <w:sz w:val="28"/>
                 <w:szCs w:val="28"/>
               </w:rPr>
-              <w:t>Johann Sebastián Terán Carvajal</w:t>
+              <w:t>Erika Daniela Manrique Rueda</w:t>
             </w:r>
           </w:p>
         </w:tc>
@@ -14503,7 +14564,7 @@
                 <w:sz w:val="28"/>
                 <w:szCs w:val="28"/>
               </w:rPr>
-              <w:t>Animador y productor audiovisual</w:t>
+              <w:t>Validadora y vinculadora de recursos educativos digitales</w:t>
             </w:r>
           </w:p>
         </w:tc>
@@ -14531,81 +14592,6 @@
         </w:tc>
       </w:tr>
       <w:tr>
-        <w:tc>
-          <w:tcPr>
-            <w:tcW w:w="2830" w:type="dxa"/>
-          </w:tcPr>
-          <w:p>
-            <w:pPr>
-              <w:pStyle w:val="TextoTablas"/>
-              <w:spacing w:before="0" w:after="0" w:line="360" w:lineRule="auto"/>
-              <w:rPr>
-                <w:b/>
-                <w:bCs/>
-                <w:sz w:val="28"/>
-                <w:szCs w:val="28"/>
-              </w:rPr>
-            </w:pPr>
-            <w:r>
-              <w:rPr>
-                <w:b/>
-                <w:bCs/>
-                <w:sz w:val="28"/>
-                <w:szCs w:val="28"/>
-              </w:rPr>
-              <w:t>Erika Daniela Manrique Rueda</w:t>
-            </w:r>
-          </w:p>
-        </w:tc>
-        <w:tc>
-          <w:tcPr>
-            <w:tcW w:w="3402" w:type="dxa"/>
-          </w:tcPr>
-          <w:p>
-            <w:pPr>
-              <w:pStyle w:val="TextoTablas"/>
-              <w:spacing w:before="0" w:after="0" w:line="360" w:lineRule="auto"/>
-              <w:rPr>
-                <w:sz w:val="28"/>
-                <w:szCs w:val="28"/>
-              </w:rPr>
-            </w:pPr>
-            <w:r>
-              <w:rPr>
-                <w:sz w:val="28"/>
-                <w:szCs w:val="28"/>
-              </w:rPr>
-              <w:t>Validadora y vinculadora de recursos educativos digitales</w:t>
-            </w:r>
-          </w:p>
-        </w:tc>
-        <w:tc>
-          <w:tcPr>
-            <w:tcW w:w="3828" w:type="dxa"/>
-          </w:tcPr>
-          <w:p>
-            <w:pPr>
-              <w:pStyle w:val="TextoTablas"/>
-              <w:spacing w:before="0" w:after="0" w:line="360" w:lineRule="auto"/>
-              <w:rPr>
-                <w:sz w:val="28"/>
-                <w:szCs w:val="28"/>
-              </w:rPr>
-            </w:pPr>
-            <w:r>
-              <w:rPr>
-                <w:sz w:val="28"/>
-                <w:szCs w:val="28"/>
-              </w:rPr>
-              <w:t>Centro Agroturístico - Regional Santander</w:t>
-            </w:r>
-          </w:p>
-        </w:tc>
-      </w:tr>
-      <w:tr>
-        <w:trPr>
-          <w:cnfStyle w:val="000000100000" w:firstRow="0" w:lastRow="0" w:firstColumn="0" w:lastColumn="0" w:oddVBand="0" w:evenVBand="0" w:oddHBand="1" w:evenHBand="0" w:firstRowFirstColumn="0" w:firstRowLastColumn="0" w:lastRowFirstColumn="0" w:lastRowLastColumn="0"/>
-        </w:trPr>
         <w:tc>
           <w:tcPr>
             <w:tcW w:w="2830" w:type="dxa"/>
@@ -19645,7 +19631,6 @@
   <w:style w:type="character" w:default="1" w:styleId="Fuentedeprrafopredeter">
     <w:name w:val="Default Paragraph Font"/>
     <w:uiPriority w:val="1"/>
-    <w:semiHidden/>
     <w:unhideWhenUsed/>
   </w:style>
   <w:style w:type="table" w:default="1" w:styleId="Tablanormal">
@@ -20896,6 +20881,30 @@
 </file>
 
 <file path=customXml/item1.xml><?xml version="1.0" encoding="utf-8"?>
+<p:properties xmlns:p="http://schemas.microsoft.com/office/2006/metadata/properties" xmlns:xsi="http://www.w3.org/2001/XMLSchema-instance" xmlns:pc="http://schemas.microsoft.com/office/infopath/2007/PartnerControls">
+  <documentManagement>
+    <TaxCatchAll xmlns="13c90a0b-73bc-4dc0-be5f-28d77b615beb" xsi:nil="true"/>
+    <lcf76f155ced4ddcb4097134ff3c332f xmlns="13c93bba-48ce-428c-bfe5-88b42c19b028">
+      <Terms xmlns="http://schemas.microsoft.com/office/infopath/2007/PartnerControls"/>
+    </lcf76f155ced4ddcb4097134ff3c332f>
+  </documentManagement>
+</p:properties>
+</file>
+
+<file path=customXml/item2.xml><?xml version="1.0" encoding="utf-8"?>
+<b:Sources xmlns:b="http://schemas.openxmlformats.org/officeDocument/2006/bibliography" xmlns="http://schemas.openxmlformats.org/officeDocument/2006/bibliography" SelectedStyle="\APASixthEditionOfficeOnline.xsl" StyleName="APA" Version="6"/>
+</file>
+
+<file path=customXml/item3.xml><?xml version="1.0" encoding="utf-8"?>
+<?mso-contentType ?>
+<FormTemplates xmlns="http://schemas.microsoft.com/sharepoint/v3/contenttype/forms">
+  <Display>DocumentLibraryForm</Display>
+  <Edit>DocumentLibraryForm</Edit>
+  <New>DocumentLibraryForm</New>
+</FormTemplates>
+</file>
+
+<file path=customXml/item4.xml><?xml version="1.0" encoding="utf-8"?>
 <ct:contentTypeSchema xmlns:ct="http://schemas.microsoft.com/office/2006/metadata/contentType" xmlns:ma="http://schemas.microsoft.com/office/2006/metadata/properties/metaAttributes" ct:_="" ma:_="" ma:contentTypeName="Documento" ma:contentTypeID="0x0101006A81D6BD42E8DF4C91013959704817E1" ma:contentTypeVersion="15" ma:contentTypeDescription="Crear nuevo documento." ma:contentTypeScope="" ma:versionID="bf4f72ffd194f0963ff564daca6869f7">
   <xsd:schema xmlns:xsd="http://www.w3.org/2001/XMLSchema" xmlns:xs="http://www.w3.org/2001/XMLSchema" xmlns:p="http://schemas.microsoft.com/office/2006/metadata/properties" xmlns:ns2="13c90a0b-73bc-4dc0-be5f-28d77b615beb" xmlns:ns3="13c93bba-48ce-428c-bfe5-88b42c19b028" targetNamespace="http://schemas.microsoft.com/office/2006/metadata/properties" ma:root="true" ma:fieldsID="8718d6f4873a5b1392a45044efa78385" ns2:_="" ns3:_="">
     <xsd:import namespace="13c90a0b-73bc-4dc0-be5f-28d77b615beb"/>
@@ -21130,31 +21139,34 @@
 </ct:contentTypeSchema>
 </file>
 
-<file path=customXml/item2.xml><?xml version="1.0" encoding="utf-8"?>
-<p:properties xmlns:p="http://schemas.microsoft.com/office/2006/metadata/properties" xmlns:xsi="http://www.w3.org/2001/XMLSchema-instance" xmlns:pc="http://schemas.microsoft.com/office/infopath/2007/PartnerControls">
-  <documentManagement>
-    <TaxCatchAll xmlns="13c90a0b-73bc-4dc0-be5f-28d77b615beb" xsi:nil="true"/>
-    <lcf76f155ced4ddcb4097134ff3c332f xmlns="13c93bba-48ce-428c-bfe5-88b42c19b028">
-      <Terms xmlns="http://schemas.microsoft.com/office/infopath/2007/PartnerControls"/>
-    </lcf76f155ced4ddcb4097134ff3c332f>
-  </documentManagement>
-</p:properties>
+<file path=customXml/itemProps1.xml><?xml version="1.0" encoding="utf-8"?>
+<ds:datastoreItem xmlns:ds="http://schemas.openxmlformats.org/officeDocument/2006/customXml" ds:itemID="{CEECB56F-E1D8-45BF-A0A3-B5258E7263D4}">
+  <ds:schemaRefs>
+    <ds:schemaRef ds:uri="http://schemas.microsoft.com/office/2006/metadata/properties"/>
+    <ds:schemaRef ds:uri="http://schemas.microsoft.com/office/infopath/2007/PartnerControls"/>
+    <ds:schemaRef ds:uri="13c90a0b-73bc-4dc0-be5f-28d77b615beb"/>
+    <ds:schemaRef ds:uri="13c93bba-48ce-428c-bfe5-88b42c19b028"/>
+  </ds:schemaRefs>
+</ds:datastoreItem>
 </file>
 
-<file path=customXml/item3.xml><?xml version="1.0" encoding="utf-8"?>
-<b:Sources xmlns:b="http://schemas.openxmlformats.org/officeDocument/2006/bibliography" xmlns="http://schemas.openxmlformats.org/officeDocument/2006/bibliography" SelectedStyle="\APASixthEditionOfficeOnline.xsl" StyleName="APA" Version="6"/>
+<file path=customXml/itemProps2.xml><?xml version="1.0" encoding="utf-8"?>
+<ds:datastoreItem xmlns:ds="http://schemas.openxmlformats.org/officeDocument/2006/customXml" ds:itemID="{1AF2C25B-FB23-49D7-861B-D97474F002D2}">
+  <ds:schemaRefs>
+    <ds:schemaRef ds:uri="http://schemas.openxmlformats.org/officeDocument/2006/bibliography"/>
+  </ds:schemaRefs>
+</ds:datastoreItem>
 </file>
 
-<file path=customXml/item4.xml><?xml version="1.0" encoding="utf-8"?>
-<?mso-contentType ?>
-<FormTemplates xmlns="http://schemas.microsoft.com/sharepoint/v3/contenttype/forms">
-  <Display>DocumentLibraryForm</Display>
-  <Edit>DocumentLibraryForm</Edit>
-  <New>DocumentLibraryForm</New>
-</FormTemplates>
+<file path=customXml/itemProps3.xml><?xml version="1.0" encoding="utf-8"?>
+<ds:datastoreItem xmlns:ds="http://schemas.openxmlformats.org/officeDocument/2006/customXml" ds:itemID="{91756AAB-0645-4FFC-990B-34BB6096B23B}">
+  <ds:schemaRefs>
+    <ds:schemaRef ds:uri="http://schemas.microsoft.com/sharepoint/v3/contenttype/forms"/>
+  </ds:schemaRefs>
+</ds:datastoreItem>
 </file>
 
-<file path=customXml/itemProps1.xml><?xml version="1.0" encoding="utf-8"?>
+<file path=customXml/itemProps4.xml><?xml version="1.0" encoding="utf-8"?>
 <ds:datastoreItem xmlns:ds="http://schemas.openxmlformats.org/officeDocument/2006/customXml" ds:itemID="{4B3C6E78-634C-4AE7-B2E1-4D68F5BA9D52}">
   <ds:schemaRefs>
     <ds:schemaRef ds:uri="http://schemas.microsoft.com/office/2006/metadata/contentType"/>
@@ -21171,31 +21183,4 @@
     <ds:schemaRef ds:uri="http://schemas.microsoft.com/internal/obd"/>
   </ds:schemaRefs>
 </ds:datastoreItem>
-</file>
-
-<file path=customXml/itemProps2.xml><?xml version="1.0" encoding="utf-8"?>
-<ds:datastoreItem xmlns:ds="http://schemas.openxmlformats.org/officeDocument/2006/customXml" ds:itemID="{CEECB56F-E1D8-45BF-A0A3-B5258E7263D4}">
-  <ds:schemaRefs>
-    <ds:schemaRef ds:uri="http://schemas.microsoft.com/office/2006/metadata/properties"/>
-    <ds:schemaRef ds:uri="http://schemas.microsoft.com/office/infopath/2007/PartnerControls"/>
-    <ds:schemaRef ds:uri="13c90a0b-73bc-4dc0-be5f-28d77b615beb"/>
-    <ds:schemaRef ds:uri="13c93bba-48ce-428c-bfe5-88b42c19b028"/>
-  </ds:schemaRefs>
-</ds:datastoreItem>
-</file>
-
-<file path=customXml/itemProps3.xml><?xml version="1.0" encoding="utf-8"?>
-<ds:datastoreItem xmlns:ds="http://schemas.openxmlformats.org/officeDocument/2006/customXml" ds:itemID="{1AF2C25B-FB23-49D7-861B-D97474F002D2}">
-  <ds:schemaRefs>
-    <ds:schemaRef ds:uri="http://schemas.openxmlformats.org/officeDocument/2006/bibliography"/>
-  </ds:schemaRefs>
-</ds:datastoreItem>
-</file>
-
-<file path=customXml/itemProps4.xml><?xml version="1.0" encoding="utf-8"?>
-<ds:datastoreItem xmlns:ds="http://schemas.openxmlformats.org/officeDocument/2006/customXml" ds:itemID="{91756AAB-0645-4FFC-990B-34BB6096B23B}">
-  <ds:schemaRefs>
-    <ds:schemaRef ds:uri="http://schemas.microsoft.com/sharepoint/v3/contenttype/forms"/>
-  </ds:schemaRefs>
-</ds:datastoreItem>
 </file>
--- a/fuentes/CF1_22620484_DU.docx
+++ b/fuentes/CF1_22620484_DU.docx
@@ -2,6 +2,14 @@
 <file path=word/document.xml><?xml version="1.0" encoding="utf-8"?>
 <w:document xmlns:wpc="http://schemas.microsoft.com/office/word/2010/wordprocessingCanvas" xmlns:cx="http://schemas.microsoft.com/office/drawing/2014/chartex" xmlns:cx1="http://schemas.microsoft.com/office/drawing/2015/9/8/chartex" xmlns:cx2="http://schemas.microsoft.com/office/drawing/2015/10/21/chartex" xmlns:cx3="http://schemas.microsoft.com/office/drawing/2016/5/9/chartex" xmlns:cx4="http://schemas.microsoft.com/office/drawing/2016/5/10/chartex" xmlns:cx5="http://schemas.microsoft.com/office/drawing/2016/5/11/chartex" xmlns:cx6="http://schemas.microsoft.com/office/drawing/2016/5/12/chartex" xmlns:cx7="http://schemas.microsoft.com/office/drawing/2016/5/13/chartex" xmlns:cx8="http://schemas.microsoft.com/office/drawing/2016/5/14/chartex" xmlns:mc="http://schemas.openxmlformats.org/markup-compatibility/2006" xmlns:aink="http://schemas.microsoft.com/office/drawing/2016/ink" xmlns:am3d="http://schemas.microsoft.com/office/drawing/2017/model3d" xmlns:o="urn:schemas-microsoft-com:office:office" xmlns:oel="http://schemas.microsoft.com/office/2019/extlst" xmlns:r="http://schemas.openxmlformats.org/officeDocument/2006/relationships" xmlns:m="http://schemas.openxmlformats.org/officeDocument/2006/math" xmlns:v="urn:schemas-microsoft-com:vml" xmlns:wp14="http://schemas.microsoft.com/office/word/2010/wordprocessingDrawing" xmlns:wp="http://schemas.openxmlformats.org/drawingml/2006/wordprocessingDrawing" xmlns:w10="urn:schemas-microsoft-com:office:word" xmlns:w="http://schemas.openxmlformats.org/wordprocessingml/2006/main" xmlns:w14="http://schemas.microsoft.com/office/word/2010/wordml" xmlns:w15="http://schemas.microsoft.com/office/word/2012/wordml" xmlns:w16cex="http://schemas.microsoft.com/office/word/2018/wordml/cex" xmlns:w16cid="http://schemas.microsoft.com/office/word/2016/wordml/cid" xmlns:w16="http://schemas.microsoft.com/office/word/2018/wordml" xmlns:w16du="http://schemas.microsoft.com/office/word/2023/wordml/word16du" xmlns:w16sdtdh="http://schemas.microsoft.com/office/word/2020/wordml/sdtdatahash" xmlns:w16sdtfl="http://schemas.microsoft.com/office/word/2024/wordml/sdtformatlock" xmlns:w16se="http://schemas.microsoft.com/office/word/2015/wordml/symex" xmlns:wpg="http://schemas.microsoft.com/office/word/2010/wordprocessingGroup" xmlns:wpi="http://schemas.microsoft.com/office/word/2010/wordprocessingInk" xmlns:wne="http://schemas.microsoft.com/office/word/2006/wordml" xmlns:wps="http://schemas.microsoft.com/office/word/2010/wordprocessingShape" mc:Ignorable="w14 w15 w16se w16cid w16 w16cex w16sdtdh w16sdtfl w16du wp14">
   <w:body>
+    <w:p>
+      <w:pPr>
+        <w:spacing w:before="0" w:after="0"/>
+        <w:rPr>
+          <w:rFonts w:cs="Calibri"/>
+        </w:rPr>
+      </w:pPr>
+    </w:p>
     <w:p>
       <w:pPr>
         <w:spacing w:before="0" w:after="0"/>
@@ -7505,7 +7513,7 @@
                 <w:bCs/>
                 <w:lang w:eastAsia="es-CO"/>
               </w:rPr>
-              <w:t>T</w:t>
+              <w:t xml:space="preserve">Transcripción del </w:t>
             </w:r>
             <w:r>
               <w:rPr>
@@ -7514,32 +7522,14 @@
                 <w:bCs/>
                 <w:lang w:eastAsia="es-CO"/>
               </w:rPr>
-              <w:t>ema del programa</w:t>
-            </w:r>
-            <w:r>
-              <w:rPr>
-                <w:rFonts w:cs="Calibri"/>
-                <w:b/>
-                <w:bCs/>
-                <w:lang w:eastAsia="es-CO"/>
-              </w:rPr>
-              <w:t>:</w:t>
-            </w:r>
-            <w:r>
-              <w:rPr>
-                <w:rFonts w:cs="Calibri"/>
-                <w:b/>
-                <w:bCs/>
-                <w:lang w:eastAsia="es-CO"/>
-              </w:rPr>
-              <w:t xml:space="preserve"> </w:t>
+              <w:t>pódcast</w:t>
             </w:r>
             <w:r>
               <w:rPr>
                 <w:rFonts w:cs="Calibri"/>
                 <w:lang w:eastAsia="es-CO"/>
               </w:rPr>
-              <w:t>pódcast.</w:t>
+              <w:t>.</w:t>
             </w:r>
             <w:r>
               <w:rPr>
@@ -13869,23 +13859,7 @@
           <w:rFonts w:cs="Calibri"/>
           <w:lang w:val="es-MX" w:eastAsia="es-CO"/>
         </w:rPr>
-        <w:t xml:space="preserve"> </w:t>
-      </w:r>
-      <w:proofErr w:type="spellStart"/>
-      <w:r>
-        <w:rPr>
-          <w:rFonts w:cs="Calibri"/>
-          <w:lang w:val="es-MX" w:eastAsia="es-CO"/>
-        </w:rPr>
-        <w:t>of</w:t>
-      </w:r>
-      <w:proofErr w:type="spellEnd"/>
-      <w:r>
-        <w:rPr>
-          <w:rFonts w:cs="Calibri"/>
-          <w:lang w:val="es-MX" w:eastAsia="es-CO"/>
-        </w:rPr>
-        <w:t xml:space="preserve"> </w:t>
+        <w:t xml:space="preserve"> of </w:t>
       </w:r>
       <w:proofErr w:type="spellStart"/>
       <w:r>
@@ -13967,8 +13941,8 @@
       </w:tblPr>
       <w:tblGrid>
         <w:gridCol w:w="2830"/>
-        <w:gridCol w:w="3402"/>
-        <w:gridCol w:w="3828"/>
+        <w:gridCol w:w="3686"/>
+        <w:gridCol w:w="3544"/>
       </w:tblGrid>
       <w:tr>
         <w:trPr>
@@ -14000,7 +13974,7 @@
         </w:tc>
         <w:tc>
           <w:tcPr>
-            <w:tcW w:w="3402" w:type="dxa"/>
+            <w:tcW w:w="3686" w:type="dxa"/>
           </w:tcPr>
           <w:p>
             <w:pPr>
@@ -14022,7 +13996,7 @@
         </w:tc>
         <w:tc>
           <w:tcPr>
-            <w:tcW w:w="3828" w:type="dxa"/>
+            <w:tcW w:w="3544" w:type="dxa"/>
           </w:tcPr>
           <w:p>
             <w:pPr>
@@ -14075,7 +14049,7 @@
         </w:tc>
         <w:tc>
           <w:tcPr>
-            <w:tcW w:w="3402" w:type="dxa"/>
+            <w:tcW w:w="3686" w:type="dxa"/>
           </w:tcPr>
           <w:p>
             <w:pPr>
@@ -14091,13 +14065,34 @@
                 <w:sz w:val="28"/>
                 <w:szCs w:val="28"/>
               </w:rPr>
+              <w:t xml:space="preserve">Profesional </w:t>
+            </w:r>
+            <w:r>
+              <w:rPr>
+                <w:sz w:val="28"/>
+                <w:szCs w:val="28"/>
+              </w:rPr>
+              <w:t>0</w:t>
+            </w:r>
+            <w:r>
+              <w:rPr>
+                <w:sz w:val="28"/>
+                <w:szCs w:val="28"/>
+              </w:rPr>
+              <w:t xml:space="preserve">6. </w:t>
+            </w:r>
+            <w:r>
+              <w:rPr>
+                <w:sz w:val="28"/>
+                <w:szCs w:val="28"/>
+              </w:rPr>
               <w:t>Responsable del Ecosistema de Recursos Educativos Digitales (RED)</w:t>
             </w:r>
           </w:p>
         </w:tc>
         <w:tc>
           <w:tcPr>
-            <w:tcW w:w="3828" w:type="dxa"/>
+            <w:tcW w:w="3544" w:type="dxa"/>
           </w:tcPr>
           <w:p>
             <w:pPr>
@@ -14147,7 +14142,7 @@
         </w:tc>
         <w:tc>
           <w:tcPr>
-            <w:tcW w:w="3402" w:type="dxa"/>
+            <w:tcW w:w="3686" w:type="dxa"/>
           </w:tcPr>
           <w:p>
             <w:pPr>
@@ -14169,7 +14164,7 @@
         </w:tc>
         <w:tc>
           <w:tcPr>
-            <w:tcW w:w="3828" w:type="dxa"/>
+            <w:tcW w:w="3544" w:type="dxa"/>
           </w:tcPr>
           <w:p>
             <w:pPr>
@@ -14223,7 +14218,7 @@
         </w:tc>
         <w:tc>
           <w:tcPr>
-            <w:tcW w:w="3402" w:type="dxa"/>
+            <w:tcW w:w="3686" w:type="dxa"/>
             <w:vAlign w:val="center"/>
           </w:tcPr>
           <w:p>
@@ -14246,7 +14241,7 @@
         </w:tc>
         <w:tc>
           <w:tcPr>
-            <w:tcW w:w="3828" w:type="dxa"/>
+            <w:tcW w:w="3544" w:type="dxa"/>
             <w:vAlign w:val="center"/>
           </w:tcPr>
           <w:p>
@@ -14298,7 +14293,7 @@
         </w:tc>
         <w:tc>
           <w:tcPr>
-            <w:tcW w:w="3402" w:type="dxa"/>
+            <w:tcW w:w="3686" w:type="dxa"/>
             <w:vAlign w:val="center"/>
           </w:tcPr>
           <w:p>
@@ -14321,7 +14316,7 @@
         </w:tc>
         <w:tc>
           <w:tcPr>
-            <w:tcW w:w="3828" w:type="dxa"/>
+            <w:tcW w:w="3544" w:type="dxa"/>
             <w:vAlign w:val="center"/>
           </w:tcPr>
           <w:p>
@@ -14376,7 +14371,7 @@
         </w:tc>
         <w:tc>
           <w:tcPr>
-            <w:tcW w:w="3402" w:type="dxa"/>
+            <w:tcW w:w="3686" w:type="dxa"/>
             <w:vAlign w:val="center"/>
           </w:tcPr>
           <w:p>
@@ -14419,7 +14414,7 @@
         </w:tc>
         <w:tc>
           <w:tcPr>
-            <w:tcW w:w="3828" w:type="dxa"/>
+            <w:tcW w:w="3544" w:type="dxa"/>
             <w:vAlign w:val="center"/>
           </w:tcPr>
           <w:p>
@@ -14471,7 +14466,7 @@
         </w:tc>
         <w:tc>
           <w:tcPr>
-            <w:tcW w:w="3402" w:type="dxa"/>
+            <w:tcW w:w="3686" w:type="dxa"/>
             <w:vAlign w:val="center"/>
           </w:tcPr>
           <w:p>
@@ -14494,7 +14489,7 @@
         </w:tc>
         <w:tc>
           <w:tcPr>
-            <w:tcW w:w="3828" w:type="dxa"/>
+            <w:tcW w:w="3544" w:type="dxa"/>
             <w:vAlign w:val="center"/>
           </w:tcPr>
           <w:p>
@@ -14548,7 +14543,7 @@
         </w:tc>
         <w:tc>
           <w:tcPr>
-            <w:tcW w:w="3402" w:type="dxa"/>
+            <w:tcW w:w="3686" w:type="dxa"/>
           </w:tcPr>
           <w:p>
             <w:pPr>
@@ -14570,7 +14565,7 @@
         </w:tc>
         <w:tc>
           <w:tcPr>
-            <w:tcW w:w="3828" w:type="dxa"/>
+            <w:tcW w:w="3544" w:type="dxa"/>
           </w:tcPr>
           <w:p>
             <w:pPr>
@@ -14620,7 +14615,7 @@
         </w:tc>
         <w:tc>
           <w:tcPr>
-            <w:tcW w:w="3402" w:type="dxa"/>
+            <w:tcW w:w="3686" w:type="dxa"/>
           </w:tcPr>
           <w:p>
             <w:pPr>
@@ -14642,7 +14637,7 @@
         </w:tc>
         <w:tc>
           <w:tcPr>
-            <w:tcW w:w="3828" w:type="dxa"/>
+            <w:tcW w:w="3544" w:type="dxa"/>
           </w:tcPr>
           <w:p>
             <w:pPr>
@@ -19631,6 +19626,7 @@
   <w:style w:type="character" w:default="1" w:styleId="Fuentedeprrafopredeter">
     <w:name w:val="Default Paragraph Font"/>
     <w:uiPriority w:val="1"/>
+    <w:semiHidden/>
     <w:unhideWhenUsed/>
   </w:style>
   <w:style w:type="table" w:default="1" w:styleId="Tablanormal">
@@ -20883,8 +20879,8 @@
 <file path=customXml/item1.xml><?xml version="1.0" encoding="utf-8"?>
 <p:properties xmlns:p="http://schemas.microsoft.com/office/2006/metadata/properties" xmlns:xsi="http://www.w3.org/2001/XMLSchema-instance" xmlns:pc="http://schemas.microsoft.com/office/infopath/2007/PartnerControls">
   <documentManagement>
-    <TaxCatchAll xmlns="13c90a0b-73bc-4dc0-be5f-28d77b615beb" xsi:nil="true"/>
-    <lcf76f155ced4ddcb4097134ff3c332f xmlns="13c93bba-48ce-428c-bfe5-88b42c19b028">
+    <TaxCatchAll xmlns="67a0edcd-0de5-43ed-8c27-e32f38a00c91" xsi:nil="true"/>
+    <lcf76f155ced4ddcb4097134ff3c332f xmlns="42760c81-fd8e-4d59-8953-7cdb9f38b14f">
       <Terms xmlns="http://schemas.microsoft.com/office/infopath/2007/PartnerControls"/>
     </lcf76f155ced4ddcb4097134ff3c332f>
   </documentManagement>
@@ -20892,43 +20888,26 @@
 </file>
 
 <file path=customXml/item2.xml><?xml version="1.0" encoding="utf-8"?>
-<b:Sources xmlns:b="http://schemas.openxmlformats.org/officeDocument/2006/bibliography" xmlns="http://schemas.openxmlformats.org/officeDocument/2006/bibliography" SelectedStyle="\APASixthEditionOfficeOnline.xsl" StyleName="APA" Version="6"/>
-</file>
-
-<file path=customXml/item3.xml><?xml version="1.0" encoding="utf-8"?>
-<?mso-contentType ?>
-<FormTemplates xmlns="http://schemas.microsoft.com/sharepoint/v3/contenttype/forms">
-  <Display>DocumentLibraryForm</Display>
-  <Edit>DocumentLibraryForm</Edit>
-  <New>DocumentLibraryForm</New>
-</FormTemplates>
-</file>
-
-<file path=customXml/item4.xml><?xml version="1.0" encoding="utf-8"?>
-<ct:contentTypeSchema xmlns:ct="http://schemas.microsoft.com/office/2006/metadata/contentType" xmlns:ma="http://schemas.microsoft.com/office/2006/metadata/properties/metaAttributes" ct:_="" ma:_="" ma:contentTypeName="Documento" ma:contentTypeID="0x0101006A81D6BD42E8DF4C91013959704817E1" ma:contentTypeVersion="15" ma:contentTypeDescription="Crear nuevo documento." ma:contentTypeScope="" ma:versionID="bf4f72ffd194f0963ff564daca6869f7">
-  <xsd:schema xmlns:xsd="http://www.w3.org/2001/XMLSchema" xmlns:xs="http://www.w3.org/2001/XMLSchema" xmlns:p="http://schemas.microsoft.com/office/2006/metadata/properties" xmlns:ns2="13c90a0b-73bc-4dc0-be5f-28d77b615beb" xmlns:ns3="13c93bba-48ce-428c-bfe5-88b42c19b028" targetNamespace="http://schemas.microsoft.com/office/2006/metadata/properties" ma:root="true" ma:fieldsID="8718d6f4873a5b1392a45044efa78385" ns2:_="" ns3:_="">
-    <xsd:import namespace="13c90a0b-73bc-4dc0-be5f-28d77b615beb"/>
-    <xsd:import namespace="13c93bba-48ce-428c-bfe5-88b42c19b028"/>
+<ct:contentTypeSchema xmlns:ct="http://schemas.microsoft.com/office/2006/metadata/contentType" xmlns:ma="http://schemas.microsoft.com/office/2006/metadata/properties/metaAttributes" ct:_="" ma:_="" ma:contentTypeName="Documento" ma:contentTypeID="0x01010005252A1EF3BD024F856B47B579AB5244" ma:contentTypeVersion="11" ma:contentTypeDescription="Crear nuevo documento." ma:contentTypeScope="" ma:versionID="92b81066167b779aaeee7a3d91bad2fd">
+  <xsd:schema xmlns:xsd="http://www.w3.org/2001/XMLSchema" xmlns:xs="http://www.w3.org/2001/XMLSchema" xmlns:p="http://schemas.microsoft.com/office/2006/metadata/properties" xmlns:ns2="42760c81-fd8e-4d59-8953-7cdb9f38b14f" xmlns:ns3="67a0edcd-0de5-43ed-8c27-e32f38a00c91" targetNamespace="http://schemas.microsoft.com/office/2006/metadata/properties" ma:root="true" ma:fieldsID="83cd6766d967e870b9368cac1ade74e6" ns2:_="" ns3:_="">
+    <xsd:import namespace="42760c81-fd8e-4d59-8953-7cdb9f38b14f"/>
+    <xsd:import namespace="67a0edcd-0de5-43ed-8c27-e32f38a00c91"/>
     <xsd:element name="properties">
       <xsd:complexType>
         <xsd:sequence>
           <xsd:element name="documentManagement">
             <xsd:complexType>
               <xsd:all>
-                <xsd:element ref="ns2:SharedWithUsers" minOccurs="0"/>
-                <xsd:element ref="ns2:SharedWithDetails" minOccurs="0"/>
-                <xsd:element ref="ns3:MediaServiceMetadata" minOccurs="0"/>
-                <xsd:element ref="ns3:MediaServiceFastMetadata" minOccurs="0"/>
-                <xsd:element ref="ns3:MediaServiceSearchProperties" minOccurs="0"/>
-                <xsd:element ref="ns3:MediaServiceObjectDetectorVersions" minOccurs="0"/>
-                <xsd:element ref="ns3:MediaServiceDateTaken" minOccurs="0"/>
-                <xsd:element ref="ns3:MediaServiceGenerationTime" minOccurs="0"/>
-                <xsd:element ref="ns3:MediaServiceEventHashCode" minOccurs="0"/>
-                <xsd:element ref="ns3:MediaLengthInSeconds" minOccurs="0"/>
-                <xsd:element ref="ns3:lcf76f155ced4ddcb4097134ff3c332f" minOccurs="0"/>
-                <xsd:element ref="ns2:TaxCatchAll" minOccurs="0"/>
-                <xsd:element ref="ns3:MediaServiceOCR" minOccurs="0"/>
-                <xsd:element ref="ns3:MediaServiceLocation" minOccurs="0"/>
+                <xsd:element ref="ns2:MediaServiceMetadata" minOccurs="0"/>
+                <xsd:element ref="ns2:MediaServiceFastMetadata" minOccurs="0"/>
+                <xsd:element ref="ns2:MediaServiceSearchProperties" minOccurs="0"/>
+                <xsd:element ref="ns2:MediaServiceDateTaken" minOccurs="0"/>
+                <xsd:element ref="ns2:MediaServiceGenerationTime" minOccurs="0"/>
+                <xsd:element ref="ns2:MediaServiceEventHashCode" minOccurs="0"/>
+                <xsd:element ref="ns2:MediaLengthInSeconds" minOccurs="0"/>
+                <xsd:element ref="ns2:lcf76f155ced4ddcb4097134ff3c332f" minOccurs="0"/>
+                <xsd:element ref="ns3:TaxCatchAll" minOccurs="0"/>
+                <xsd:element ref="ns2:MediaServiceOCR" minOccurs="0"/>
               </xsd:all>
             </xsd:complexType>
           </xsd:element>
@@ -20936,36 +20915,63 @@
       </xsd:complexType>
     </xsd:element>
   </xsd:schema>
-  <xsd:schema xmlns:xsd="http://www.w3.org/2001/XMLSchema" xmlns:xs="http://www.w3.org/2001/XMLSchema" xmlns:dms="http://schemas.microsoft.com/office/2006/documentManagement/types" xmlns:pc="http://schemas.microsoft.com/office/infopath/2007/PartnerControls" targetNamespace="13c90a0b-73bc-4dc0-be5f-28d77b615beb" elementFormDefault="qualified">
+  <xsd:schema xmlns:xsd="http://www.w3.org/2001/XMLSchema" xmlns:xs="http://www.w3.org/2001/XMLSchema" xmlns:dms="http://schemas.microsoft.com/office/2006/documentManagement/types" xmlns:pc="http://schemas.microsoft.com/office/infopath/2007/PartnerControls" targetNamespace="42760c81-fd8e-4d59-8953-7cdb9f38b14f" elementFormDefault="qualified">
     <xsd:import namespace="http://schemas.microsoft.com/office/2006/documentManagement/types"/>
     <xsd:import namespace="http://schemas.microsoft.com/office/infopath/2007/PartnerControls"/>
-    <xsd:element name="SharedWithUsers" ma:index="8" nillable="true" ma:displayName="Compartido con" ma:internalName="SharedWithUsers" ma:readOnly="true">
+    <xsd:element name="MediaServiceMetadata" ma:index="8" nillable="true" ma:displayName="MediaServiceMetadata" ma:hidden="true" ma:internalName="MediaServiceMetadata" ma:readOnly="true">
+      <xsd:simpleType>
+        <xsd:restriction base="dms:Note"/>
+      </xsd:simpleType>
+    </xsd:element>
+    <xsd:element name="MediaServiceFastMetadata" ma:index="9" nillable="true" ma:displayName="MediaServiceFastMetadata" ma:hidden="true" ma:internalName="MediaServiceFastMetadata" ma:readOnly="true">
+      <xsd:simpleType>
+        <xsd:restriction base="dms:Note"/>
+      </xsd:simpleType>
+    </xsd:element>
+    <xsd:element name="MediaServiceSearchProperties" ma:index="10" nillable="true" ma:displayName="MediaServiceSearchProperties" ma:hidden="true" ma:internalName="MediaServiceSearchProperties" ma:readOnly="true">
+      <xsd:simpleType>
+        <xsd:restriction base="dms:Note"/>
+      </xsd:simpleType>
+    </xsd:element>
+    <xsd:element name="MediaServiceDateTaken" ma:index="11" nillable="true" ma:displayName="MediaServiceDateTaken" ma:hidden="true" ma:indexed="true" ma:internalName="MediaServiceDateTaken" ma:readOnly="true">
+      <xsd:simpleType>
+        <xsd:restriction base="dms:Text"/>
+      </xsd:simpleType>
+    </xsd:element>
+    <xsd:element name="MediaServiceGenerationTime" ma:index="12" nillable="true" ma:displayName="MediaServiceGenerationTime" ma:hidden="true" ma:internalName="MediaServiceGenerationTime" ma:readOnly="true">
+      <xsd:simpleType>
+        <xsd:restriction base="dms:Text"/>
+      </xsd:simpleType>
+    </xsd:element>
+    <xsd:element name="MediaServiceEventHashCode" ma:index="13" nillable="true" ma:displayName="MediaServiceEventHashCode" ma:hidden="true" ma:internalName="MediaServiceEventHashCode" ma:readOnly="true">
+      <xsd:simpleType>
+        <xsd:restriction base="dms:Text"/>
+      </xsd:simpleType>
+    </xsd:element>
+    <xsd:element name="MediaLengthInSeconds" ma:index="14" nillable="true" ma:displayName="MediaLengthInSeconds" ma:hidden="true" ma:internalName="MediaLengthInSeconds" ma:readOnly="true">
+      <xsd:simpleType>
+        <xsd:restriction base="dms:Unknown"/>
+      </xsd:simpleType>
+    </xsd:element>
+    <xsd:element name="lcf76f155ced4ddcb4097134ff3c332f" ma:index="16" nillable="true" ma:taxonomy="true" ma:internalName="lcf76f155ced4ddcb4097134ff3c332f" ma:taxonomyFieldName="MediaServiceImageTags" ma:displayName="Etiquetas de imagen" ma:readOnly="false" ma:fieldId="{5cf76f15-5ced-4ddc-b409-7134ff3c332f}" ma:taxonomyMulti="true" ma:sspId="d33c8c81-5745-4931-bcc4-c2aeafe86780" ma:termSetId="09814cd3-568e-fe90-9814-8d621ff8fb84" ma:anchorId="fba54fb3-c3e1-fe81-a776-ca4b69148c4d" ma:open="true" ma:isKeyword="false">
       <xsd:complexType>
-        <xsd:complexContent>
-          <xsd:extension base="dms:UserMulti">
-            <xsd:sequence>
-              <xsd:element name="UserInfo" minOccurs="0" maxOccurs="unbounded">
-                <xsd:complexType>
-                  <xsd:sequence>
-                    <xsd:element name="DisplayName" type="xsd:string" minOccurs="0"/>
-                    <xsd:element name="AccountId" type="dms:UserId" minOccurs="0" nillable="true"/>
-                    <xsd:element name="AccountType" type="xsd:string" minOccurs="0"/>
-                  </xsd:sequence>
-                </xsd:complexType>
-              </xsd:element>
-            </xsd:sequence>
-          </xsd:extension>
-        </xsd:complexContent>
+        <xsd:sequence>
+          <xsd:element ref="pc:Terms" minOccurs="0" maxOccurs="1"/>
+        </xsd:sequence>
       </xsd:complexType>
     </xsd:element>
-    <xsd:element name="SharedWithDetails" ma:index="9" nillable="true" ma:displayName="Detalles de uso compartido" ma:internalName="SharedWithDetails" ma:readOnly="true">
+    <xsd:element name="MediaServiceOCR" ma:index="18" nillable="true" ma:displayName="Extracted Text" ma:internalName="MediaServiceOCR" ma:readOnly="true">
       <xsd:simpleType>
         <xsd:restriction base="dms:Note">
           <xsd:maxLength value="255"/>
         </xsd:restriction>
       </xsd:simpleType>
     </xsd:element>
-    <xsd:element name="TaxCatchAll" ma:index="20" nillable="true" ma:displayName="Taxonomy Catch All Column" ma:hidden="true" ma:list="{a42ca037-5d13-4729-aeec-4237f141d2d6}" ma:internalName="TaxCatchAll" ma:showField="CatchAllData" ma:web="13c90a0b-73bc-4dc0-be5f-28d77b615beb">
+  </xsd:schema>
+  <xsd:schema xmlns:xsd="http://www.w3.org/2001/XMLSchema" xmlns:xs="http://www.w3.org/2001/XMLSchema" xmlns:dms="http://schemas.microsoft.com/office/2006/documentManagement/types" xmlns:pc="http://schemas.microsoft.com/office/infopath/2007/PartnerControls" targetNamespace="67a0edcd-0de5-43ed-8c27-e32f38a00c91" elementFormDefault="qualified">
+    <xsd:import namespace="http://schemas.microsoft.com/office/2006/documentManagement/types"/>
+    <xsd:import namespace="http://schemas.microsoft.com/office/infopath/2007/PartnerControls"/>
+    <xsd:element name="TaxCatchAll" ma:index="17" nillable="true" ma:displayName="Taxonomy Catch All Column" ma:hidden="true" ma:list="{ba3f4dd0-997b-4bf3-ab2c-d58d0ea4cbc8}" ma:internalName="TaxCatchAll" ma:showField="CatchAllData" ma:web="67a0edcd-0de5-43ed-8c27-e32f38a00c91">
       <xsd:complexType>
         <xsd:complexContent>
           <xsd:extension base="dms:MultiChoiceLookup">
@@ -20975,69 +20981,6 @@
           </xsd:extension>
         </xsd:complexContent>
       </xsd:complexType>
-    </xsd:element>
-  </xsd:schema>
-  <xsd:schema xmlns:xsd="http://www.w3.org/2001/XMLSchema" xmlns:xs="http://www.w3.org/2001/XMLSchema" xmlns:dms="http://schemas.microsoft.com/office/2006/documentManagement/types" xmlns:pc="http://schemas.microsoft.com/office/infopath/2007/PartnerControls" targetNamespace="13c93bba-48ce-428c-bfe5-88b42c19b028" elementFormDefault="qualified">
-    <xsd:import namespace="http://schemas.microsoft.com/office/2006/documentManagement/types"/>
-    <xsd:import namespace="http://schemas.microsoft.com/office/infopath/2007/PartnerControls"/>
-    <xsd:element name="MediaServiceMetadata" ma:index="10" nillable="true" ma:displayName="MediaServiceMetadata" ma:hidden="true" ma:internalName="MediaServiceMetadata" ma:readOnly="true">
-      <xsd:simpleType>
-        <xsd:restriction base="dms:Note"/>
-      </xsd:simpleType>
-    </xsd:element>
-    <xsd:element name="MediaServiceFastMetadata" ma:index="11" nillable="true" ma:displayName="MediaServiceFastMetadata" ma:hidden="true" ma:internalName="MediaServiceFastMetadata" ma:readOnly="true">
-      <xsd:simpleType>
-        <xsd:restriction base="dms:Note"/>
-      </xsd:simpleType>
-    </xsd:element>
-    <xsd:element name="MediaServiceSearchProperties" ma:index="12" nillable="true" ma:displayName="MediaServiceSearchProperties" ma:hidden="true" ma:internalName="MediaServiceSearchProperties" ma:readOnly="true">
-      <xsd:simpleType>
-        <xsd:restriction base="dms:Note"/>
-      </xsd:simpleType>
-    </xsd:element>
-    <xsd:element name="MediaServiceObjectDetectorVersions" ma:index="13" nillable="true" ma:displayName="MediaServiceObjectDetectorVersions" ma:hidden="true" ma:indexed="true" ma:internalName="MediaServiceObjectDetectorVersions" ma:readOnly="true">
-      <xsd:simpleType>
-        <xsd:restriction base="dms:Text"/>
-      </xsd:simpleType>
-    </xsd:element>
-    <xsd:element name="MediaServiceDateTaken" ma:index="14" nillable="true" ma:displayName="MediaServiceDateTaken" ma:hidden="true" ma:indexed="true" ma:internalName="MediaServiceDateTaken" ma:readOnly="true">
-      <xsd:simpleType>
-        <xsd:restriction base="dms:Text"/>
-      </xsd:simpleType>
-    </xsd:element>
-    <xsd:element name="MediaServiceGenerationTime" ma:index="15" nillable="true" ma:displayName="MediaServiceGenerationTime" ma:hidden="true" ma:internalName="MediaServiceGenerationTime" ma:readOnly="true">
-      <xsd:simpleType>
-        <xsd:restriction base="dms:Text"/>
-      </xsd:simpleType>
-    </xsd:element>
-    <xsd:element name="MediaServiceEventHashCode" ma:index="16" nillable="true" ma:displayName="MediaServiceEventHashCode" ma:hidden="true" ma:internalName="MediaServiceEventHashCode" ma:readOnly="true">
-      <xsd:simpleType>
-        <xsd:restriction base="dms:Text"/>
-      </xsd:simpleType>
-    </xsd:element>
-    <xsd:element name="MediaLengthInSeconds" ma:index="17" nillable="true" ma:displayName="MediaLengthInSeconds" ma:hidden="true" ma:internalName="MediaLengthInSeconds" ma:readOnly="true">
-      <xsd:simpleType>
-        <xsd:restriction base="dms:Unknown"/>
-      </xsd:simpleType>
-    </xsd:element>
-    <xsd:element name="lcf76f155ced4ddcb4097134ff3c332f" ma:index="19" nillable="true" ma:taxonomy="true" ma:internalName="lcf76f155ced4ddcb4097134ff3c332f" ma:taxonomyFieldName="MediaServiceImageTags" ma:displayName="Etiquetas de imagen" ma:readOnly="false" ma:fieldId="{5cf76f15-5ced-4ddc-b409-7134ff3c332f}" ma:taxonomyMulti="true" ma:sspId="d33c8c81-5745-4931-bcc4-c2aeafe86780" ma:termSetId="09814cd3-568e-fe90-9814-8d621ff8fb84" ma:anchorId="fba54fb3-c3e1-fe81-a776-ca4b69148c4d" ma:open="true" ma:isKeyword="false">
-      <xsd:complexType>
-        <xsd:sequence>
-          <xsd:element ref="pc:Terms" minOccurs="0" maxOccurs="1"/>
-        </xsd:sequence>
-      </xsd:complexType>
-    </xsd:element>
-    <xsd:element name="MediaServiceOCR" ma:index="21" nillable="true" ma:displayName="Extracted Text" ma:internalName="MediaServiceOCR" ma:readOnly="true">
-      <xsd:simpleType>
-        <xsd:restriction base="dms:Note">
-          <xsd:maxLength value="255"/>
-        </xsd:restriction>
-      </xsd:simpleType>
-    </xsd:element>
-    <xsd:element name="MediaServiceLocation" ma:index="22" nillable="true" ma:displayName="Location" ma:description="" ma:indexed="true" ma:internalName="MediaServiceLocation" ma:readOnly="true">
-      <xsd:simpleType>
-        <xsd:restriction base="dms:Text"/>
-      </xsd:simpleType>
     </xsd:element>
   </xsd:schema>
   <xsd:schema xmlns="http://schemas.openxmlformats.org/package/2006/metadata/core-properties" xmlns:xsd="http://www.w3.org/2001/XMLSchema" xmlns:xsi="http://www.w3.org/2001/XMLSchema-instance" xmlns:dc="http://purl.org/dc/elements/1.1/" xmlns:dcterms="http://purl.org/dc/terms/" xmlns:odoc="http://schemas.microsoft.com/internal/obd" targetNamespace="http://schemas.openxmlformats.org/package/2006/metadata/core-properties" elementFormDefault="qualified" attributeFormDefault="unqualified" blockDefault="#all">
@@ -21139,6 +21082,19 @@
 </ct:contentTypeSchema>
 </file>
 
+<file path=customXml/item3.xml><?xml version="1.0" encoding="utf-8"?>
+<?mso-contentType ?>
+<FormTemplates xmlns="http://schemas.microsoft.com/sharepoint/v3/contenttype/forms">
+  <Display>DocumentLibraryForm</Display>
+  <Edit>DocumentLibraryForm</Edit>
+  <New>DocumentLibraryForm</New>
+</FormTemplates>
+</file>
+
+<file path=customXml/item4.xml><?xml version="1.0" encoding="utf-8"?>
+<b:Sources xmlns:b="http://schemas.openxmlformats.org/officeDocument/2006/bibliography" xmlns="http://schemas.openxmlformats.org/officeDocument/2006/bibliography" SelectedStyle="\APASixthEditionOfficeOnline.xsl" StyleName="APA" Version="6"/>
+</file>
+
 <file path=customXml/itemProps1.xml><?xml version="1.0" encoding="utf-8"?>
 <ds:datastoreItem xmlns:ds="http://schemas.openxmlformats.org/officeDocument/2006/customXml" ds:itemID="{CEECB56F-E1D8-45BF-A0A3-B5258E7263D4}">
   <ds:schemaRefs>
@@ -21151,11 +21107,7 @@
 </file>
 
 <file path=customXml/itemProps2.xml><?xml version="1.0" encoding="utf-8"?>
-<ds:datastoreItem xmlns:ds="http://schemas.openxmlformats.org/officeDocument/2006/customXml" ds:itemID="{1AF2C25B-FB23-49D7-861B-D97474F002D2}">
-  <ds:schemaRefs>
-    <ds:schemaRef ds:uri="http://schemas.openxmlformats.org/officeDocument/2006/bibliography"/>
-  </ds:schemaRefs>
-</ds:datastoreItem>
+<ds:datastoreItem xmlns:ds="http://schemas.openxmlformats.org/officeDocument/2006/customXml" ds:itemID="{6CA35A49-5AED-459D-9374-AA9EE5BF8439}"/>
 </file>
 
 <file path=customXml/itemProps3.xml><?xml version="1.0" encoding="utf-8"?>
@@ -21167,20 +21119,9 @@
 </file>
 
 <file path=customXml/itemProps4.xml><?xml version="1.0" encoding="utf-8"?>
-<ds:datastoreItem xmlns:ds="http://schemas.openxmlformats.org/officeDocument/2006/customXml" ds:itemID="{4B3C6E78-634C-4AE7-B2E1-4D68F5BA9D52}">
+<ds:datastoreItem xmlns:ds="http://schemas.openxmlformats.org/officeDocument/2006/customXml" ds:itemID="{1AF2C25B-FB23-49D7-861B-D97474F002D2}">
   <ds:schemaRefs>
-    <ds:schemaRef ds:uri="http://schemas.microsoft.com/office/2006/metadata/contentType"/>
-    <ds:schemaRef ds:uri="http://schemas.microsoft.com/office/2006/metadata/properties/metaAttributes"/>
-    <ds:schemaRef ds:uri="http://www.w3.org/2001/XMLSchema"/>
-    <ds:schemaRef ds:uri="http://schemas.microsoft.com/office/2006/metadata/properties"/>
-    <ds:schemaRef ds:uri="13c90a0b-73bc-4dc0-be5f-28d77b615beb"/>
-    <ds:schemaRef ds:uri="13c93bba-48ce-428c-bfe5-88b42c19b028"/>
-    <ds:schemaRef ds:uri="http://schemas.microsoft.com/office/2006/documentManagement/types"/>
-    <ds:schemaRef ds:uri="http://schemas.microsoft.com/office/infopath/2007/PartnerControls"/>
-    <ds:schemaRef ds:uri="http://schemas.openxmlformats.org/package/2006/metadata/core-properties"/>
-    <ds:schemaRef ds:uri="http://purl.org/dc/elements/1.1/"/>
-    <ds:schemaRef ds:uri="http://purl.org/dc/terms/"/>
-    <ds:schemaRef ds:uri="http://schemas.microsoft.com/internal/obd"/>
+    <ds:schemaRef ds:uri="http://schemas.openxmlformats.org/officeDocument/2006/bibliography"/>
   </ds:schemaRefs>
 </ds:datastoreItem>
 </file>
--- a/fuentes/CF1_22620484_DU.docx
+++ b/fuentes/CF1_22620484_DU.docx
@@ -590,6 +590,11 @@
     <w:p>
       <w:pPr>
         <w:pStyle w:val="Ttulo1"/>
+        <w:numPr>
+          <w:ilvl w:val="0"/>
+          <w:numId w:val="0"/>
+        </w:numPr>
+        <w:ind w:left="708"/>
         <w:rPr>
           <w:noProof/>
         </w:rPr>
@@ -624,6 +629,7 @@
     <w:p>
       <w:pPr>
         <w:pStyle w:val="TDC1"/>
+        <w:spacing w:line="360" w:lineRule="auto"/>
         <w:rPr>
           <w:rFonts w:asciiTheme="minorHAnsi" w:eastAsiaTheme="minorEastAsia" w:hAnsiTheme="minorHAnsi" w:cstheme="minorBidi"/>
           <w:noProof/>
@@ -633,13 +639,13 @@
           <w14:ligatures w14:val="standardContextual"/>
         </w:rPr>
       </w:pPr>
-      <w:hyperlink w:anchor="_Toc231489367" w:history="1">
+      <w:hyperlink w:anchor="_Toc231489368" w:history="1">
         <w:r>
           <w:rPr>
             <w:rStyle w:val="Hipervnculo"/>
             <w:noProof/>
           </w:rPr>
-          <w:t>Tabla de Contenido</w:t>
+          <w:t>Introducción</w:t>
         </w:r>
         <w:r>
           <w:rPr>
@@ -660,7 +666,7 @@
             <w:noProof/>
             <w:webHidden/>
           </w:rPr>
-          <w:instrText xml:space="preserve"> PAGEREF _Toc231489367 \h </w:instrText>
+          <w:instrText xml:space="preserve"> PAGEREF _Toc231489368 \h </w:instrText>
         </w:r>
         <w:r>
           <w:rPr>
@@ -680,7 +686,7 @@
             <w:noProof/>
             <w:webHidden/>
           </w:rPr>
-          <w:t>2</w:t>
+          <w:t>3</w:t>
         </w:r>
         <w:r>
           <w:rPr>
@@ -694,76 +700,7 @@
     <w:p>
       <w:pPr>
         <w:pStyle w:val="TDC1"/>
-        <w:rPr>
-          <w:rFonts w:asciiTheme="minorHAnsi" w:eastAsiaTheme="minorEastAsia" w:hAnsiTheme="minorHAnsi" w:cstheme="minorBidi"/>
-          <w:noProof/>
-          <w:sz w:val="24"/>
-          <w:szCs w:val="24"/>
-          <w:lang w:eastAsia="es-CO"/>
-          <w14:ligatures w14:val="standardContextual"/>
-        </w:rPr>
-      </w:pPr>
-      <w:hyperlink w:anchor="_Toc231489368" w:history="1">
-        <w:r>
-          <w:rPr>
-            <w:rStyle w:val="Hipervnculo"/>
-            <w:noProof/>
-          </w:rPr>
-          <w:t>Introducción</w:t>
-        </w:r>
-        <w:r>
-          <w:rPr>
-            <w:noProof/>
-            <w:webHidden/>
-          </w:rPr>
-          <w:tab/>
-        </w:r>
-        <w:r>
-          <w:rPr>
-            <w:noProof/>
-            <w:webHidden/>
-          </w:rPr>
-          <w:fldChar w:fldCharType="begin"/>
-        </w:r>
-        <w:r>
-          <w:rPr>
-            <w:noProof/>
-            <w:webHidden/>
-          </w:rPr>
-          <w:instrText xml:space="preserve"> PAGEREF _Toc231489368 \h </w:instrText>
-        </w:r>
-        <w:r>
-          <w:rPr>
-            <w:noProof/>
-            <w:webHidden/>
-          </w:rPr>
-        </w:r>
-        <w:r>
-          <w:rPr>
-            <w:noProof/>
-            <w:webHidden/>
-          </w:rPr>
-          <w:fldChar w:fldCharType="separate"/>
-        </w:r>
-        <w:r>
-          <w:rPr>
-            <w:noProof/>
-            <w:webHidden/>
-          </w:rPr>
-          <w:t>3</w:t>
-        </w:r>
-        <w:r>
-          <w:rPr>
-            <w:noProof/>
-            <w:webHidden/>
-          </w:rPr>
-          <w:fldChar w:fldCharType="end"/>
-        </w:r>
-      </w:hyperlink>
-    </w:p>
-    <w:p>
-      <w:pPr>
-        <w:pStyle w:val="TDC1"/>
+        <w:spacing w:line="360" w:lineRule="auto"/>
         <w:rPr>
           <w:rFonts w:asciiTheme="minorHAnsi" w:eastAsiaTheme="minorEastAsia" w:hAnsiTheme="minorHAnsi" w:cstheme="minorBidi"/>
           <w:noProof/>
@@ -1225,6 +1162,7 @@
     <w:p>
       <w:pPr>
         <w:pStyle w:val="TDC1"/>
+        <w:spacing w:line="360" w:lineRule="auto"/>
         <w:rPr>
           <w:rFonts w:asciiTheme="minorHAnsi" w:eastAsiaTheme="minorEastAsia" w:hAnsiTheme="minorHAnsi" w:cstheme="minorBidi"/>
           <w:noProof/>
@@ -1592,6 +1530,7 @@
     <w:p>
       <w:pPr>
         <w:pStyle w:val="TDC1"/>
+        <w:spacing w:line="360" w:lineRule="auto"/>
         <w:rPr>
           <w:rFonts w:asciiTheme="minorHAnsi" w:eastAsiaTheme="minorEastAsia" w:hAnsiTheme="minorHAnsi" w:cstheme="minorBidi"/>
           <w:noProof/>
@@ -2052,6 +1991,7 @@
     <w:p>
       <w:pPr>
         <w:pStyle w:val="TDC1"/>
+        <w:spacing w:line="360" w:lineRule="auto"/>
         <w:rPr>
           <w:rFonts w:asciiTheme="minorHAnsi" w:eastAsiaTheme="minorEastAsia" w:hAnsiTheme="minorHAnsi" w:cstheme="minorBidi"/>
           <w:noProof/>
@@ -2512,6 +2452,7 @@
     <w:p>
       <w:pPr>
         <w:pStyle w:val="TDC1"/>
+        <w:spacing w:line="360" w:lineRule="auto"/>
         <w:rPr>
           <w:rFonts w:asciiTheme="minorHAnsi" w:eastAsiaTheme="minorEastAsia" w:hAnsiTheme="minorHAnsi" w:cstheme="minorBidi"/>
           <w:noProof/>
@@ -2582,6 +2523,7 @@
     <w:p>
       <w:pPr>
         <w:pStyle w:val="TDC1"/>
+        <w:spacing w:line="360" w:lineRule="auto"/>
         <w:rPr>
           <w:rFonts w:asciiTheme="minorHAnsi" w:eastAsiaTheme="minorEastAsia" w:hAnsiTheme="minorHAnsi" w:cstheme="minorBidi"/>
           <w:noProof/>
@@ -2652,6 +2594,7 @@
     <w:p>
       <w:pPr>
         <w:pStyle w:val="TDC1"/>
+        <w:spacing w:line="360" w:lineRule="auto"/>
         <w:rPr>
           <w:rFonts w:asciiTheme="minorHAnsi" w:eastAsiaTheme="minorEastAsia" w:hAnsiTheme="minorHAnsi" w:cstheme="minorBidi"/>
           <w:noProof/>
@@ -2722,6 +2665,7 @@
     <w:p>
       <w:pPr>
         <w:pStyle w:val="TDC1"/>
+        <w:spacing w:line="360" w:lineRule="auto"/>
         <w:rPr>
           <w:rFonts w:asciiTheme="minorHAnsi" w:eastAsiaTheme="minorEastAsia" w:hAnsiTheme="minorHAnsi" w:cstheme="minorBidi"/>
           <w:noProof/>
@@ -2792,6 +2736,10 @@
     <w:p>
       <w:pPr>
         <w:pStyle w:val="Ttulo1"/>
+        <w:numPr>
+          <w:ilvl w:val="0"/>
+          <w:numId w:val="0"/>
+        </w:numPr>
         <w:rPr>
           <w:lang w:val="es-ES"/>
         </w:rPr>
@@ -2807,7 +2755,131 @@
     </w:p>
     <w:p>
       <w:pPr>
+        <w:rPr>
+          <w:lang w:val="es-ES" w:eastAsia="es-CO"/>
+        </w:rPr>
+      </w:pPr>
+    </w:p>
+    <w:p>
+      <w:pPr>
+        <w:rPr>
+          <w:lang w:val="es-ES" w:eastAsia="es-CO"/>
+        </w:rPr>
+      </w:pPr>
+    </w:p>
+    <w:p>
+      <w:pPr>
+        <w:rPr>
+          <w:lang w:val="es-ES" w:eastAsia="es-CO"/>
+        </w:rPr>
+      </w:pPr>
+    </w:p>
+    <w:p>
+      <w:pPr>
+        <w:rPr>
+          <w:lang w:val="es-ES" w:eastAsia="es-CO"/>
+        </w:rPr>
+      </w:pPr>
+    </w:p>
+    <w:p>
+      <w:pPr>
+        <w:rPr>
+          <w:lang w:val="es-ES" w:eastAsia="es-CO"/>
+        </w:rPr>
+      </w:pPr>
+    </w:p>
+    <w:p>
+      <w:pPr>
+        <w:rPr>
+          <w:lang w:val="es-ES" w:eastAsia="es-CO"/>
+        </w:rPr>
+      </w:pPr>
+    </w:p>
+    <w:p>
+      <w:pPr>
+        <w:rPr>
+          <w:lang w:val="es-ES" w:eastAsia="es-CO"/>
+        </w:rPr>
+      </w:pPr>
+    </w:p>
+    <w:p>
+      <w:pPr>
+        <w:rPr>
+          <w:lang w:val="es-ES" w:eastAsia="es-CO"/>
+        </w:rPr>
+      </w:pPr>
+    </w:p>
+    <w:p>
+      <w:pPr>
+        <w:rPr>
+          <w:lang w:val="es-ES" w:eastAsia="es-CO"/>
+        </w:rPr>
+      </w:pPr>
+    </w:p>
+    <w:p>
+      <w:pPr>
+        <w:rPr>
+          <w:lang w:val="es-ES" w:eastAsia="es-CO"/>
+        </w:rPr>
+      </w:pPr>
+    </w:p>
+    <w:p>
+      <w:pPr>
+        <w:rPr>
+          <w:lang w:val="es-ES" w:eastAsia="es-CO"/>
+        </w:rPr>
+      </w:pPr>
+    </w:p>
+    <w:p>
+      <w:pPr>
+        <w:rPr>
+          <w:lang w:val="es-ES" w:eastAsia="es-CO"/>
+        </w:rPr>
+      </w:pPr>
+    </w:p>
+    <w:p>
+      <w:pPr>
+        <w:rPr>
+          <w:lang w:val="es-ES" w:eastAsia="es-CO"/>
+        </w:rPr>
+      </w:pPr>
+    </w:p>
+    <w:p>
+      <w:pPr>
+        <w:rPr>
+          <w:lang w:val="es-ES" w:eastAsia="es-CO"/>
+        </w:rPr>
+      </w:pPr>
+    </w:p>
+    <w:p>
+      <w:pPr>
+        <w:rPr>
+          <w:lang w:val="es-ES" w:eastAsia="es-CO"/>
+        </w:rPr>
+      </w:pPr>
+    </w:p>
+    <w:p>
+      <w:pPr>
+        <w:rPr>
+          <w:lang w:val="es-ES" w:eastAsia="es-CO"/>
+        </w:rPr>
+      </w:pPr>
+    </w:p>
+    <w:p>
+      <w:pPr>
+        <w:rPr>
+          <w:lang w:val="es-ES" w:eastAsia="es-CO"/>
+        </w:rPr>
+      </w:pPr>
+    </w:p>
+    <w:p>
+      <w:pPr>
         <w:pStyle w:val="Ttulo1"/>
+        <w:numPr>
+          <w:ilvl w:val="0"/>
+          <w:numId w:val="0"/>
+        </w:numPr>
+        <w:ind w:left="708"/>
       </w:pPr>
       <w:r>
         <w:lastRenderedPageBreak/>
@@ -2818,6 +2890,7 @@
     </w:p>
     <w:p>
       <w:pPr>
+        <w:spacing w:before="0" w:after="0"/>
         <w:rPr>
           <w:rFonts w:cs="Calibri"/>
           <w:lang w:eastAsia="es-CO"/>
@@ -2833,7 +2906,9 @@
     </w:p>
     <w:p>
       <w:pPr>
-        <w:rPr>
+        <w:spacing w:before="0" w:after="0"/>
+        <w:rPr>
+          <w:rFonts w:cs="Calibri"/>
           <w:lang w:eastAsia="es-CO"/>
         </w:rPr>
       </w:pPr>
@@ -2847,13 +2922,120 @@
     </w:p>
     <w:p>
       <w:pPr>
+        <w:spacing w:before="0" w:after="0"/>
+        <w:rPr>
+          <w:rFonts w:cs="Calibri"/>
+          <w:lang w:eastAsia="es-CO"/>
+        </w:rPr>
+      </w:pPr>
+    </w:p>
+    <w:p>
+      <w:pPr>
+        <w:spacing w:before="0" w:after="0"/>
+        <w:rPr>
+          <w:rFonts w:cs="Calibri"/>
+          <w:lang w:eastAsia="es-CO"/>
+        </w:rPr>
+      </w:pPr>
+    </w:p>
+    <w:p>
+      <w:pPr>
+        <w:spacing w:before="0" w:after="0"/>
+        <w:rPr>
+          <w:rFonts w:cs="Calibri"/>
+          <w:lang w:eastAsia="es-CO"/>
+        </w:rPr>
+      </w:pPr>
+    </w:p>
+    <w:p>
+      <w:pPr>
+        <w:spacing w:before="0" w:after="0"/>
+        <w:rPr>
+          <w:rFonts w:cs="Calibri"/>
+          <w:lang w:eastAsia="es-CO"/>
+        </w:rPr>
+      </w:pPr>
+    </w:p>
+    <w:p>
+      <w:pPr>
+        <w:spacing w:before="0" w:after="0"/>
+        <w:rPr>
+          <w:rFonts w:cs="Calibri"/>
+          <w:lang w:eastAsia="es-CO"/>
+        </w:rPr>
+      </w:pPr>
+    </w:p>
+    <w:p>
+      <w:pPr>
+        <w:spacing w:before="0" w:after="0"/>
+        <w:rPr>
+          <w:rFonts w:cs="Calibri"/>
+          <w:lang w:eastAsia="es-CO"/>
+        </w:rPr>
+      </w:pPr>
+    </w:p>
+    <w:p>
+      <w:pPr>
+        <w:spacing w:before="0" w:after="0"/>
+        <w:rPr>
+          <w:rFonts w:cs="Calibri"/>
+          <w:lang w:eastAsia="es-CO"/>
+        </w:rPr>
+      </w:pPr>
+    </w:p>
+    <w:p>
+      <w:pPr>
+        <w:spacing w:before="0" w:after="0"/>
+        <w:rPr>
+          <w:rFonts w:cs="Calibri"/>
+          <w:lang w:eastAsia="es-CO"/>
+        </w:rPr>
+      </w:pPr>
+    </w:p>
+    <w:p>
+      <w:pPr>
+        <w:spacing w:before="0" w:after="0"/>
+        <w:rPr>
+          <w:rFonts w:cs="Calibri"/>
+          <w:lang w:eastAsia="es-CO"/>
+        </w:rPr>
+      </w:pPr>
+    </w:p>
+    <w:p>
+      <w:pPr>
+        <w:spacing w:before="0" w:after="0"/>
+        <w:rPr>
+          <w:lang w:eastAsia="es-CO"/>
+        </w:rPr>
+      </w:pPr>
+    </w:p>
+    <w:p>
+      <w:pPr>
         <w:pStyle w:val="Video"/>
-        <w:rPr>
-          <w:lang w:eastAsia="es-CO"/>
-        </w:rPr>
-      </w:pPr>
-      <w:r>
-        <w:t>Aspectos pedagógicos y planeación formativa</w:t>
+        <w:spacing w:before="0" w:after="0"/>
+        <w:rPr>
+          <w:lang w:eastAsia="es-CO"/>
+        </w:rPr>
+      </w:pPr>
+      <w:r>
+        <w:rPr>
+          <w:bCs/>
+        </w:rPr>
+        <w:lastRenderedPageBreak/>
+        <w:t>Gestión integral del Sistema de Gestión de Seguridad y Salud en el Trabajo (SG</w:t>
+      </w:r>
+      <w:r>
+        <w:rPr>
+          <w:rFonts w:ascii="Cambria Math" w:hAnsi="Cambria Math" w:cs="Cambria Math"/>
+          <w:bCs/>
+        </w:rPr>
+        <w:t>‑</w:t>
+      </w:r>
+      <w:r>
+        <w:rPr>
+          <w:bCs/>
+        </w:rPr>
+        <w:t>SST) en Colombia</w:t>
       </w:r>
     </w:p>
     <w:p>
@@ -3041,7 +3223,11 @@
               <w:ind w:right="-142"/>
             </w:pPr>
             <w:r>
-              <w:t xml:space="preserve">A su vez, se fundamenta en el marco normativo nacional y de la Comunidad Andina, el cual orienta su implementación y el cumplimiento de la legislación vigente en seguridad y salud en el trabajo. En este contexto, se abordan normas como el Decreto 1072 de 2015, la Ley 1562 de 2012 y la Resolución 0312 de 2019, que establecen lineamientos clave para su desarrollo. </w:t>
+              <w:t xml:space="preserve">A su vez, se fundamenta en el marco normativo nacional y de la Comunidad Andina, el cual orienta su implementación y el cumplimiento de la legislación vigente en seguridad y salud en el trabajo. En este contexto, se abordan normas </w:t>
+            </w:r>
+            <w:r>
+              <w:lastRenderedPageBreak/>
+              <w:t xml:space="preserve">como el Decreto 1072 de 2015, la Ley 1562 de 2012 y la Resolución 0312 de 2019, que establecen lineamientos clave para su desarrollo. </w:t>
             </w:r>
           </w:p>
           <w:p>
@@ -3078,11 +3264,70 @@
     </w:p>
     <w:p>
       <w:pPr>
+        <w:rPr>
+          <w:lang w:eastAsia="es-CO"/>
+        </w:rPr>
+      </w:pPr>
+    </w:p>
+    <w:p>
+      <w:pPr>
+        <w:rPr>
+          <w:lang w:eastAsia="es-CO"/>
+        </w:rPr>
+      </w:pPr>
+    </w:p>
+    <w:p>
+      <w:pPr>
+        <w:rPr>
+          <w:lang w:eastAsia="es-CO"/>
+        </w:rPr>
+      </w:pPr>
+    </w:p>
+    <w:p>
+      <w:pPr>
+        <w:rPr>
+          <w:lang w:eastAsia="es-CO"/>
+        </w:rPr>
+      </w:pPr>
+    </w:p>
+    <w:p>
+      <w:pPr>
+        <w:rPr>
+          <w:lang w:eastAsia="es-CO"/>
+        </w:rPr>
+      </w:pPr>
+    </w:p>
+    <w:p>
+      <w:pPr>
+        <w:rPr>
+          <w:lang w:eastAsia="es-CO"/>
+        </w:rPr>
+      </w:pPr>
+    </w:p>
+    <w:p>
+      <w:pPr>
+        <w:rPr>
+          <w:lang w:eastAsia="es-CO"/>
+        </w:rPr>
+      </w:pPr>
+    </w:p>
+    <w:p>
+      <w:pPr>
+        <w:rPr>
+          <w:lang w:eastAsia="es-CO"/>
+        </w:rPr>
+      </w:pPr>
+    </w:p>
+    <w:p>
+      <w:pPr>
+        <w:rPr>
+          <w:lang w:eastAsia="es-CO"/>
+        </w:rPr>
+      </w:pPr>
+    </w:p>
+    <w:p>
+      <w:pPr>
         <w:pStyle w:val="Ttulo1"/>
-        <w:numPr>
-          <w:ilvl w:val="0"/>
-          <w:numId w:val="13"/>
-        </w:numPr>
       </w:pPr>
       <w:bookmarkStart w:id="3" w:name="_Toc231489369"/>
       <w:r>
@@ -3264,7 +3509,7 @@
         <w:pStyle w:val="Prrafodelista"/>
         <w:numPr>
           <w:ilvl w:val="0"/>
-          <w:numId w:val="14"/>
+          <w:numId w:val="5"/>
         </w:numPr>
         <w:spacing w:before="0" w:after="0"/>
         <w:ind w:left="1134"/>
@@ -3286,7 +3531,7 @@
         <w:pStyle w:val="Prrafodelista"/>
         <w:numPr>
           <w:ilvl w:val="0"/>
-          <w:numId w:val="14"/>
+          <w:numId w:val="5"/>
         </w:numPr>
         <w:spacing w:before="0" w:after="0"/>
         <w:ind w:left="1134"/>
@@ -3308,7 +3553,7 @@
         <w:pStyle w:val="Prrafodelista"/>
         <w:numPr>
           <w:ilvl w:val="0"/>
-          <w:numId w:val="14"/>
+          <w:numId w:val="5"/>
         </w:numPr>
         <w:spacing w:before="0" w:after="0"/>
         <w:ind w:left="1134"/>
@@ -3330,7 +3575,7 @@
         <w:pStyle w:val="Prrafodelista"/>
         <w:numPr>
           <w:ilvl w:val="0"/>
-          <w:numId w:val="14"/>
+          <w:numId w:val="5"/>
         </w:numPr>
         <w:spacing w:before="0" w:after="0"/>
         <w:ind w:left="1134"/>
@@ -3352,7 +3597,7 @@
         <w:pStyle w:val="Prrafodelista"/>
         <w:numPr>
           <w:ilvl w:val="0"/>
-          <w:numId w:val="14"/>
+          <w:numId w:val="5"/>
         </w:numPr>
         <w:spacing w:before="0" w:after="0"/>
         <w:ind w:left="1134"/>
@@ -3374,7 +3619,7 @@
         <w:pStyle w:val="Prrafodelista"/>
         <w:numPr>
           <w:ilvl w:val="0"/>
-          <w:numId w:val="14"/>
+          <w:numId w:val="5"/>
         </w:numPr>
         <w:spacing w:before="0" w:after="0"/>
         <w:ind w:left="1134"/>
@@ -3407,8 +3652,8 @@
       </w:tblPr>
       <w:tblGrid>
         <w:gridCol w:w="1413"/>
-        <w:gridCol w:w="2977"/>
-        <w:gridCol w:w="5572"/>
+        <w:gridCol w:w="3118"/>
+        <w:gridCol w:w="5431"/>
       </w:tblGrid>
       <w:tr>
         <w:trPr>
@@ -3439,7 +3684,7 @@
         </w:tc>
         <w:tc>
           <w:tcPr>
-            <w:tcW w:w="2977" w:type="dxa"/>
+            <w:tcW w:w="3118" w:type="dxa"/>
           </w:tcPr>
           <w:p>
             <w:pPr>
@@ -3461,7 +3706,7 @@
         </w:tc>
         <w:tc>
           <w:tcPr>
-            <w:tcW w:w="5572" w:type="dxa"/>
+            <w:tcW w:w="5431" w:type="dxa"/>
           </w:tcPr>
           <w:p>
             <w:pPr>
@@ -3511,7 +3756,7 @@
         </w:tc>
         <w:tc>
           <w:tcPr>
-            <w:tcW w:w="2977" w:type="dxa"/>
+            <w:tcW w:w="3118" w:type="dxa"/>
           </w:tcPr>
           <w:p>
             <w:pPr>
@@ -3533,7 +3778,7 @@
         </w:tc>
         <w:tc>
           <w:tcPr>
-            <w:tcW w:w="5572" w:type="dxa"/>
+            <w:tcW w:w="5431" w:type="dxa"/>
           </w:tcPr>
           <w:p>
             <w:pPr>
@@ -3582,7 +3827,7 @@
         </w:tc>
         <w:tc>
           <w:tcPr>
-            <w:tcW w:w="2977" w:type="dxa"/>
+            <w:tcW w:w="3118" w:type="dxa"/>
           </w:tcPr>
           <w:p>
             <w:pPr>
@@ -3604,7 +3849,7 @@
         </w:tc>
         <w:tc>
           <w:tcPr>
-            <w:tcW w:w="5572" w:type="dxa"/>
+            <w:tcW w:w="5431" w:type="dxa"/>
           </w:tcPr>
           <w:p>
             <w:pPr>
@@ -3655,7 +3900,7 @@
         </w:tc>
         <w:tc>
           <w:tcPr>
-            <w:tcW w:w="2977" w:type="dxa"/>
+            <w:tcW w:w="3118" w:type="dxa"/>
           </w:tcPr>
           <w:p>
             <w:pPr>
@@ -3677,7 +3922,7 @@
         </w:tc>
         <w:tc>
           <w:tcPr>
-            <w:tcW w:w="5572" w:type="dxa"/>
+            <w:tcW w:w="5431" w:type="dxa"/>
           </w:tcPr>
           <w:p>
             <w:pPr>
@@ -3726,7 +3971,7 @@
         </w:tc>
         <w:tc>
           <w:tcPr>
-            <w:tcW w:w="2977" w:type="dxa"/>
+            <w:tcW w:w="3118" w:type="dxa"/>
           </w:tcPr>
           <w:p>
             <w:pPr>
@@ -3748,7 +3993,7 @@
         </w:tc>
         <w:tc>
           <w:tcPr>
-            <w:tcW w:w="5572" w:type="dxa"/>
+            <w:tcW w:w="5431" w:type="dxa"/>
           </w:tcPr>
           <w:p>
             <w:pPr>
@@ -3782,7 +4027,6 @@
     <w:p>
       <w:pPr>
         <w:pStyle w:val="Ttulo2"/>
-        <w:ind w:left="709"/>
       </w:pPr>
       <w:bookmarkStart w:id="5" w:name="_Toc231489371"/>
       <w:r>
@@ -3793,7 +4037,6 @@
     <w:p>
       <w:pPr>
         <w:spacing w:before="0" w:after="0"/>
-        <w:ind w:firstLine="567"/>
         <w:rPr>
           <w:rFonts w:cs="Calibri"/>
         </w:rPr>
@@ -3808,7 +4051,7 @@
     <w:p>
       <w:pPr>
         <w:spacing w:before="0" w:after="0"/>
-        <w:ind w:firstLine="567"/>
+        <w:ind w:firstLine="708"/>
         <w:rPr>
           <w:rFonts w:cs="Calibri"/>
         </w:rPr>
@@ -3900,6 +4143,8 @@
         <w:ind w:firstLine="567"/>
         <w:rPr>
           <w:rFonts w:cs="Calibri"/>
+          <w:b/>
+          <w:bCs/>
         </w:rPr>
       </w:pPr>
     </w:p>
@@ -3909,6 +4154,8 @@
         <w:ind w:firstLine="567"/>
         <w:rPr>
           <w:rFonts w:cs="Calibri"/>
+          <w:b/>
+          <w:bCs/>
         </w:rPr>
       </w:pPr>
     </w:p>
@@ -3952,10 +4199,10 @@
         <w:pStyle w:val="Prrafodelista"/>
         <w:numPr>
           <w:ilvl w:val="0"/>
-          <w:numId w:val="17"/>
+          <w:numId w:val="6"/>
         </w:numPr>
         <w:spacing w:before="0" w:after="0"/>
-        <w:ind w:left="851"/>
+        <w:ind w:left="993"/>
         <w:rPr>
           <w:rFonts w:cs="Calibri"/>
         </w:rPr>
@@ -3972,10 +4219,10 @@
         <w:pStyle w:val="Prrafodelista"/>
         <w:numPr>
           <w:ilvl w:val="0"/>
-          <w:numId w:val="17"/>
+          <w:numId w:val="6"/>
         </w:numPr>
         <w:spacing w:before="0" w:after="0"/>
-        <w:ind w:left="851"/>
+        <w:ind w:left="993"/>
         <w:rPr>
           <w:rFonts w:cs="Calibri"/>
         </w:rPr>
@@ -3992,10 +4239,10 @@
         <w:pStyle w:val="Prrafodelista"/>
         <w:numPr>
           <w:ilvl w:val="0"/>
-          <w:numId w:val="17"/>
+          <w:numId w:val="6"/>
         </w:numPr>
         <w:spacing w:before="0" w:after="0"/>
-        <w:ind w:left="851"/>
+        <w:ind w:left="993"/>
         <w:rPr>
           <w:rFonts w:cs="Calibri"/>
         </w:rPr>
@@ -4012,10 +4259,10 @@
         <w:pStyle w:val="Prrafodelista"/>
         <w:numPr>
           <w:ilvl w:val="0"/>
-          <w:numId w:val="17"/>
+          <w:numId w:val="6"/>
         </w:numPr>
         <w:spacing w:before="0" w:after="0"/>
-        <w:ind w:left="851"/>
+        <w:ind w:left="993"/>
         <w:rPr>
           <w:rFonts w:cs="Calibri"/>
         </w:rPr>
@@ -4032,10 +4279,10 @@
         <w:pStyle w:val="Prrafodelista"/>
         <w:numPr>
           <w:ilvl w:val="0"/>
-          <w:numId w:val="17"/>
+          <w:numId w:val="6"/>
         </w:numPr>
         <w:spacing w:before="0" w:after="0"/>
-        <w:ind w:left="851"/>
+        <w:ind w:left="993"/>
         <w:rPr>
           <w:rFonts w:cs="Calibri"/>
         </w:rPr>
@@ -4052,10 +4299,10 @@
         <w:pStyle w:val="Prrafodelista"/>
         <w:numPr>
           <w:ilvl w:val="0"/>
-          <w:numId w:val="17"/>
+          <w:numId w:val="6"/>
         </w:numPr>
         <w:spacing w:before="0" w:after="0"/>
-        <w:ind w:left="851"/>
+        <w:ind w:left="993"/>
         <w:rPr>
           <w:rFonts w:cs="Calibri"/>
         </w:rPr>
@@ -4115,10 +4362,10 @@
         <w:pStyle w:val="Prrafodelista"/>
         <w:numPr>
           <w:ilvl w:val="0"/>
-          <w:numId w:val="17"/>
+          <w:numId w:val="6"/>
         </w:numPr>
         <w:spacing w:before="0" w:after="0"/>
-        <w:ind w:left="851"/>
+        <w:ind w:left="1134"/>
         <w:rPr>
           <w:rFonts w:cs="Calibri"/>
         </w:rPr>
@@ -4135,10 +4382,10 @@
         <w:pStyle w:val="Prrafodelista"/>
         <w:numPr>
           <w:ilvl w:val="0"/>
-          <w:numId w:val="17"/>
+          <w:numId w:val="6"/>
         </w:numPr>
         <w:spacing w:before="0" w:after="0"/>
-        <w:ind w:left="851"/>
+        <w:ind w:left="1134"/>
         <w:rPr>
           <w:rFonts w:cs="Calibri"/>
         </w:rPr>
@@ -4155,10 +4402,10 @@
         <w:pStyle w:val="Prrafodelista"/>
         <w:numPr>
           <w:ilvl w:val="0"/>
-          <w:numId w:val="17"/>
+          <w:numId w:val="6"/>
         </w:numPr>
         <w:spacing w:before="0" w:after="0"/>
-        <w:ind w:left="851"/>
+        <w:ind w:left="1134"/>
         <w:rPr>
           <w:rFonts w:cs="Calibri"/>
         </w:rPr>
@@ -4175,10 +4422,10 @@
         <w:pStyle w:val="Prrafodelista"/>
         <w:numPr>
           <w:ilvl w:val="0"/>
-          <w:numId w:val="17"/>
+          <w:numId w:val="6"/>
         </w:numPr>
         <w:spacing w:before="0" w:after="0"/>
-        <w:ind w:left="851"/>
+        <w:ind w:left="1134"/>
         <w:rPr>
           <w:rFonts w:cs="Calibri"/>
         </w:rPr>
@@ -4233,7 +4480,6 @@
     <w:p>
       <w:pPr>
         <w:pStyle w:val="Ttulo2"/>
-        <w:ind w:left="709"/>
       </w:pPr>
       <w:bookmarkStart w:id="6" w:name="_Toc231489372"/>
       <w:r>
@@ -4583,6 +4829,7 @@
     </w:tbl>
     <w:p>
       <w:pPr>
+        <w:spacing w:before="0" w:after="0"/>
         <w:rPr>
           <w:b/>
           <w:bCs/>
@@ -4592,53 +4839,41 @@
     </w:p>
     <w:p>
       <w:pPr>
+        <w:spacing w:before="0" w:after="0"/>
         <w:rPr>
           <w:b/>
           <w:bCs/>
           <w:lang w:eastAsia="es-CO"/>
         </w:rPr>
       </w:pPr>
-    </w:p>
-    <w:p>
-      <w:pPr>
+      <w:r>
         <w:rPr>
           <w:b/>
           <w:bCs/>
           <w:lang w:eastAsia="es-CO"/>
         </w:rPr>
-      </w:pPr>
-    </w:p>
-    <w:p>
-      <w:pPr>
-        <w:spacing w:before="0" w:after="0"/>
-        <w:rPr>
-          <w:b/>
-          <w:bCs/>
-          <w:lang w:eastAsia="es-CO"/>
-        </w:rPr>
-      </w:pPr>
-      <w:r>
-        <w:rPr>
-          <w:b/>
-          <w:bCs/>
+        <w:t>Documentación del SG-SST</w:t>
+      </w:r>
+    </w:p>
+    <w:p>
+      <w:pPr>
+        <w:spacing w:before="0" w:after="0"/>
+        <w:rPr>
+          <w:lang w:eastAsia="es-CO"/>
+        </w:rPr>
+      </w:pPr>
+      <w:r>
+        <w:rPr>
+          <w:lang w:eastAsia="es-CO"/>
+        </w:rPr>
+        <w:t xml:space="preserve">La documentación es fundamental para evidenciar el funcionamiento del sistema y garantizar su control. Para ello, es necesario contar con una serie de documentos que </w:t>
+      </w:r>
+      <w:r>
+        <w:rPr>
           <w:lang w:eastAsia="es-CO"/>
         </w:rPr>
         <w:lastRenderedPageBreak/>
-        <w:t>Documentación del SG-SST</w:t>
-      </w:r>
-    </w:p>
-    <w:p>
-      <w:pPr>
-        <w:spacing w:before="0" w:after="0"/>
-        <w:rPr>
-          <w:lang w:eastAsia="es-CO"/>
-        </w:rPr>
-      </w:pPr>
-      <w:r>
-        <w:rPr>
-          <w:lang w:eastAsia="es-CO"/>
-        </w:rPr>
-        <w:t>La documentación es fundamental para evidenciar el funcionamiento del sistema y garantizar su control. Para ello, es necesario contar con una serie de documentos que soportan la implementación, el seguimiento y la mejora continua del sistema, entre los cuales se encuentran:</w:t>
+        <w:t>soportan la implementación, el seguimiento y la mejora continua del sistema, entre los cuales se encuentran:</w:t>
       </w:r>
     </w:p>
     <w:p>
@@ -4646,7 +4881,7 @@
         <w:pStyle w:val="Prrafodelista"/>
         <w:numPr>
           <w:ilvl w:val="0"/>
-          <w:numId w:val="18"/>
+          <w:numId w:val="7"/>
         </w:numPr>
         <w:spacing w:before="0" w:after="0"/>
         <w:ind w:left="1134"/>
@@ -4666,7 +4901,7 @@
         <w:pStyle w:val="Prrafodelista"/>
         <w:numPr>
           <w:ilvl w:val="0"/>
-          <w:numId w:val="18"/>
+          <w:numId w:val="7"/>
         </w:numPr>
         <w:spacing w:before="0" w:after="0"/>
         <w:ind w:left="1134"/>
@@ -4686,7 +4921,7 @@
         <w:pStyle w:val="Prrafodelista"/>
         <w:numPr>
           <w:ilvl w:val="0"/>
-          <w:numId w:val="18"/>
+          <w:numId w:val="7"/>
         </w:numPr>
         <w:spacing w:before="0" w:after="0"/>
         <w:ind w:left="1134"/>
@@ -4706,7 +4941,7 @@
         <w:pStyle w:val="Prrafodelista"/>
         <w:numPr>
           <w:ilvl w:val="0"/>
-          <w:numId w:val="18"/>
+          <w:numId w:val="7"/>
         </w:numPr>
         <w:spacing w:before="0" w:after="0"/>
         <w:ind w:left="1134"/>
@@ -4726,7 +4961,7 @@
         <w:pStyle w:val="Prrafodelista"/>
         <w:numPr>
           <w:ilvl w:val="0"/>
-          <w:numId w:val="18"/>
+          <w:numId w:val="7"/>
         </w:numPr>
         <w:spacing w:before="0" w:after="0"/>
         <w:ind w:left="1134"/>
@@ -4746,7 +4981,7 @@
         <w:pStyle w:val="Prrafodelista"/>
         <w:numPr>
           <w:ilvl w:val="0"/>
-          <w:numId w:val="18"/>
+          <w:numId w:val="7"/>
         </w:numPr>
         <w:spacing w:before="0" w:after="0"/>
         <w:ind w:left="1134"/>
@@ -4766,7 +5001,7 @@
         <w:pStyle w:val="Prrafodelista"/>
         <w:numPr>
           <w:ilvl w:val="0"/>
-          <w:numId w:val="18"/>
+          <w:numId w:val="7"/>
         </w:numPr>
         <w:spacing w:before="0" w:after="0"/>
         <w:ind w:left="1134"/>
@@ -4786,7 +5021,7 @@
         <w:pStyle w:val="Prrafodelista"/>
         <w:numPr>
           <w:ilvl w:val="0"/>
-          <w:numId w:val="18"/>
+          <w:numId w:val="7"/>
         </w:numPr>
         <w:spacing w:before="0" w:after="0"/>
         <w:ind w:left="1134"/>
@@ -4825,6 +5060,14 @@
     </w:p>
     <w:p>
       <w:pPr>
+        <w:spacing w:before="0" w:after="0"/>
+        <w:rPr>
+          <w:lang w:eastAsia="es-CO"/>
+        </w:rPr>
+      </w:pPr>
+    </w:p>
+    <w:p>
+      <w:pPr>
         <w:pStyle w:val="Ttulo2"/>
       </w:pPr>
       <w:bookmarkStart w:id="7" w:name="_Toc231489373"/>
@@ -4835,22 +5078,23 @@
     </w:p>
     <w:p>
       <w:pPr>
-        <w:rPr>
-          <w:lang w:eastAsia="es-CO"/>
-        </w:rPr>
-      </w:pPr>
-      <w:r>
-        <w:rPr>
-          <w:lang w:eastAsia="es-CO"/>
-        </w:rPr>
-        <w:t xml:space="preserve">La seguridad y salud en el trabajo constituye un elemento esencial para el desarrollo sostenible de las organizaciones, ya que protege la integridad física, mental y </w:t>
+        <w:spacing w:before="0" w:after="0"/>
+        <w:rPr>
+          <w:lang w:eastAsia="es-CO"/>
+        </w:rPr>
+      </w:pPr>
+      <w:r>
+        <w:rPr>
+          <w:lang w:eastAsia="es-CO"/>
+        </w:rPr>
+        <w:t xml:space="preserve">La seguridad y salud en el trabajo constituye un elemento esencial para el desarrollo sostenible de las organizaciones, ya que protege la integridad física, mental y social de los trabajadores y promueve ambientes laborales seguros, saludables y productivos. La implementación del SG-SST no solo busca cumplir la normatividad </w:t>
       </w:r>
       <w:r>
         <w:rPr>
           <w:lang w:eastAsia="es-CO"/>
         </w:rPr>
         <w:lastRenderedPageBreak/>
-        <w:t>social de los trabajadores y promueve ambientes laborales seguros, saludables y productivos. La implementación del SG-SST no solo busca cumplir la normatividad vigente, sino también fortalecer la cultura organizacional orientada a la prevención y el autocuidado. Un sistema bien gestionado permite anticipar riesgos, reducir incidentes y mejorar la calidad de vida laboral.</w:t>
+        <w:t>vigente, sino también fortalecer la cultura organizacional orientada a la prevención y el autocuidado. Un sistema bien gestionado permite anticipar riesgos, reducir incidentes y mejorar la calidad de vida laboral.</w:t>
       </w:r>
     </w:p>
     <w:p>
@@ -4875,7 +5119,7 @@
         <w:pStyle w:val="Prrafodelista"/>
         <w:numPr>
           <w:ilvl w:val="0"/>
-          <w:numId w:val="20"/>
+          <w:numId w:val="8"/>
         </w:numPr>
         <w:spacing w:before="0" w:after="0"/>
         <w:ind w:left="1134"/>
@@ -4897,7 +5141,7 @@
         <w:pStyle w:val="Prrafodelista"/>
         <w:numPr>
           <w:ilvl w:val="0"/>
-          <w:numId w:val="20"/>
+          <w:numId w:val="8"/>
         </w:numPr>
         <w:spacing w:before="0" w:after="0"/>
         <w:ind w:left="1134"/>
@@ -4919,7 +5163,7 @@
         <w:pStyle w:val="Prrafodelista"/>
         <w:numPr>
           <w:ilvl w:val="0"/>
-          <w:numId w:val="20"/>
+          <w:numId w:val="8"/>
         </w:numPr>
         <w:spacing w:before="0" w:after="0"/>
         <w:ind w:left="1134"/>
@@ -4941,7 +5185,7 @@
         <w:pStyle w:val="Prrafodelista"/>
         <w:numPr>
           <w:ilvl w:val="0"/>
-          <w:numId w:val="20"/>
+          <w:numId w:val="8"/>
         </w:numPr>
         <w:spacing w:before="0" w:after="0"/>
         <w:ind w:left="1134"/>
@@ -4963,7 +5207,7 @@
         <w:pStyle w:val="Prrafodelista"/>
         <w:numPr>
           <w:ilvl w:val="0"/>
-          <w:numId w:val="20"/>
+          <w:numId w:val="8"/>
         </w:numPr>
         <w:spacing w:before="0" w:after="0"/>
         <w:ind w:left="1134"/>
@@ -4985,7 +5229,7 @@
         <w:pStyle w:val="Prrafodelista"/>
         <w:numPr>
           <w:ilvl w:val="0"/>
-          <w:numId w:val="20"/>
+          <w:numId w:val="8"/>
         </w:numPr>
         <w:spacing w:before="0" w:after="0"/>
         <w:ind w:left="1134"/>
@@ -5007,7 +5251,7 @@
         <w:pStyle w:val="Prrafodelista"/>
         <w:numPr>
           <w:ilvl w:val="0"/>
-          <w:numId w:val="20"/>
+          <w:numId w:val="8"/>
         </w:numPr>
         <w:spacing w:before="0" w:after="0"/>
         <w:ind w:left="1134"/>
@@ -5368,11 +5612,25 @@
     </w:p>
     <w:p>
       <w:pPr>
+        <w:spacing w:before="0" w:after="0"/>
+        <w:rPr>
+          <w:rFonts w:cs="Calibri"/>
+          <w:lang w:eastAsia="es-CO"/>
+        </w:rPr>
+      </w:pPr>
+    </w:p>
+    <w:p>
+      <w:pPr>
+        <w:spacing w:before="0" w:after="0"/>
+        <w:rPr>
+          <w:rFonts w:cs="Calibri"/>
+          <w:lang w:eastAsia="es-CO"/>
+        </w:rPr>
+      </w:pPr>
+    </w:p>
+    <w:p>
+      <w:pPr>
         <w:pStyle w:val="Ttulo1"/>
-        <w:numPr>
-          <w:ilvl w:val="0"/>
-          <w:numId w:val="13"/>
-        </w:numPr>
       </w:pPr>
       <w:bookmarkStart w:id="8" w:name="_Toc231489374"/>
       <w:r>
@@ -5380,17 +5638,9 @@
         <w:t>Marco normativo, responsabilidades y lineamientos del SG-SST</w:t>
       </w:r>
       <w:bookmarkEnd w:id="8"/>
-      <w:r>
-        <w:tab/>
-      </w:r>
-    </w:p>
-    <w:p>
-      <w:pPr>
-        <w:rPr>
-          <w:lang w:eastAsia="es-CO"/>
-        </w:rPr>
-      </w:pPr>
-      <w:r>
+    </w:p>
+    <w:p>
+      <w:pPr>
         <w:rPr>
           <w:rFonts w:cs="Times New Roman (Cuerpo en alfa"/>
           <w:color w:val="000000"/>
@@ -5398,6 +5648,15 @@
           <w:szCs w:val="24"/>
           <w:lang w:eastAsia="es-CO"/>
         </w:rPr>
+      </w:pPr>
+      <w:r>
+        <w:rPr>
+          <w:rFonts w:cs="Times New Roman (Cuerpo en alfa"/>
+          <w:color w:val="000000"/>
+          <w:kern w:val="0"/>
+          <w:szCs w:val="24"/>
+          <w:lang w:eastAsia="es-CO"/>
+        </w:rPr>
         <w:t>El Sistema de Gestión de Seguridad y Salud en el Trabajo (SG-SST) en Colombia se fundamenta en un marco normativo nacional complementado con lineamientos internacionales de referencia regional. Estas disposiciones establecen los requisitos mínimos para la implementación del sistema y la protección de los trabajadores. El marco normativo define obligaciones, responsabilidades y estándares que deben cumplir las organizaciones, con el propósito de prevenir riesgos laborales, reducir accidentes y enfermedades, y garantizar condiciones de trabajo seguras conforme a la legislación vigente.</w:t>
       </w:r>
     </w:p>
@@ -5429,33 +5688,6 @@
     </w:p>
     <w:p>
       <w:pPr>
-        <w:ind w:firstLine="708"/>
-        <w:rPr>
-          <w:rFonts w:cs="Calibri"/>
-          <w:lang w:eastAsia="es-CO"/>
-        </w:rPr>
-      </w:pPr>
-    </w:p>
-    <w:p>
-      <w:pPr>
-        <w:ind w:firstLine="708"/>
-        <w:rPr>
-          <w:rFonts w:cs="Calibri"/>
-          <w:lang w:eastAsia="es-CO"/>
-        </w:rPr>
-      </w:pPr>
-    </w:p>
-    <w:p>
-      <w:pPr>
-        <w:ind w:firstLine="708"/>
-        <w:rPr>
-          <w:rFonts w:cs="Calibri"/>
-          <w:lang w:eastAsia="es-CO"/>
-        </w:rPr>
-      </w:pPr>
-    </w:p>
-    <w:p>
-      <w:pPr>
         <w:pStyle w:val="Tabla"/>
         <w:rPr>
           <w:lang w:eastAsia="es-CO"/>
@@ -5465,7 +5697,6 @@
         <w:rPr>
           <w:lang w:eastAsia="es-CO"/>
         </w:rPr>
-        <w:lastRenderedPageBreak/>
         <w:t>Normatividad principal del SG-SST</w:t>
       </w:r>
     </w:p>
@@ -5477,12 +5708,13 @@
       </w:tblPr>
       <w:tblGrid>
         <w:gridCol w:w="2322"/>
-        <w:gridCol w:w="3060"/>
-        <w:gridCol w:w="4580"/>
+        <w:gridCol w:w="3343"/>
+        <w:gridCol w:w="4297"/>
       </w:tblGrid>
       <w:tr>
         <w:trPr>
           <w:cnfStyle w:val="100000000000" w:firstRow="1" w:lastRow="0" w:firstColumn="0" w:lastColumn="0" w:oddVBand="0" w:evenVBand="0" w:oddHBand="0" w:evenHBand="0" w:firstRowFirstColumn="0" w:firstRowLastColumn="0" w:lastRowFirstColumn="0" w:lastRowLastColumn="0"/>
+          <w:tblHeader/>
         </w:trPr>
         <w:tc>
           <w:tcPr>
@@ -5508,7 +5740,7 @@
         </w:tc>
         <w:tc>
           <w:tcPr>
-            <w:tcW w:w="3060" w:type="dxa"/>
+            <w:tcW w:w="3343" w:type="dxa"/>
           </w:tcPr>
           <w:p>
             <w:pPr>
@@ -5530,7 +5762,7 @@
         </w:tc>
         <w:tc>
           <w:tcPr>
-            <w:tcW w:w="4580" w:type="dxa"/>
+            <w:tcW w:w="4297" w:type="dxa"/>
           </w:tcPr>
           <w:p>
             <w:pPr>
@@ -5580,7 +5812,7 @@
         </w:tc>
         <w:tc>
           <w:tcPr>
-            <w:tcW w:w="3060" w:type="dxa"/>
+            <w:tcW w:w="3343" w:type="dxa"/>
           </w:tcPr>
           <w:p>
             <w:pPr>
@@ -5602,7 +5834,7 @@
         </w:tc>
         <w:tc>
           <w:tcPr>
-            <w:tcW w:w="4580" w:type="dxa"/>
+            <w:tcW w:w="4297" w:type="dxa"/>
           </w:tcPr>
           <w:p>
             <w:pPr>
@@ -5645,13 +5877,14 @@
                 <w:sz w:val="28"/>
                 <w:szCs w:val="28"/>
               </w:rPr>
+              <w:lastRenderedPageBreak/>
               <w:t>Ley 1562 de 2012</w:t>
             </w:r>
           </w:p>
         </w:tc>
         <w:tc>
           <w:tcPr>
-            <w:tcW w:w="3060" w:type="dxa"/>
+            <w:tcW w:w="3343" w:type="dxa"/>
           </w:tcPr>
           <w:p>
             <w:pPr>
@@ -5673,7 +5906,7 @@
         </w:tc>
         <w:tc>
           <w:tcPr>
-            <w:tcW w:w="4580" w:type="dxa"/>
+            <w:tcW w:w="4297" w:type="dxa"/>
           </w:tcPr>
           <w:p>
             <w:pPr>
@@ -5723,7 +5956,7 @@
         </w:tc>
         <w:tc>
           <w:tcPr>
-            <w:tcW w:w="3060" w:type="dxa"/>
+            <w:tcW w:w="3343" w:type="dxa"/>
           </w:tcPr>
           <w:p>
             <w:pPr>
@@ -5745,7 +5978,7 @@
         </w:tc>
         <w:tc>
           <w:tcPr>
-            <w:tcW w:w="4580" w:type="dxa"/>
+            <w:tcW w:w="4297" w:type="dxa"/>
           </w:tcPr>
           <w:p>
             <w:pPr>
@@ -5794,7 +6027,7 @@
         </w:tc>
         <w:tc>
           <w:tcPr>
-            <w:tcW w:w="3060" w:type="dxa"/>
+            <w:tcW w:w="3343" w:type="dxa"/>
           </w:tcPr>
           <w:p>
             <w:pPr>
@@ -5816,7 +6049,7 @@
         </w:tc>
         <w:tc>
           <w:tcPr>
-            <w:tcW w:w="4580" w:type="dxa"/>
+            <w:tcW w:w="4297" w:type="dxa"/>
           </w:tcPr>
           <w:p>
             <w:pPr>
@@ -5866,7 +6099,7 @@
         </w:tc>
         <w:tc>
           <w:tcPr>
-            <w:tcW w:w="3060" w:type="dxa"/>
+            <w:tcW w:w="3343" w:type="dxa"/>
           </w:tcPr>
           <w:p>
             <w:pPr>
@@ -5888,7 +6121,7 @@
         </w:tc>
         <w:tc>
           <w:tcPr>
-            <w:tcW w:w="4580" w:type="dxa"/>
+            <w:tcW w:w="4297" w:type="dxa"/>
           </w:tcPr>
           <w:p>
             <w:pPr>
@@ -5937,7 +6170,7 @@
         </w:tc>
         <w:tc>
           <w:tcPr>
-            <w:tcW w:w="3060" w:type="dxa"/>
+            <w:tcW w:w="3343" w:type="dxa"/>
           </w:tcPr>
           <w:p>
             <w:pPr>
@@ -5959,7 +6192,7 @@
         </w:tc>
         <w:tc>
           <w:tcPr>
-            <w:tcW w:w="4580" w:type="dxa"/>
+            <w:tcW w:w="4297" w:type="dxa"/>
           </w:tcPr>
           <w:p>
             <w:pPr>
@@ -5991,7 +6224,6 @@
         <w:rPr>
           <w:lang w:eastAsia="es-CO"/>
         </w:rPr>
-        <w:lastRenderedPageBreak/>
         <w:t xml:space="preserve">Los lineamientos de la Comunidad Andina en seguridad y salud en el trabajo buscan orientar a los países miembros en la implementación de políticas y acciones que garanticen la protección de los trabajadores. </w:t>
       </w:r>
     </w:p>
@@ -6022,6 +6254,7 @@
           <w:bCs/>
           <w:lang w:eastAsia="es-CO"/>
         </w:rPr>
+        <w:lastRenderedPageBreak/>
         <w:t>Lineamientos de la Comunidad Andina</w:t>
       </w:r>
     </w:p>
@@ -6030,7 +6263,7 @@
         <w:pStyle w:val="Prrafodelista"/>
         <w:numPr>
           <w:ilvl w:val="0"/>
-          <w:numId w:val="21"/>
+          <w:numId w:val="9"/>
         </w:numPr>
         <w:spacing w:before="0" w:after="0"/>
         <w:ind w:left="993"/>
@@ -6050,7 +6283,7 @@
         <w:pStyle w:val="Prrafodelista"/>
         <w:numPr>
           <w:ilvl w:val="0"/>
-          <w:numId w:val="21"/>
+          <w:numId w:val="9"/>
         </w:numPr>
         <w:spacing w:before="0" w:after="0"/>
         <w:ind w:left="993"/>
@@ -6070,7 +6303,7 @@
         <w:pStyle w:val="Prrafodelista"/>
         <w:numPr>
           <w:ilvl w:val="0"/>
-          <w:numId w:val="21"/>
+          <w:numId w:val="9"/>
         </w:numPr>
         <w:spacing w:before="0" w:after="0"/>
         <w:ind w:left="993"/>
@@ -6090,7 +6323,7 @@
         <w:pStyle w:val="Prrafodelista"/>
         <w:numPr>
           <w:ilvl w:val="0"/>
-          <w:numId w:val="21"/>
+          <w:numId w:val="9"/>
         </w:numPr>
         <w:spacing w:before="0" w:after="0"/>
         <w:ind w:left="993"/>
@@ -6110,7 +6343,7 @@
         <w:pStyle w:val="Prrafodelista"/>
         <w:numPr>
           <w:ilvl w:val="0"/>
-          <w:numId w:val="21"/>
+          <w:numId w:val="9"/>
         </w:numPr>
         <w:spacing w:before="0" w:after="0"/>
         <w:ind w:left="993"/>
@@ -6152,37 +6385,37 @@
         <w:rPr>
           <w:lang w:eastAsia="es-CO"/>
         </w:rPr>
-        <w:t xml:space="preserve">Las principales disposiciones normativas del SG-SST en Colombia establecen los lineamientos para su implementación y funcionamiento en las organizaciones. El Decreto 1072 de 2015 compila y reglamenta las disposiciones del sector trabajo, definiendo la obligatoriedad del sistema. La Ley 1562 de 2012 fortalece el Sistema </w:t>
+        <w:t>Las principales disposiciones normativas del SG-SST en Colombia establecen los lineamientos para su implementación y funcionamiento en las organizaciones. El Decreto 1072 de 2015 compila y reglamenta las disposiciones del sector trabajo, definiendo la obligatoriedad del sistema. La Ley 1562 de 2012 fortalece el Sistema General de Riesgos Laborales al promover la prevención y ampliar la cobertura de los trabajadores. A su vez, la Resolución 0312 de 2019 fija los estándares mínimos que deben cumplir las empresas según su tamaño y nivel de riesgo.</w:t>
+      </w:r>
+    </w:p>
+    <w:p>
+      <w:pPr>
+        <w:pStyle w:val="Ttulo2"/>
+      </w:pPr>
+      <w:bookmarkStart w:id="10" w:name="_Toc231489376"/>
+      <w:r>
+        <w:t>Matriz de requisitos legales y régimen sancionatorio en SST</w:t>
+      </w:r>
+      <w:bookmarkEnd w:id="10"/>
+    </w:p>
+    <w:p>
+      <w:pPr>
+        <w:rPr>
+          <w:lang w:eastAsia="es-CO"/>
+        </w:rPr>
+      </w:pPr>
+      <w:r>
+        <w:rPr>
+          <w:lang w:eastAsia="es-CO"/>
+        </w:rPr>
+        <w:t xml:space="preserve">La matriz de requisitos legales es una herramienta que permite identificar, organizar y mantener actualizada la normativa aplicable al SG-SST. Su uso facilita el </w:t>
       </w:r>
       <w:r>
         <w:rPr>
           <w:lang w:eastAsia="es-CO"/>
         </w:rPr>
         <w:lastRenderedPageBreak/>
-        <w:t>General de Riesgos Laborales al promover la prevención y ampliar la cobertura de los trabajadores. A su vez, la Resolución 0312 de 2019 fija los estándares mínimos que deben cumplir las empresas según su tamaño y nivel de riesgo.</w:t>
-      </w:r>
-    </w:p>
-    <w:p>
-      <w:pPr>
-        <w:pStyle w:val="Ttulo2"/>
-      </w:pPr>
-      <w:bookmarkStart w:id="10" w:name="_Toc231489376"/>
-      <w:r>
-        <w:t>Matriz de requisitos legales y régimen sancionatorio en SST</w:t>
-      </w:r>
-      <w:bookmarkEnd w:id="10"/>
-    </w:p>
-    <w:p>
-      <w:pPr>
-        <w:rPr>
-          <w:lang w:eastAsia="es-CO"/>
-        </w:rPr>
-      </w:pPr>
-      <w:r>
-        <w:rPr>
-          <w:lang w:eastAsia="es-CO"/>
-        </w:rPr>
-        <w:t>La matriz de requisitos legales es una herramienta que permite identificar, organizar y mantener actualizada la normativa aplicable al SG-SST. Su uso facilita el cumplimiento legal y la integración de las normas con los procesos de la organización, sirviendo además como evidencia en auditorías y procesos de control.</w:t>
+        <w:t>cumplimiento legal y la integración de las normas con los procesos de la organización, sirviendo además como evidencia en auditorías y procesos de control.</w:t>
       </w:r>
     </w:p>
     <w:p>
@@ -6208,7 +6441,7 @@
         <w:pStyle w:val="Prrafodelista"/>
         <w:numPr>
           <w:ilvl w:val="0"/>
-          <w:numId w:val="23"/>
+          <w:numId w:val="10"/>
         </w:numPr>
         <w:spacing w:before="0" w:after="0"/>
         <w:ind w:left="1134"/>
@@ -6228,7 +6461,7 @@
         <w:pStyle w:val="Prrafodelista"/>
         <w:numPr>
           <w:ilvl w:val="0"/>
-          <w:numId w:val="23"/>
+          <w:numId w:val="10"/>
         </w:numPr>
         <w:spacing w:before="0" w:after="0"/>
         <w:ind w:left="1134"/>
@@ -6248,7 +6481,7 @@
         <w:pStyle w:val="Prrafodelista"/>
         <w:numPr>
           <w:ilvl w:val="0"/>
-          <w:numId w:val="23"/>
+          <w:numId w:val="10"/>
         </w:numPr>
         <w:spacing w:before="0" w:after="0"/>
         <w:ind w:left="1134"/>
@@ -6268,7 +6501,7 @@
         <w:pStyle w:val="Prrafodelista"/>
         <w:numPr>
           <w:ilvl w:val="0"/>
-          <w:numId w:val="23"/>
+          <w:numId w:val="10"/>
         </w:numPr>
         <w:spacing w:before="0" w:after="0"/>
         <w:ind w:left="1134"/>
@@ -6319,7 +6552,7 @@
         <w:pStyle w:val="Prrafodelista"/>
         <w:numPr>
           <w:ilvl w:val="0"/>
-          <w:numId w:val="24"/>
+          <w:numId w:val="11"/>
         </w:numPr>
         <w:spacing w:before="0" w:after="0"/>
         <w:ind w:left="1134"/>
@@ -6339,7 +6572,7 @@
         <w:pStyle w:val="Prrafodelista"/>
         <w:numPr>
           <w:ilvl w:val="0"/>
-          <w:numId w:val="24"/>
+          <w:numId w:val="11"/>
         </w:numPr>
         <w:spacing w:before="0" w:after="0"/>
         <w:ind w:left="1134"/>
@@ -6359,7 +6592,7 @@
         <w:pStyle w:val="Prrafodelista"/>
         <w:numPr>
           <w:ilvl w:val="0"/>
-          <w:numId w:val="24"/>
+          <w:numId w:val="11"/>
         </w:numPr>
         <w:spacing w:before="0" w:after="0"/>
         <w:ind w:left="1134"/>
@@ -6379,9 +6612,9 @@
         <w:pStyle w:val="Prrafodelista"/>
         <w:numPr>
           <w:ilvl w:val="0"/>
-          <w:numId w:val="24"/>
+          <w:numId w:val="11"/>
         </w:numPr>
-        <w:spacing w:before="0" w:after="0"/>
+        <w:spacing w:before="0"/>
         <w:ind w:left="1134"/>
         <w:rPr>
           <w:lang w:eastAsia="es-CO"/>
@@ -6393,13 +6626,6 @@
         </w:rPr>
         <w:t>Responsabilidad jurídica del empleador.</w:t>
       </w:r>
-    </w:p>
-    <w:p>
-      <w:pPr>
-        <w:rPr>
-          <w:lang w:eastAsia="es-CO"/>
-        </w:rPr>
-      </w:pPr>
     </w:p>
     <w:p>
       <w:pPr>
@@ -6411,7 +6637,6 @@
       </w:pPr>
       <w:bookmarkStart w:id="11" w:name="_Toc231489377"/>
       <w:r>
-        <w:lastRenderedPageBreak/>
         <w:t>Responsabilidades legales y estándares mínimos del SG-SST</w:t>
       </w:r>
       <w:bookmarkEnd w:id="11"/>
@@ -6428,6 +6653,13 @@
         </w:rPr>
         <w:t>Las responsabilidades dentro del SG-SST se clasifican según el tipo de implicación legal derivada del incumplimiento de las normas. Estas permiten determinar las consecuencias para el empleador y la organización en caso de fallas en la gestión de la seguridad y salud en el trabajo.</w:t>
       </w:r>
+    </w:p>
+    <w:p>
+      <w:pPr>
+        <w:rPr>
+          <w:lang w:eastAsia="es-CO"/>
+        </w:rPr>
+      </w:pPr>
     </w:p>
     <w:p>
       <w:pPr>
@@ -6444,6 +6676,7 @@
           <w:bCs/>
           <w:lang w:eastAsia="es-CO"/>
         </w:rPr>
+        <w:lastRenderedPageBreak/>
         <w:t>Responsabilidad laboral</w:t>
       </w:r>
     </w:p>
@@ -6563,18 +6796,10 @@
           <w:lang w:eastAsia="es-CO"/>
         </w:rPr>
       </w:pPr>
-    </w:p>
-    <w:p>
-      <w:pPr>
-        <w:rPr>
-          <w:lang w:eastAsia="es-CO"/>
-        </w:rPr>
-      </w:pPr>
-      <w:r>
-        <w:rPr>
-          <w:lang w:eastAsia="es-CO"/>
-        </w:rPr>
-        <w:lastRenderedPageBreak/>
+      <w:r>
+        <w:rPr>
+          <w:lang w:eastAsia="es-CO"/>
+        </w:rPr>
         <w:t>Los estándares mínimos son lineamientos obligatorios que garantizan la adecuada implementación del sistema. Estos incluyen la planificación de actividades, la identificación y control de riesgos, la ejecución de acciones preventivas y correctivas, así como la evaluación y mejora continua del SG-SST, asegurando su eficacia y sostenibilidad en el tiempo.</w:t>
       </w:r>
     </w:p>
@@ -6587,109 +6812,7 @@
     </w:p>
     <w:p>
       <w:pPr>
-        <w:rPr>
-          <w:lang w:eastAsia="es-CO"/>
-        </w:rPr>
-      </w:pPr>
-    </w:p>
-    <w:p>
-      <w:pPr>
-        <w:rPr>
-          <w:lang w:eastAsia="es-CO"/>
-        </w:rPr>
-      </w:pPr>
-    </w:p>
-    <w:p>
-      <w:pPr>
-        <w:rPr>
-          <w:lang w:eastAsia="es-CO"/>
-        </w:rPr>
-      </w:pPr>
-    </w:p>
-    <w:p>
-      <w:pPr>
-        <w:rPr>
-          <w:lang w:eastAsia="es-CO"/>
-        </w:rPr>
-      </w:pPr>
-    </w:p>
-    <w:p>
-      <w:pPr>
-        <w:rPr>
-          <w:lang w:eastAsia="es-CO"/>
-        </w:rPr>
-      </w:pPr>
-    </w:p>
-    <w:p>
-      <w:pPr>
-        <w:rPr>
-          <w:lang w:eastAsia="es-CO"/>
-        </w:rPr>
-      </w:pPr>
-    </w:p>
-    <w:p>
-      <w:pPr>
-        <w:rPr>
-          <w:lang w:eastAsia="es-CO"/>
-        </w:rPr>
-      </w:pPr>
-    </w:p>
-    <w:p>
-      <w:pPr>
-        <w:rPr>
-          <w:lang w:eastAsia="es-CO"/>
-        </w:rPr>
-      </w:pPr>
-    </w:p>
-    <w:p>
-      <w:pPr>
-        <w:rPr>
-          <w:lang w:eastAsia="es-CO"/>
-        </w:rPr>
-      </w:pPr>
-    </w:p>
-    <w:p>
-      <w:pPr>
-        <w:rPr>
-          <w:lang w:eastAsia="es-CO"/>
-        </w:rPr>
-      </w:pPr>
-    </w:p>
-    <w:p>
-      <w:pPr>
-        <w:rPr>
-          <w:lang w:eastAsia="es-CO"/>
-        </w:rPr>
-      </w:pPr>
-    </w:p>
-    <w:p>
-      <w:pPr>
-        <w:rPr>
-          <w:lang w:eastAsia="es-CO"/>
-        </w:rPr>
-      </w:pPr>
-    </w:p>
-    <w:p>
-      <w:pPr>
-        <w:rPr>
-          <w:lang w:eastAsia="es-CO"/>
-        </w:rPr>
-      </w:pPr>
-    </w:p>
-    <w:p>
-      <w:pPr>
-        <w:rPr>
-          <w:lang w:eastAsia="es-CO"/>
-        </w:rPr>
-      </w:pPr>
-    </w:p>
-    <w:p>
-      <w:pPr>
         <w:pStyle w:val="Ttulo1"/>
-        <w:numPr>
-          <w:ilvl w:val="0"/>
-          <w:numId w:val="13"/>
-        </w:numPr>
       </w:pPr>
       <w:bookmarkStart w:id="12" w:name="_Toc231489378"/>
       <w:r>
@@ -6768,7 +6891,7 @@
         <w:pStyle w:val="Prrafodelista"/>
         <w:numPr>
           <w:ilvl w:val="0"/>
-          <w:numId w:val="26"/>
+          <w:numId w:val="12"/>
         </w:numPr>
         <w:spacing w:before="0" w:after="0"/>
         <w:ind w:left="1134"/>
@@ -6790,7 +6913,7 @@
         <w:pStyle w:val="Prrafodelista"/>
         <w:numPr>
           <w:ilvl w:val="0"/>
-          <w:numId w:val="26"/>
+          <w:numId w:val="12"/>
         </w:numPr>
         <w:spacing w:before="0" w:after="0"/>
         <w:ind w:left="1134"/>
@@ -6812,7 +6935,7 @@
         <w:pStyle w:val="Prrafodelista"/>
         <w:numPr>
           <w:ilvl w:val="0"/>
-          <w:numId w:val="26"/>
+          <w:numId w:val="12"/>
         </w:numPr>
         <w:spacing w:before="0" w:after="0"/>
         <w:ind w:left="1134"/>
@@ -6834,7 +6957,7 @@
         <w:pStyle w:val="Prrafodelista"/>
         <w:numPr>
           <w:ilvl w:val="0"/>
-          <w:numId w:val="26"/>
+          <w:numId w:val="12"/>
         </w:numPr>
         <w:spacing w:before="0" w:after="0"/>
         <w:ind w:left="1134"/>
@@ -7269,10 +7392,10 @@
         <w:pStyle w:val="Prrafodelista"/>
         <w:numPr>
           <w:ilvl w:val="0"/>
-          <w:numId w:val="28"/>
+          <w:numId w:val="13"/>
         </w:numPr>
         <w:spacing w:before="0" w:after="0"/>
-        <w:ind w:left="993"/>
+        <w:ind w:left="1134"/>
         <w:rPr>
           <w:lang w:eastAsia="es-CO"/>
         </w:rPr>
@@ -7289,10 +7412,10 @@
         <w:pStyle w:val="Prrafodelista"/>
         <w:numPr>
           <w:ilvl w:val="0"/>
-          <w:numId w:val="28"/>
+          <w:numId w:val="13"/>
         </w:numPr>
         <w:spacing w:before="0" w:after="0"/>
-        <w:ind w:left="993"/>
+        <w:ind w:left="1134"/>
         <w:rPr>
           <w:lang w:eastAsia="es-CO"/>
         </w:rPr>
@@ -7309,10 +7432,10 @@
         <w:pStyle w:val="Prrafodelista"/>
         <w:numPr>
           <w:ilvl w:val="0"/>
-          <w:numId w:val="28"/>
+          <w:numId w:val="13"/>
         </w:numPr>
         <w:spacing w:before="0" w:after="0"/>
-        <w:ind w:left="993"/>
+        <w:ind w:left="1134"/>
         <w:rPr>
           <w:lang w:eastAsia="es-CO"/>
         </w:rPr>
@@ -7329,10 +7452,10 @@
         <w:pStyle w:val="Prrafodelista"/>
         <w:numPr>
           <w:ilvl w:val="0"/>
-          <w:numId w:val="28"/>
+          <w:numId w:val="13"/>
         </w:numPr>
         <w:spacing w:before="0" w:after="0"/>
-        <w:ind w:left="993"/>
+        <w:ind w:left="1134"/>
         <w:rPr>
           <w:lang w:eastAsia="es-CO"/>
         </w:rPr>
@@ -7349,10 +7472,10 @@
         <w:pStyle w:val="Prrafodelista"/>
         <w:numPr>
           <w:ilvl w:val="0"/>
-          <w:numId w:val="28"/>
+          <w:numId w:val="13"/>
         </w:numPr>
         <w:spacing w:before="0" w:after="0"/>
-        <w:ind w:left="993"/>
+        <w:ind w:left="1134"/>
         <w:rPr>
           <w:lang w:eastAsia="es-CO"/>
         </w:rPr>
@@ -7387,10 +7510,10 @@
         <w:pStyle w:val="Prrafodelista"/>
         <w:numPr>
           <w:ilvl w:val="0"/>
-          <w:numId w:val="28"/>
+          <w:numId w:val="13"/>
         </w:numPr>
         <w:spacing w:before="0" w:after="0"/>
-        <w:ind w:left="993"/>
+        <w:ind w:left="1134"/>
         <w:rPr>
           <w:lang w:eastAsia="es-CO"/>
         </w:rPr>
@@ -7407,10 +7530,10 @@
         <w:pStyle w:val="Prrafodelista"/>
         <w:numPr>
           <w:ilvl w:val="0"/>
-          <w:numId w:val="28"/>
+          <w:numId w:val="13"/>
         </w:numPr>
         <w:spacing w:before="0" w:after="0"/>
-        <w:ind w:left="993"/>
+        <w:ind w:left="1134"/>
         <w:rPr>
           <w:lang w:eastAsia="es-CO"/>
         </w:rPr>
@@ -7427,10 +7550,10 @@
         <w:pStyle w:val="Prrafodelista"/>
         <w:numPr>
           <w:ilvl w:val="0"/>
-          <w:numId w:val="28"/>
+          <w:numId w:val="13"/>
         </w:numPr>
         <w:spacing w:before="0" w:after="0"/>
-        <w:ind w:left="993"/>
+        <w:ind w:left="1134"/>
         <w:rPr>
           <w:lang w:eastAsia="es-CO"/>
         </w:rPr>
@@ -7854,7 +7977,7 @@
         <w:pStyle w:val="Prrafodelista"/>
         <w:numPr>
           <w:ilvl w:val="0"/>
-          <w:numId w:val="35"/>
+          <w:numId w:val="14"/>
         </w:numPr>
         <w:rPr>
           <w:lang w:eastAsia="es-CO"/>
@@ -7872,7 +7995,7 @@
         <w:pStyle w:val="Prrafodelista"/>
         <w:numPr>
           <w:ilvl w:val="0"/>
-          <w:numId w:val="35"/>
+          <w:numId w:val="14"/>
         </w:numPr>
         <w:rPr>
           <w:lang w:eastAsia="es-CO"/>
@@ -7890,7 +8013,7 @@
         <w:pStyle w:val="Prrafodelista"/>
         <w:numPr>
           <w:ilvl w:val="0"/>
-          <w:numId w:val="35"/>
+          <w:numId w:val="14"/>
         </w:numPr>
         <w:rPr>
           <w:lang w:eastAsia="es-CO"/>
@@ -7908,7 +8031,7 @@
         <w:pStyle w:val="Prrafodelista"/>
         <w:numPr>
           <w:ilvl w:val="0"/>
-          <w:numId w:val="35"/>
+          <w:numId w:val="14"/>
         </w:numPr>
         <w:rPr>
           <w:lang w:eastAsia="es-CO"/>
@@ -8714,7 +8837,7 @@
         <w:pStyle w:val="Prrafodelista"/>
         <w:numPr>
           <w:ilvl w:val="0"/>
-          <w:numId w:val="38"/>
+          <w:numId w:val="15"/>
         </w:numPr>
         <w:spacing w:before="0" w:after="0"/>
         <w:rPr>
@@ -8735,7 +8858,7 @@
         <w:pStyle w:val="Prrafodelista"/>
         <w:numPr>
           <w:ilvl w:val="0"/>
-          <w:numId w:val="38"/>
+          <w:numId w:val="15"/>
         </w:numPr>
         <w:spacing w:before="0" w:after="0"/>
         <w:rPr>
@@ -8756,7 +8879,7 @@
         <w:pStyle w:val="Prrafodelista"/>
         <w:numPr>
           <w:ilvl w:val="0"/>
-          <w:numId w:val="38"/>
+          <w:numId w:val="15"/>
         </w:numPr>
         <w:spacing w:before="0" w:after="0"/>
         <w:rPr>
@@ -8811,7 +8934,7 @@
         <w:pStyle w:val="Prrafodelista"/>
         <w:numPr>
           <w:ilvl w:val="0"/>
-          <w:numId w:val="39"/>
+          <w:numId w:val="16"/>
         </w:numPr>
         <w:spacing w:before="0" w:after="0"/>
         <w:rPr>
@@ -8832,7 +8955,7 @@
         <w:pStyle w:val="Prrafodelista"/>
         <w:numPr>
           <w:ilvl w:val="0"/>
-          <w:numId w:val="39"/>
+          <w:numId w:val="16"/>
         </w:numPr>
         <w:spacing w:before="0" w:after="0"/>
         <w:rPr>
@@ -8853,7 +8976,7 @@
         <w:pStyle w:val="Prrafodelista"/>
         <w:numPr>
           <w:ilvl w:val="0"/>
-          <w:numId w:val="39"/>
+          <w:numId w:val="16"/>
         </w:numPr>
         <w:spacing w:before="0" w:after="0"/>
         <w:rPr>
@@ -8874,7 +8997,7 @@
         <w:pStyle w:val="Prrafodelista"/>
         <w:numPr>
           <w:ilvl w:val="0"/>
-          <w:numId w:val="39"/>
+          <w:numId w:val="16"/>
         </w:numPr>
         <w:spacing w:before="0" w:after="0"/>
         <w:rPr>
@@ -9080,10 +9203,6 @@
     <w:p>
       <w:pPr>
         <w:pStyle w:val="Ttulo1"/>
-        <w:numPr>
-          <w:ilvl w:val="0"/>
-          <w:numId w:val="13"/>
-        </w:numPr>
       </w:pPr>
       <w:bookmarkStart w:id="18" w:name="_Toc231489383"/>
       <w:r>
@@ -10973,7 +11092,7 @@
         <w:pStyle w:val="Prrafodelista"/>
         <w:numPr>
           <w:ilvl w:val="0"/>
-          <w:numId w:val="42"/>
+          <w:numId w:val="17"/>
         </w:numPr>
         <w:spacing w:before="0" w:after="0"/>
         <w:rPr>
@@ -10994,7 +11113,7 @@
         <w:pStyle w:val="Prrafodelista"/>
         <w:numPr>
           <w:ilvl w:val="0"/>
-          <w:numId w:val="42"/>
+          <w:numId w:val="17"/>
         </w:numPr>
         <w:spacing w:before="0" w:after="0"/>
         <w:rPr>
@@ -11015,7 +11134,7 @@
         <w:pStyle w:val="Prrafodelista"/>
         <w:numPr>
           <w:ilvl w:val="0"/>
-          <w:numId w:val="42"/>
+          <w:numId w:val="17"/>
         </w:numPr>
         <w:spacing w:before="0" w:after="0"/>
         <w:rPr>
@@ -11036,7 +11155,7 @@
         <w:pStyle w:val="Prrafodelista"/>
         <w:numPr>
           <w:ilvl w:val="0"/>
-          <w:numId w:val="42"/>
+          <w:numId w:val="17"/>
         </w:numPr>
         <w:spacing w:before="0" w:after="0"/>
         <w:rPr>
@@ -11057,7 +11176,7 @@
         <w:pStyle w:val="Prrafodelista"/>
         <w:numPr>
           <w:ilvl w:val="0"/>
-          <w:numId w:val="42"/>
+          <w:numId w:val="17"/>
         </w:numPr>
         <w:spacing w:before="0" w:after="0"/>
         <w:rPr>
@@ -15191,9 +15310,9 @@
     </w:lvl>
   </w:abstractNum>
   <w:abstractNum w:abstractNumId="3" w15:restartNumberingAfterBreak="0">
-    <w:nsid w:val="0E5F7260"/>
+    <w:nsid w:val="0EE50F85"/>
     <w:multiLevelType w:val="hybridMultilevel"/>
-    <w:tmpl w:val="5582E340"/>
+    <w:tmpl w:val="1590BC70"/>
     <w:lvl w:ilvl="0" w:tplc="240A0001">
       <w:start w:val="1"/>
       <w:numFmt w:val="bullet"/>
@@ -15304,9 +15423,9 @@
     </w:lvl>
   </w:abstractNum>
   <w:abstractNum w:abstractNumId="4" w15:restartNumberingAfterBreak="0">
-    <w:nsid w:val="0EE50F85"/>
+    <w:nsid w:val="0FF72579"/>
     <w:multiLevelType w:val="hybridMultilevel"/>
-    <w:tmpl w:val="1590BC70"/>
+    <w:tmpl w:val="ACEC905C"/>
     <w:lvl w:ilvl="0" w:tplc="240A0001">
       <w:start w:val="1"/>
       <w:numFmt w:val="bullet"/>
@@ -15417,122 +15536,9 @@
     </w:lvl>
   </w:abstractNum>
   <w:abstractNum w:abstractNumId="5" w15:restartNumberingAfterBreak="0">
-    <w:nsid w:val="0FAC7173"/>
+    <w:nsid w:val="113A09E3"/>
     <w:multiLevelType w:val="hybridMultilevel"/>
-    <w:tmpl w:val="0F1CF34A"/>
-    <w:lvl w:ilvl="0" w:tplc="FFFFFFFF">
-      <w:start w:val="1"/>
-      <w:numFmt w:val="bullet"/>
-      <w:lvlText w:val=""/>
-      <w:lvlJc w:val="left"/>
-      <w:pPr>
-        <w:ind w:left="1429" w:hanging="360"/>
-      </w:pPr>
-      <w:rPr>
-        <w:rFonts w:ascii="Symbol" w:hAnsi="Symbol" w:hint="default"/>
-      </w:rPr>
-    </w:lvl>
-    <w:lvl w:ilvl="1" w:tplc="240A0001">
-      <w:start w:val="1"/>
-      <w:numFmt w:val="bullet"/>
-      <w:lvlText w:val=""/>
-      <w:lvlJc w:val="left"/>
-      <w:pPr>
-        <w:ind w:left="2149" w:hanging="360"/>
-      </w:pPr>
-      <w:rPr>
-        <w:rFonts w:ascii="Symbol" w:hAnsi="Symbol" w:hint="default"/>
-      </w:rPr>
-    </w:lvl>
-    <w:lvl w:ilvl="2" w:tplc="FFFFFFFF" w:tentative="1">
-      <w:start w:val="1"/>
-      <w:numFmt w:val="bullet"/>
-      <w:lvlText w:val=""/>
-      <w:lvlJc w:val="left"/>
-      <w:pPr>
-        <w:ind w:left="2869" w:hanging="360"/>
-      </w:pPr>
-      <w:rPr>
-        <w:rFonts w:ascii="Wingdings" w:hAnsi="Wingdings" w:hint="default"/>
-      </w:rPr>
-    </w:lvl>
-    <w:lvl w:ilvl="3" w:tplc="FFFFFFFF" w:tentative="1">
-      <w:start w:val="1"/>
-      <w:numFmt w:val="bullet"/>
-      <w:lvlText w:val=""/>
-      <w:lvlJc w:val="left"/>
-      <w:pPr>
-        <w:ind w:left="3589" w:hanging="360"/>
-      </w:pPr>
-      <w:rPr>
-        <w:rFonts w:ascii="Symbol" w:hAnsi="Symbol" w:hint="default"/>
-      </w:rPr>
-    </w:lvl>
-    <w:lvl w:ilvl="4" w:tplc="FFFFFFFF" w:tentative="1">
-      <w:start w:val="1"/>
-      <w:numFmt w:val="bullet"/>
-      <w:lvlText w:val="o"/>
-      <w:lvlJc w:val="left"/>
-      <w:pPr>
-        <w:ind w:left="4309" w:hanging="360"/>
-      </w:pPr>
-      <w:rPr>
-        <w:rFonts w:ascii="Courier New" w:hAnsi="Courier New" w:cs="Courier New" w:hint="default"/>
-      </w:rPr>
-    </w:lvl>
-    <w:lvl w:ilvl="5" w:tplc="FFFFFFFF" w:tentative="1">
-      <w:start w:val="1"/>
-      <w:numFmt w:val="bullet"/>
-      <w:lvlText w:val=""/>
-      <w:lvlJc w:val="left"/>
-      <w:pPr>
-        <w:ind w:left="5029" w:hanging="360"/>
-      </w:pPr>
-      <w:rPr>
-        <w:rFonts w:ascii="Wingdings" w:hAnsi="Wingdings" w:hint="default"/>
-      </w:rPr>
-    </w:lvl>
-    <w:lvl w:ilvl="6" w:tplc="FFFFFFFF" w:tentative="1">
-      <w:start w:val="1"/>
-      <w:numFmt w:val="bullet"/>
-      <w:lvlText w:val=""/>
-      <w:lvlJc w:val="left"/>
-      <w:pPr>
-        <w:ind w:left="5749" w:hanging="360"/>
-      </w:pPr>
-      <w:rPr>
-        <w:rFonts w:ascii="Symbol" w:hAnsi="Symbol" w:hint="default"/>
-      </w:rPr>
-    </w:lvl>
-    <w:lvl w:ilvl="7" w:tplc="FFFFFFFF" w:tentative="1">
-      <w:start w:val="1"/>
-      <w:numFmt w:val="bullet"/>
-      <w:lvlText w:val="o"/>
-      <w:lvlJc w:val="left"/>
-      <w:pPr>
-        <w:ind w:left="6469" w:hanging="360"/>
-      </w:pPr>
-      <w:rPr>
-        <w:rFonts w:ascii="Courier New" w:hAnsi="Courier New" w:cs="Courier New" w:hint="default"/>
-      </w:rPr>
-    </w:lvl>
-    <w:lvl w:ilvl="8" w:tplc="FFFFFFFF" w:tentative="1">
-      <w:start w:val="1"/>
-      <w:numFmt w:val="bullet"/>
-      <w:lvlText w:val=""/>
-      <w:lvlJc w:val="left"/>
-      <w:pPr>
-        <w:ind w:left="7189" w:hanging="360"/>
-      </w:pPr>
-      <w:rPr>
-        <w:rFonts w:ascii="Wingdings" w:hAnsi="Wingdings" w:hint="default"/>
-      </w:rPr>
-    </w:lvl>
-  </w:abstractNum>
-  <w:abstractNum w:abstractNumId="6" w15:restartNumberingAfterBreak="0">
-    <w:nsid w:val="0FF72579"/>
-    <w:multiLevelType w:val="hybridMultilevel"/>
-    <w:tmpl w:val="ACEC905C"/>
+    <w:tmpl w:val="06229A7A"/>
     <w:lvl w:ilvl="0" w:tplc="240A0001">
       <w:start w:val="1"/>
       <w:numFmt w:val="bullet"/>
@@ -15642,107 +15648,106 @@
       </w:rPr>
     </w:lvl>
   </w:abstractNum>
-  <w:abstractNum w:abstractNumId="7" w15:restartNumberingAfterBreak="0">
-    <w:nsid w:val="10CE711C"/>
+  <w:abstractNum w:abstractNumId="6" w15:restartNumberingAfterBreak="0">
+    <w:nsid w:val="24F92E26"/>
     <w:multiLevelType w:val="hybridMultilevel"/>
-    <w:tmpl w:val="0BA29D22"/>
-    <w:lvl w:ilvl="0" w:tplc="FFFFFFFF">
+    <w:tmpl w:val="6B0AF0BC"/>
+    <w:lvl w:ilvl="0" w:tplc="C204B8F6">
+      <w:numFmt w:val="bullet"/>
+      <w:lvlText w:val="•"/>
+      <w:lvlJc w:val="left"/>
+      <w:pPr>
+        <w:ind w:left="1429" w:hanging="360"/>
+      </w:pPr>
+      <w:rPr>
+        <w:rFonts w:ascii="Calibri" w:eastAsia="Arial" w:hAnsi="Calibri" w:cs="Calibri" w:hint="default"/>
+      </w:rPr>
+    </w:lvl>
+    <w:lvl w:ilvl="1" w:tplc="240A0003" w:tentative="1">
+      <w:start w:val="1"/>
+      <w:numFmt w:val="bullet"/>
+      <w:lvlText w:val="o"/>
+      <w:lvlJc w:val="left"/>
+      <w:pPr>
+        <w:ind w:left="2149" w:hanging="360"/>
+      </w:pPr>
+      <w:rPr>
+        <w:rFonts w:ascii="Courier New" w:hAnsi="Courier New" w:cs="Courier New" w:hint="default"/>
+      </w:rPr>
+    </w:lvl>
+    <w:lvl w:ilvl="2" w:tplc="240A0005" w:tentative="1">
+      <w:start w:val="1"/>
+      <w:numFmt w:val="bullet"/>
+      <w:lvlText w:val=""/>
+      <w:lvlJc w:val="left"/>
+      <w:pPr>
+        <w:ind w:left="2869" w:hanging="360"/>
+      </w:pPr>
+      <w:rPr>
+        <w:rFonts w:ascii="Wingdings" w:hAnsi="Wingdings" w:hint="default"/>
+      </w:rPr>
+    </w:lvl>
+    <w:lvl w:ilvl="3" w:tplc="240A0001" w:tentative="1">
       <w:start w:val="1"/>
       <w:numFmt w:val="bullet"/>
       <w:lvlText w:val=""/>
       <w:lvlJc w:val="left"/>
       <w:pPr>
-        <w:ind w:left="1429" w:hanging="360"/>
+        <w:ind w:left="3589" w:hanging="360"/>
       </w:pPr>
       <w:rPr>
         <w:rFonts w:ascii="Symbol" w:hAnsi="Symbol" w:hint="default"/>
       </w:rPr>
     </w:lvl>
-    <w:lvl w:ilvl="1" w:tplc="240A0001">
+    <w:lvl w:ilvl="4" w:tplc="240A0003" w:tentative="1">
+      <w:start w:val="1"/>
+      <w:numFmt w:val="bullet"/>
+      <w:lvlText w:val="o"/>
+      <w:lvlJc w:val="left"/>
+      <w:pPr>
+        <w:ind w:left="4309" w:hanging="360"/>
+      </w:pPr>
+      <w:rPr>
+        <w:rFonts w:ascii="Courier New" w:hAnsi="Courier New" w:cs="Courier New" w:hint="default"/>
+      </w:rPr>
+    </w:lvl>
+    <w:lvl w:ilvl="5" w:tplc="240A0005" w:tentative="1">
+      <w:start w:val="1"/>
+      <w:numFmt w:val="bullet"/>
+      <w:lvlText w:val=""/>
+      <w:lvlJc w:val="left"/>
+      <w:pPr>
+        <w:ind w:left="5029" w:hanging="360"/>
+      </w:pPr>
+      <w:rPr>
+        <w:rFonts w:ascii="Wingdings" w:hAnsi="Wingdings" w:hint="default"/>
+      </w:rPr>
+    </w:lvl>
+    <w:lvl w:ilvl="6" w:tplc="240A0001" w:tentative="1">
       <w:start w:val="1"/>
       <w:numFmt w:val="bullet"/>
       <w:lvlText w:val=""/>
       <w:lvlJc w:val="left"/>
       <w:pPr>
-        <w:ind w:left="1429" w:hanging="360"/>
+        <w:ind w:left="5749" w:hanging="360"/>
       </w:pPr>
       <w:rPr>
         <w:rFonts w:ascii="Symbol" w:hAnsi="Symbol" w:hint="default"/>
       </w:rPr>
     </w:lvl>
-    <w:lvl w:ilvl="2" w:tplc="FFFFFFFF" w:tentative="1">
-      <w:start w:val="1"/>
-      <w:numFmt w:val="bullet"/>
-      <w:lvlText w:val=""/>
-      <w:lvlJc w:val="left"/>
-      <w:pPr>
-        <w:ind w:left="2869" w:hanging="360"/>
-      </w:pPr>
-      <w:rPr>
-        <w:rFonts w:ascii="Wingdings" w:hAnsi="Wingdings" w:hint="default"/>
-      </w:rPr>
-    </w:lvl>
-    <w:lvl w:ilvl="3" w:tplc="FFFFFFFF" w:tentative="1">
-      <w:start w:val="1"/>
-      <w:numFmt w:val="bullet"/>
-      <w:lvlText w:val=""/>
-      <w:lvlJc w:val="left"/>
-      <w:pPr>
-        <w:ind w:left="3589" w:hanging="360"/>
-      </w:pPr>
-      <w:rPr>
-        <w:rFonts w:ascii="Symbol" w:hAnsi="Symbol" w:hint="default"/>
-      </w:rPr>
-    </w:lvl>
-    <w:lvl w:ilvl="4" w:tplc="FFFFFFFF" w:tentative="1">
+    <w:lvl w:ilvl="7" w:tplc="240A0003" w:tentative="1">
       <w:start w:val="1"/>
       <w:numFmt w:val="bullet"/>
       <w:lvlText w:val="o"/>
       <w:lvlJc w:val="left"/>
       <w:pPr>
-        <w:ind w:left="4309" w:hanging="360"/>
+        <w:ind w:left="6469" w:hanging="360"/>
       </w:pPr>
       <w:rPr>
         <w:rFonts w:ascii="Courier New" w:hAnsi="Courier New" w:cs="Courier New" w:hint="default"/>
       </w:rPr>
     </w:lvl>
-    <w:lvl w:ilvl="5" w:tplc="FFFFFFFF" w:tentative="1">
-      <w:start w:val="1"/>
-      <w:numFmt w:val="bullet"/>
-      <w:lvlText w:val=""/>
-      <w:lvlJc w:val="left"/>
-      <w:pPr>
-        <w:ind w:left="5029" w:hanging="360"/>
-      </w:pPr>
-      <w:rPr>
-        <w:rFonts w:ascii="Wingdings" w:hAnsi="Wingdings" w:hint="default"/>
-      </w:rPr>
-    </w:lvl>
-    <w:lvl w:ilvl="6" w:tplc="FFFFFFFF" w:tentative="1">
-      <w:start w:val="1"/>
-      <w:numFmt w:val="bullet"/>
-      <w:lvlText w:val=""/>
-      <w:lvlJc w:val="left"/>
-      <w:pPr>
-        <w:ind w:left="5749" w:hanging="360"/>
-      </w:pPr>
-      <w:rPr>
-        <w:rFonts w:ascii="Symbol" w:hAnsi="Symbol" w:hint="default"/>
-      </w:rPr>
-    </w:lvl>
-    <w:lvl w:ilvl="7" w:tplc="FFFFFFFF" w:tentative="1">
-      <w:start w:val="1"/>
-      <w:numFmt w:val="bullet"/>
-      <w:lvlText w:val="o"/>
-      <w:lvlJc w:val="left"/>
-      <w:pPr>
-        <w:ind w:left="6469" w:hanging="360"/>
-      </w:pPr>
-      <w:rPr>
-        <w:rFonts w:ascii="Courier New" w:hAnsi="Courier New" w:cs="Courier New" w:hint="default"/>
-      </w:rPr>
-    </w:lvl>
-    <w:lvl w:ilvl="8" w:tplc="FFFFFFFF" w:tentative="1">
+    <w:lvl w:ilvl="8" w:tplc="240A0005" w:tentative="1">
       <w:start w:val="1"/>
       <w:numFmt w:val="bullet"/>
       <w:lvlText w:val=""/>
@@ -15755,128 +15760,17 @@
       </w:rPr>
     </w:lvl>
   </w:abstractNum>
-  <w:abstractNum w:abstractNumId="8" w15:restartNumberingAfterBreak="0">
-    <w:nsid w:val="11150935"/>
+  <w:abstractNum w:abstractNumId="7" w15:restartNumberingAfterBreak="0">
+    <w:nsid w:val="2C1B468D"/>
     <w:multiLevelType w:val="hybridMultilevel"/>
-    <w:tmpl w:val="A99A22AC"/>
-    <w:lvl w:ilvl="0" w:tplc="FFFFFFFF">
-      <w:numFmt w:val="bullet"/>
-      <w:lvlText w:val="•"/>
-      <w:lvlJc w:val="left"/>
-      <w:pPr>
-        <w:ind w:left="720" w:hanging="360"/>
-      </w:pPr>
-      <w:rPr>
-        <w:rFonts w:ascii="Calibri" w:eastAsia="Arial" w:hAnsi="Calibri" w:cs="Calibri" w:hint="default"/>
-      </w:rPr>
-    </w:lvl>
-    <w:lvl w:ilvl="1" w:tplc="C204B8F6">
-      <w:numFmt w:val="bullet"/>
-      <w:lvlText w:val="•"/>
-      <w:lvlJc w:val="left"/>
-      <w:pPr>
-        <w:ind w:left="1440" w:hanging="360"/>
-      </w:pPr>
-      <w:rPr>
-        <w:rFonts w:ascii="Calibri" w:eastAsia="Arial" w:hAnsi="Calibri" w:cs="Calibri" w:hint="default"/>
-      </w:rPr>
-    </w:lvl>
-    <w:lvl w:ilvl="2" w:tplc="FFFFFFFF" w:tentative="1">
-      <w:start w:val="1"/>
-      <w:numFmt w:val="bullet"/>
-      <w:lvlText w:val=""/>
-      <w:lvlJc w:val="left"/>
-      <w:pPr>
-        <w:ind w:left="2160" w:hanging="360"/>
-      </w:pPr>
-      <w:rPr>
-        <w:rFonts w:ascii="Wingdings" w:hAnsi="Wingdings" w:hint="default"/>
-      </w:rPr>
-    </w:lvl>
-    <w:lvl w:ilvl="3" w:tplc="FFFFFFFF" w:tentative="1">
-      <w:start w:val="1"/>
-      <w:numFmt w:val="bullet"/>
-      <w:lvlText w:val=""/>
-      <w:lvlJc w:val="left"/>
-      <w:pPr>
-        <w:ind w:left="2880" w:hanging="360"/>
-      </w:pPr>
-      <w:rPr>
-        <w:rFonts w:ascii="Symbol" w:hAnsi="Symbol" w:hint="default"/>
-      </w:rPr>
-    </w:lvl>
-    <w:lvl w:ilvl="4" w:tplc="FFFFFFFF" w:tentative="1">
-      <w:start w:val="1"/>
-      <w:numFmt w:val="bullet"/>
-      <w:lvlText w:val="o"/>
-      <w:lvlJc w:val="left"/>
-      <w:pPr>
-        <w:ind w:left="3600" w:hanging="360"/>
-      </w:pPr>
-      <w:rPr>
-        <w:rFonts w:ascii="Courier New" w:hAnsi="Courier New" w:cs="Courier New" w:hint="default"/>
-      </w:rPr>
-    </w:lvl>
-    <w:lvl w:ilvl="5" w:tplc="FFFFFFFF" w:tentative="1">
-      <w:start w:val="1"/>
-      <w:numFmt w:val="bullet"/>
-      <w:lvlText w:val=""/>
-      <w:lvlJc w:val="left"/>
-      <w:pPr>
-        <w:ind w:left="4320" w:hanging="360"/>
-      </w:pPr>
-      <w:rPr>
-        <w:rFonts w:ascii="Wingdings" w:hAnsi="Wingdings" w:hint="default"/>
-      </w:rPr>
-    </w:lvl>
-    <w:lvl w:ilvl="6" w:tplc="FFFFFFFF" w:tentative="1">
-      <w:start w:val="1"/>
-      <w:numFmt w:val="bullet"/>
-      <w:lvlText w:val=""/>
-      <w:lvlJc w:val="left"/>
-      <w:pPr>
-        <w:ind w:left="5040" w:hanging="360"/>
-      </w:pPr>
-      <w:rPr>
-        <w:rFonts w:ascii="Symbol" w:hAnsi="Symbol" w:hint="default"/>
-      </w:rPr>
-    </w:lvl>
-    <w:lvl w:ilvl="7" w:tplc="FFFFFFFF" w:tentative="1">
-      <w:start w:val="1"/>
-      <w:numFmt w:val="bullet"/>
-      <w:lvlText w:val="o"/>
-      <w:lvlJc w:val="left"/>
-      <w:pPr>
-        <w:ind w:left="5760" w:hanging="360"/>
-      </w:pPr>
-      <w:rPr>
-        <w:rFonts w:ascii="Courier New" w:hAnsi="Courier New" w:cs="Courier New" w:hint="default"/>
-      </w:rPr>
-    </w:lvl>
-    <w:lvl w:ilvl="8" w:tplc="FFFFFFFF" w:tentative="1">
-      <w:start w:val="1"/>
-      <w:numFmt w:val="bullet"/>
-      <w:lvlText w:val=""/>
-      <w:lvlJc w:val="left"/>
-      <w:pPr>
-        <w:ind w:left="6480" w:hanging="360"/>
-      </w:pPr>
-      <w:rPr>
-        <w:rFonts w:ascii="Wingdings" w:hAnsi="Wingdings" w:hint="default"/>
-      </w:rPr>
-    </w:lvl>
-  </w:abstractNum>
-  <w:abstractNum w:abstractNumId="9" w15:restartNumberingAfterBreak="0">
-    <w:nsid w:val="113A09E3"/>
-    <w:multiLevelType w:val="hybridMultilevel"/>
-    <w:tmpl w:val="06229A7A"/>
+    <w:tmpl w:val="99F6EC22"/>
     <w:lvl w:ilvl="0" w:tplc="240A0001">
       <w:start w:val="1"/>
       <w:numFmt w:val="bullet"/>
       <w:lvlText w:val=""/>
       <w:lvlJc w:val="left"/>
       <w:pPr>
-        <w:ind w:left="1429" w:hanging="360"/>
+        <w:ind w:left="1287" w:hanging="360"/>
       </w:pPr>
       <w:rPr>
         <w:rFonts w:ascii="Symbol" w:hAnsi="Symbol" w:hint="default"/>
@@ -15888,7 +15782,7 @@
       <w:lvlText w:val="o"/>
       <w:lvlJc w:val="left"/>
       <w:pPr>
-        <w:ind w:left="2149" w:hanging="360"/>
+        <w:ind w:left="2007" w:hanging="360"/>
       </w:pPr>
       <w:rPr>
         <w:rFonts w:ascii="Courier New" w:hAnsi="Courier New" w:cs="Courier New" w:hint="default"/>
@@ -15900,7 +15794,7 @@
       <w:lvlText w:val=""/>
       <w:lvlJc w:val="left"/>
       <w:pPr>
-        <w:ind w:left="2869" w:hanging="360"/>
+        <w:ind w:left="2727" w:hanging="360"/>
       </w:pPr>
       <w:rPr>
         <w:rFonts w:ascii="Wingdings" w:hAnsi="Wingdings" w:hint="default"/>
@@ -15912,7 +15806,7 @@
       <w:lvlText w:val=""/>
       <w:lvlJc w:val="left"/>
       <w:pPr>
-        <w:ind w:left="3589" w:hanging="360"/>
+        <w:ind w:left="3447" w:hanging="360"/>
       </w:pPr>
       <w:rPr>
         <w:rFonts w:ascii="Symbol" w:hAnsi="Symbol" w:hint="default"/>
@@ -15924,7 +15818,7 @@
       <w:lvlText w:val="o"/>
       <w:lvlJc w:val="left"/>
       <w:pPr>
-        <w:ind w:left="4309" w:hanging="360"/>
+        <w:ind w:left="4167" w:hanging="360"/>
       </w:pPr>
       <w:rPr>
         <w:rFonts w:ascii="Courier New" w:hAnsi="Courier New" w:cs="Courier New" w:hint="default"/>
@@ -15936,7 +15830,7 @@
       <w:lvlText w:val=""/>
       <w:lvlJc w:val="left"/>
       <w:pPr>
-        <w:ind w:left="5029" w:hanging="360"/>
+        <w:ind w:left="4887" w:hanging="360"/>
       </w:pPr>
       <w:rPr>
         <w:rFonts w:ascii="Wingdings" w:hAnsi="Wingdings" w:hint="default"/>
@@ -15948,7 +15842,7 @@
       <w:lvlText w:val=""/>
       <w:lvlJc w:val="left"/>
       <w:pPr>
-        <w:ind w:left="5749" w:hanging="360"/>
+        <w:ind w:left="5607" w:hanging="360"/>
       </w:pPr>
       <w:rPr>
         <w:rFonts w:ascii="Symbol" w:hAnsi="Symbol" w:hint="default"/>
@@ -15960,7 +15854,7 @@
       <w:lvlText w:val="o"/>
       <w:lvlJc w:val="left"/>
       <w:pPr>
-        <w:ind w:left="6469" w:hanging="360"/>
+        <w:ind w:left="6327" w:hanging="360"/>
       </w:pPr>
       <w:rPr>
         <w:rFonts w:ascii="Courier New" w:hAnsi="Courier New" w:cs="Courier New" w:hint="default"/>
@@ -15972,36 +15866,36 @@
       <w:lvlText w:val=""/>
       <w:lvlJc w:val="left"/>
       <w:pPr>
-        <w:ind w:left="7189" w:hanging="360"/>
+        <w:ind w:left="7047" w:hanging="360"/>
       </w:pPr>
       <w:rPr>
         <w:rFonts w:ascii="Wingdings" w:hAnsi="Wingdings" w:hint="default"/>
       </w:rPr>
     </w:lvl>
   </w:abstractNum>
-  <w:abstractNum w:abstractNumId="10" w15:restartNumberingAfterBreak="0">
-    <w:nsid w:val="150F111E"/>
+  <w:abstractNum w:abstractNumId="8" w15:restartNumberingAfterBreak="0">
+    <w:nsid w:val="324A6E24"/>
     <w:multiLevelType w:val="hybridMultilevel"/>
-    <w:tmpl w:val="B78E5058"/>
+    <w:tmpl w:val="3B9AF962"/>
     <w:lvl w:ilvl="0" w:tplc="240A0001">
       <w:start w:val="1"/>
       <w:numFmt w:val="bullet"/>
       <w:lvlText w:val=""/>
       <w:lvlJc w:val="left"/>
       <w:pPr>
-        <w:ind w:left="720" w:hanging="360"/>
+        <w:ind w:left="1429" w:hanging="360"/>
       </w:pPr>
       <w:rPr>
         <w:rFonts w:ascii="Symbol" w:hAnsi="Symbol" w:hint="default"/>
       </w:rPr>
     </w:lvl>
-    <w:lvl w:ilvl="1" w:tplc="240A0003">
+    <w:lvl w:ilvl="1" w:tplc="240A0003" w:tentative="1">
       <w:start w:val="1"/>
       <w:numFmt w:val="bullet"/>
       <w:lvlText w:val="o"/>
       <w:lvlJc w:val="left"/>
       <w:pPr>
-        <w:ind w:left="1440" w:hanging="360"/>
+        <w:ind w:left="2149" w:hanging="360"/>
       </w:pPr>
       <w:rPr>
         <w:rFonts w:ascii="Courier New" w:hAnsi="Courier New" w:cs="Courier New" w:hint="default"/>
@@ -16013,7 +15907,7 @@
       <w:lvlText w:val=""/>
       <w:lvlJc w:val="left"/>
       <w:pPr>
-        <w:ind w:left="2160" w:hanging="360"/>
+        <w:ind w:left="2869" w:hanging="360"/>
       </w:pPr>
       <w:rPr>
         <w:rFonts w:ascii="Wingdings" w:hAnsi="Wingdings" w:hint="default"/>
@@ -16025,7 +15919,7 @@
       <w:lvlText w:val=""/>
       <w:lvlJc w:val="left"/>
       <w:pPr>
-        <w:ind w:left="2880" w:hanging="360"/>
+        <w:ind w:left="3589" w:hanging="360"/>
       </w:pPr>
       <w:rPr>
         <w:rFonts w:ascii="Symbol" w:hAnsi="Symbol" w:hint="default"/>
@@ -16037,7 +15931,7 @@
       <w:lvlText w:val="o"/>
       <w:lvlJc w:val="left"/>
       <w:pPr>
-        <w:ind w:left="3600" w:hanging="360"/>
+        <w:ind w:left="4309" w:hanging="360"/>
       </w:pPr>
       <w:rPr>
         <w:rFonts w:ascii="Courier New" w:hAnsi="Courier New" w:cs="Courier New" w:hint="default"/>
@@ -16049,7 +15943,7 @@
       <w:lvlText w:val=""/>
       <w:lvlJc w:val="left"/>
       <w:pPr>
-        <w:ind w:left="4320" w:hanging="360"/>
+        <w:ind w:left="5029" w:hanging="360"/>
       </w:pPr>
       <w:rPr>
         <w:rFonts w:ascii="Wingdings" w:hAnsi="Wingdings" w:hint="default"/>
@@ -16061,7 +15955,7 @@
       <w:lvlText w:val=""/>
       <w:lvlJc w:val="left"/>
       <w:pPr>
-        <w:ind w:left="5040" w:hanging="360"/>
+        <w:ind w:left="5749" w:hanging="360"/>
       </w:pPr>
       <w:rPr>
         <w:rFonts w:ascii="Symbol" w:hAnsi="Symbol" w:hint="default"/>
@@ -16073,7 +15967,7 @@
       <w:lvlText w:val="o"/>
       <w:lvlJc w:val="left"/>
       <w:pPr>
-        <w:ind w:left="5760" w:hanging="360"/>
+        <w:ind w:left="6469" w:hanging="360"/>
       </w:pPr>
       <w:rPr>
         <w:rFonts w:ascii="Courier New" w:hAnsi="Courier New" w:cs="Courier New" w:hint="default"/>
@@ -16085,17 +15979,17 @@
       <w:lvlText w:val=""/>
       <w:lvlJc w:val="left"/>
       <w:pPr>
-        <w:ind w:left="6480" w:hanging="360"/>
+        <w:ind w:left="7189" w:hanging="360"/>
       </w:pPr>
       <w:rPr>
         <w:rFonts w:ascii="Wingdings" w:hAnsi="Wingdings" w:hint="default"/>
       </w:rPr>
     </w:lvl>
   </w:abstractNum>
-  <w:abstractNum w:abstractNumId="11" w15:restartNumberingAfterBreak="0">
-    <w:nsid w:val="16A144EE"/>
+  <w:abstractNum w:abstractNumId="9" w15:restartNumberingAfterBreak="0">
+    <w:nsid w:val="34FD1460"/>
     <w:multiLevelType w:val="hybridMultilevel"/>
-    <w:tmpl w:val="2F4CC03C"/>
+    <w:tmpl w:val="C174F986"/>
     <w:lvl w:ilvl="0" w:tplc="240A0001">
       <w:start w:val="1"/>
       <w:numFmt w:val="bullet"/>
@@ -16205,955 +16099,7 @@
       </w:rPr>
     </w:lvl>
   </w:abstractNum>
-  <w:abstractNum w:abstractNumId="12" w15:restartNumberingAfterBreak="0">
-    <w:nsid w:val="20080B72"/>
-    <w:multiLevelType w:val="multilevel"/>
-    <w:tmpl w:val="73D2CA18"/>
-    <w:lvl w:ilvl="0">
-      <w:start w:val="1"/>
-      <w:numFmt w:val="decimal"/>
-      <w:lvlText w:val="%1."/>
-      <w:lvlJc w:val="left"/>
-      <w:pPr>
-        <w:ind w:left="504" w:hanging="504"/>
-      </w:pPr>
-      <w:rPr>
-        <w:rFonts w:hint="default"/>
-        <w:sz w:val="32"/>
-      </w:rPr>
-    </w:lvl>
-    <w:lvl w:ilvl="1">
-      <w:start w:val="3"/>
-      <w:numFmt w:val="decimal"/>
-      <w:lvlText w:val="%1.%2."/>
-      <w:lvlJc w:val="left"/>
-      <w:pPr>
-        <w:ind w:left="720" w:hanging="720"/>
-      </w:pPr>
-      <w:rPr>
-        <w:rFonts w:hint="default"/>
-        <w:sz w:val="32"/>
-      </w:rPr>
-    </w:lvl>
-    <w:lvl w:ilvl="2">
-      <w:start w:val="1"/>
-      <w:numFmt w:val="decimal"/>
-      <w:lvlText w:val="%1.%2.%3."/>
-      <w:lvlJc w:val="left"/>
-      <w:pPr>
-        <w:ind w:left="1080" w:hanging="1080"/>
-      </w:pPr>
-      <w:rPr>
-        <w:rFonts w:hint="default"/>
-        <w:sz w:val="32"/>
-      </w:rPr>
-    </w:lvl>
-    <w:lvl w:ilvl="3">
-      <w:start w:val="1"/>
-      <w:numFmt w:val="decimal"/>
-      <w:lvlText w:val="%1.%2.%3.%4."/>
-      <w:lvlJc w:val="left"/>
-      <w:pPr>
-        <w:ind w:left="1440" w:hanging="1440"/>
-      </w:pPr>
-      <w:rPr>
-        <w:rFonts w:hint="default"/>
-        <w:sz w:val="32"/>
-      </w:rPr>
-    </w:lvl>
-    <w:lvl w:ilvl="4">
-      <w:start w:val="1"/>
-      <w:numFmt w:val="decimal"/>
-      <w:lvlText w:val="%1.%2.%3.%4.%5."/>
-      <w:lvlJc w:val="left"/>
-      <w:pPr>
-        <w:ind w:left="1440" w:hanging="1440"/>
-      </w:pPr>
-      <w:rPr>
-        <w:rFonts w:hint="default"/>
-        <w:sz w:val="32"/>
-      </w:rPr>
-    </w:lvl>
-    <w:lvl w:ilvl="5">
-      <w:start w:val="1"/>
-      <w:numFmt w:val="decimal"/>
-      <w:lvlText w:val="%1.%2.%3.%4.%5.%6."/>
-      <w:lvlJc w:val="left"/>
-      <w:pPr>
-        <w:ind w:left="1800" w:hanging="1800"/>
-      </w:pPr>
-      <w:rPr>
-        <w:rFonts w:hint="default"/>
-        <w:sz w:val="32"/>
-      </w:rPr>
-    </w:lvl>
-    <w:lvl w:ilvl="6">
-      <w:start w:val="1"/>
-      <w:numFmt w:val="decimal"/>
-      <w:lvlText w:val="%1.%2.%3.%4.%5.%6.%7."/>
-      <w:lvlJc w:val="left"/>
-      <w:pPr>
-        <w:ind w:left="2160" w:hanging="2160"/>
-      </w:pPr>
-      <w:rPr>
-        <w:rFonts w:hint="default"/>
-        <w:sz w:val="32"/>
-      </w:rPr>
-    </w:lvl>
-    <w:lvl w:ilvl="7">
-      <w:start w:val="1"/>
-      <w:numFmt w:val="decimal"/>
-      <w:lvlText w:val="%1.%2.%3.%4.%5.%6.%7.%8."/>
-      <w:lvlJc w:val="left"/>
-      <w:pPr>
-        <w:ind w:left="2520" w:hanging="2520"/>
-      </w:pPr>
-      <w:rPr>
-        <w:rFonts w:hint="default"/>
-        <w:sz w:val="32"/>
-      </w:rPr>
-    </w:lvl>
-    <w:lvl w:ilvl="8">
-      <w:start w:val="1"/>
-      <w:numFmt w:val="decimal"/>
-      <w:lvlText w:val="%1.%2.%3.%4.%5.%6.%7.%8.%9."/>
-      <w:lvlJc w:val="left"/>
-      <w:pPr>
-        <w:ind w:left="2520" w:hanging="2520"/>
-      </w:pPr>
-      <w:rPr>
-        <w:rFonts w:hint="default"/>
-        <w:sz w:val="32"/>
-      </w:rPr>
-    </w:lvl>
-  </w:abstractNum>
-  <w:abstractNum w:abstractNumId="13" w15:restartNumberingAfterBreak="0">
-    <w:nsid w:val="24F92E26"/>
-    <w:multiLevelType w:val="hybridMultilevel"/>
-    <w:tmpl w:val="6B0AF0BC"/>
-    <w:lvl w:ilvl="0" w:tplc="C204B8F6">
-      <w:numFmt w:val="bullet"/>
-      <w:lvlText w:val="•"/>
-      <w:lvlJc w:val="left"/>
-      <w:pPr>
-        <w:ind w:left="1429" w:hanging="360"/>
-      </w:pPr>
-      <w:rPr>
-        <w:rFonts w:ascii="Calibri" w:eastAsia="Arial" w:hAnsi="Calibri" w:cs="Calibri" w:hint="default"/>
-      </w:rPr>
-    </w:lvl>
-    <w:lvl w:ilvl="1" w:tplc="240A0003" w:tentative="1">
-      <w:start w:val="1"/>
-      <w:numFmt w:val="bullet"/>
-      <w:lvlText w:val="o"/>
-      <w:lvlJc w:val="left"/>
-      <w:pPr>
-        <w:ind w:left="2149" w:hanging="360"/>
-      </w:pPr>
-      <w:rPr>
-        <w:rFonts w:ascii="Courier New" w:hAnsi="Courier New" w:cs="Courier New" w:hint="default"/>
-      </w:rPr>
-    </w:lvl>
-    <w:lvl w:ilvl="2" w:tplc="240A0005" w:tentative="1">
-      <w:start w:val="1"/>
-      <w:numFmt w:val="bullet"/>
-      <w:lvlText w:val=""/>
-      <w:lvlJc w:val="left"/>
-      <w:pPr>
-        <w:ind w:left="2869" w:hanging="360"/>
-      </w:pPr>
-      <w:rPr>
-        <w:rFonts w:ascii="Wingdings" w:hAnsi="Wingdings" w:hint="default"/>
-      </w:rPr>
-    </w:lvl>
-    <w:lvl w:ilvl="3" w:tplc="240A0001" w:tentative="1">
-      <w:start w:val="1"/>
-      <w:numFmt w:val="bullet"/>
-      <w:lvlText w:val=""/>
-      <w:lvlJc w:val="left"/>
-      <w:pPr>
-        <w:ind w:left="3589" w:hanging="360"/>
-      </w:pPr>
-      <w:rPr>
-        <w:rFonts w:ascii="Symbol" w:hAnsi="Symbol" w:hint="default"/>
-      </w:rPr>
-    </w:lvl>
-    <w:lvl w:ilvl="4" w:tplc="240A0003" w:tentative="1">
-      <w:start w:val="1"/>
-      <w:numFmt w:val="bullet"/>
-      <w:lvlText w:val="o"/>
-      <w:lvlJc w:val="left"/>
-      <w:pPr>
-        <w:ind w:left="4309" w:hanging="360"/>
-      </w:pPr>
-      <w:rPr>
-        <w:rFonts w:ascii="Courier New" w:hAnsi="Courier New" w:cs="Courier New" w:hint="default"/>
-      </w:rPr>
-    </w:lvl>
-    <w:lvl w:ilvl="5" w:tplc="240A0005" w:tentative="1">
-      <w:start w:val="1"/>
-      <w:numFmt w:val="bullet"/>
-      <w:lvlText w:val=""/>
-      <w:lvlJc w:val="left"/>
-      <w:pPr>
-        <w:ind w:left="5029" w:hanging="360"/>
-      </w:pPr>
-      <w:rPr>
-        <w:rFonts w:ascii="Wingdings" w:hAnsi="Wingdings" w:hint="default"/>
-      </w:rPr>
-    </w:lvl>
-    <w:lvl w:ilvl="6" w:tplc="240A0001" w:tentative="1">
-      <w:start w:val="1"/>
-      <w:numFmt w:val="bullet"/>
-      <w:lvlText w:val=""/>
-      <w:lvlJc w:val="left"/>
-      <w:pPr>
-        <w:ind w:left="5749" w:hanging="360"/>
-      </w:pPr>
-      <w:rPr>
-        <w:rFonts w:ascii="Symbol" w:hAnsi="Symbol" w:hint="default"/>
-      </w:rPr>
-    </w:lvl>
-    <w:lvl w:ilvl="7" w:tplc="240A0003" w:tentative="1">
-      <w:start w:val="1"/>
-      <w:numFmt w:val="bullet"/>
-      <w:lvlText w:val="o"/>
-      <w:lvlJc w:val="left"/>
-      <w:pPr>
-        <w:ind w:left="6469" w:hanging="360"/>
-      </w:pPr>
-      <w:rPr>
-        <w:rFonts w:ascii="Courier New" w:hAnsi="Courier New" w:cs="Courier New" w:hint="default"/>
-      </w:rPr>
-    </w:lvl>
-    <w:lvl w:ilvl="8" w:tplc="240A0005" w:tentative="1">
-      <w:start w:val="1"/>
-      <w:numFmt w:val="bullet"/>
-      <w:lvlText w:val=""/>
-      <w:lvlJc w:val="left"/>
-      <w:pPr>
-        <w:ind w:left="7189" w:hanging="360"/>
-      </w:pPr>
-      <w:rPr>
-        <w:rFonts w:ascii="Wingdings" w:hAnsi="Wingdings" w:hint="default"/>
-      </w:rPr>
-    </w:lvl>
-  </w:abstractNum>
-  <w:abstractNum w:abstractNumId="14" w15:restartNumberingAfterBreak="0">
-    <w:nsid w:val="29124A8A"/>
-    <w:multiLevelType w:val="hybridMultilevel"/>
-    <w:tmpl w:val="BF0809D8"/>
-    <w:lvl w:ilvl="0" w:tplc="240A0001">
-      <w:start w:val="1"/>
-      <w:numFmt w:val="bullet"/>
-      <w:lvlText w:val=""/>
-      <w:lvlJc w:val="left"/>
-      <w:pPr>
-        <w:ind w:left="1429" w:hanging="360"/>
-      </w:pPr>
-      <w:rPr>
-        <w:rFonts w:ascii="Symbol" w:hAnsi="Symbol" w:hint="default"/>
-      </w:rPr>
-    </w:lvl>
-    <w:lvl w:ilvl="1" w:tplc="240A0003">
-      <w:start w:val="1"/>
-      <w:numFmt w:val="bullet"/>
-      <w:lvlText w:val="o"/>
-      <w:lvlJc w:val="left"/>
-      <w:pPr>
-        <w:ind w:left="2149" w:hanging="360"/>
-      </w:pPr>
-      <w:rPr>
-        <w:rFonts w:ascii="Courier New" w:hAnsi="Courier New" w:cs="Courier New" w:hint="default"/>
-      </w:rPr>
-    </w:lvl>
-    <w:lvl w:ilvl="2" w:tplc="240A0005" w:tentative="1">
-      <w:start w:val="1"/>
-      <w:numFmt w:val="bullet"/>
-      <w:lvlText w:val=""/>
-      <w:lvlJc w:val="left"/>
-      <w:pPr>
-        <w:ind w:left="2869" w:hanging="360"/>
-      </w:pPr>
-      <w:rPr>
-        <w:rFonts w:ascii="Wingdings" w:hAnsi="Wingdings" w:hint="default"/>
-      </w:rPr>
-    </w:lvl>
-    <w:lvl w:ilvl="3" w:tplc="240A0001" w:tentative="1">
-      <w:start w:val="1"/>
-      <w:numFmt w:val="bullet"/>
-      <w:lvlText w:val=""/>
-      <w:lvlJc w:val="left"/>
-      <w:pPr>
-        <w:ind w:left="3589" w:hanging="360"/>
-      </w:pPr>
-      <w:rPr>
-        <w:rFonts w:ascii="Symbol" w:hAnsi="Symbol" w:hint="default"/>
-      </w:rPr>
-    </w:lvl>
-    <w:lvl w:ilvl="4" w:tplc="240A0003" w:tentative="1">
-      <w:start w:val="1"/>
-      <w:numFmt w:val="bullet"/>
-      <w:lvlText w:val="o"/>
-      <w:lvlJc w:val="left"/>
-      <w:pPr>
-        <w:ind w:left="4309" w:hanging="360"/>
-      </w:pPr>
-      <w:rPr>
-        <w:rFonts w:ascii="Courier New" w:hAnsi="Courier New" w:cs="Courier New" w:hint="default"/>
-      </w:rPr>
-    </w:lvl>
-    <w:lvl w:ilvl="5" w:tplc="240A0005" w:tentative="1">
-      <w:start w:val="1"/>
-      <w:numFmt w:val="bullet"/>
-      <w:lvlText w:val=""/>
-      <w:lvlJc w:val="left"/>
-      <w:pPr>
-        <w:ind w:left="5029" w:hanging="360"/>
-      </w:pPr>
-      <w:rPr>
-        <w:rFonts w:ascii="Wingdings" w:hAnsi="Wingdings" w:hint="default"/>
-      </w:rPr>
-    </w:lvl>
-    <w:lvl w:ilvl="6" w:tplc="240A0001" w:tentative="1">
-      <w:start w:val="1"/>
-      <w:numFmt w:val="bullet"/>
-      <w:lvlText w:val=""/>
-      <w:lvlJc w:val="left"/>
-      <w:pPr>
-        <w:ind w:left="5749" w:hanging="360"/>
-      </w:pPr>
-      <w:rPr>
-        <w:rFonts w:ascii="Symbol" w:hAnsi="Symbol" w:hint="default"/>
-      </w:rPr>
-    </w:lvl>
-    <w:lvl w:ilvl="7" w:tplc="240A0003" w:tentative="1">
-      <w:start w:val="1"/>
-      <w:numFmt w:val="bullet"/>
-      <w:lvlText w:val="o"/>
-      <w:lvlJc w:val="left"/>
-      <w:pPr>
-        <w:ind w:left="6469" w:hanging="360"/>
-      </w:pPr>
-      <w:rPr>
-        <w:rFonts w:ascii="Courier New" w:hAnsi="Courier New" w:cs="Courier New" w:hint="default"/>
-      </w:rPr>
-    </w:lvl>
-    <w:lvl w:ilvl="8" w:tplc="240A0005" w:tentative="1">
-      <w:start w:val="1"/>
-      <w:numFmt w:val="bullet"/>
-      <w:lvlText w:val=""/>
-      <w:lvlJc w:val="left"/>
-      <w:pPr>
-        <w:ind w:left="7189" w:hanging="360"/>
-      </w:pPr>
-      <w:rPr>
-        <w:rFonts w:ascii="Wingdings" w:hAnsi="Wingdings" w:hint="default"/>
-      </w:rPr>
-    </w:lvl>
-  </w:abstractNum>
-  <w:abstractNum w:abstractNumId="15" w15:restartNumberingAfterBreak="0">
-    <w:nsid w:val="2C1B468D"/>
-    <w:multiLevelType w:val="hybridMultilevel"/>
-    <w:tmpl w:val="99F6EC22"/>
-    <w:lvl w:ilvl="0" w:tplc="240A0001">
-      <w:start w:val="1"/>
-      <w:numFmt w:val="bullet"/>
-      <w:lvlText w:val=""/>
-      <w:lvlJc w:val="left"/>
-      <w:pPr>
-        <w:ind w:left="1287" w:hanging="360"/>
-      </w:pPr>
-      <w:rPr>
-        <w:rFonts w:ascii="Symbol" w:hAnsi="Symbol" w:hint="default"/>
-      </w:rPr>
-    </w:lvl>
-    <w:lvl w:ilvl="1" w:tplc="240A0003" w:tentative="1">
-      <w:start w:val="1"/>
-      <w:numFmt w:val="bullet"/>
-      <w:lvlText w:val="o"/>
-      <w:lvlJc w:val="left"/>
-      <w:pPr>
-        <w:ind w:left="2007" w:hanging="360"/>
-      </w:pPr>
-      <w:rPr>
-        <w:rFonts w:ascii="Courier New" w:hAnsi="Courier New" w:cs="Courier New" w:hint="default"/>
-      </w:rPr>
-    </w:lvl>
-    <w:lvl w:ilvl="2" w:tplc="240A0005" w:tentative="1">
-      <w:start w:val="1"/>
-      <w:numFmt w:val="bullet"/>
-      <w:lvlText w:val=""/>
-      <w:lvlJc w:val="left"/>
-      <w:pPr>
-        <w:ind w:left="2727" w:hanging="360"/>
-      </w:pPr>
-      <w:rPr>
-        <w:rFonts w:ascii="Wingdings" w:hAnsi="Wingdings" w:hint="default"/>
-      </w:rPr>
-    </w:lvl>
-    <w:lvl w:ilvl="3" w:tplc="240A0001" w:tentative="1">
-      <w:start w:val="1"/>
-      <w:numFmt w:val="bullet"/>
-      <w:lvlText w:val=""/>
-      <w:lvlJc w:val="left"/>
-      <w:pPr>
-        <w:ind w:left="3447" w:hanging="360"/>
-      </w:pPr>
-      <w:rPr>
-        <w:rFonts w:ascii="Symbol" w:hAnsi="Symbol" w:hint="default"/>
-      </w:rPr>
-    </w:lvl>
-    <w:lvl w:ilvl="4" w:tplc="240A0003" w:tentative="1">
-      <w:start w:val="1"/>
-      <w:numFmt w:val="bullet"/>
-      <w:lvlText w:val="o"/>
-      <w:lvlJc w:val="left"/>
-      <w:pPr>
-        <w:ind w:left="4167" w:hanging="360"/>
-      </w:pPr>
-      <w:rPr>
-        <w:rFonts w:ascii="Courier New" w:hAnsi="Courier New" w:cs="Courier New" w:hint="default"/>
-      </w:rPr>
-    </w:lvl>
-    <w:lvl w:ilvl="5" w:tplc="240A0005" w:tentative="1">
-      <w:start w:val="1"/>
-      <w:numFmt w:val="bullet"/>
-      <w:lvlText w:val=""/>
-      <w:lvlJc w:val="left"/>
-      <w:pPr>
-        <w:ind w:left="4887" w:hanging="360"/>
-      </w:pPr>
-      <w:rPr>
-        <w:rFonts w:ascii="Wingdings" w:hAnsi="Wingdings" w:hint="default"/>
-      </w:rPr>
-    </w:lvl>
-    <w:lvl w:ilvl="6" w:tplc="240A0001" w:tentative="1">
-      <w:start w:val="1"/>
-      <w:numFmt w:val="bullet"/>
-      <w:lvlText w:val=""/>
-      <w:lvlJc w:val="left"/>
-      <w:pPr>
-        <w:ind w:left="5607" w:hanging="360"/>
-      </w:pPr>
-      <w:rPr>
-        <w:rFonts w:ascii="Symbol" w:hAnsi="Symbol" w:hint="default"/>
-      </w:rPr>
-    </w:lvl>
-    <w:lvl w:ilvl="7" w:tplc="240A0003" w:tentative="1">
-      <w:start w:val="1"/>
-      <w:numFmt w:val="bullet"/>
-      <w:lvlText w:val="o"/>
-      <w:lvlJc w:val="left"/>
-      <w:pPr>
-        <w:ind w:left="6327" w:hanging="360"/>
-      </w:pPr>
-      <w:rPr>
-        <w:rFonts w:ascii="Courier New" w:hAnsi="Courier New" w:cs="Courier New" w:hint="default"/>
-      </w:rPr>
-    </w:lvl>
-    <w:lvl w:ilvl="8" w:tplc="240A0005" w:tentative="1">
-      <w:start w:val="1"/>
-      <w:numFmt w:val="bullet"/>
-      <w:lvlText w:val=""/>
-      <w:lvlJc w:val="left"/>
-      <w:pPr>
-        <w:ind w:left="7047" w:hanging="360"/>
-      </w:pPr>
-      <w:rPr>
-        <w:rFonts w:ascii="Wingdings" w:hAnsi="Wingdings" w:hint="default"/>
-      </w:rPr>
-    </w:lvl>
-  </w:abstractNum>
-  <w:abstractNum w:abstractNumId="16" w15:restartNumberingAfterBreak="0">
-    <w:nsid w:val="3061350E"/>
-    <w:multiLevelType w:val="multilevel"/>
-    <w:tmpl w:val="2B026F24"/>
-    <w:lvl w:ilvl="0">
-      <w:start w:val="1"/>
-      <w:numFmt w:val="bullet"/>
-      <w:lvlText w:val=""/>
-      <w:lvlJc w:val="left"/>
-      <w:pPr>
-        <w:tabs>
-          <w:tab w:val="num" w:pos="720"/>
-        </w:tabs>
-        <w:ind w:left="720" w:hanging="360"/>
-      </w:pPr>
-      <w:rPr>
-        <w:rFonts w:ascii="Symbol" w:hAnsi="Symbol" w:hint="default"/>
-        <w:sz w:val="20"/>
-      </w:rPr>
-    </w:lvl>
-    <w:lvl w:ilvl="1" w:tentative="1">
-      <w:start w:val="1"/>
-      <w:numFmt w:val="bullet"/>
-      <w:lvlText w:val="o"/>
-      <w:lvlJc w:val="left"/>
-      <w:pPr>
-        <w:tabs>
-          <w:tab w:val="num" w:pos="1440"/>
-        </w:tabs>
-        <w:ind w:left="1440" w:hanging="360"/>
-      </w:pPr>
-      <w:rPr>
-        <w:rFonts w:ascii="Courier New" w:hAnsi="Courier New" w:hint="default"/>
-        <w:sz w:val="20"/>
-      </w:rPr>
-    </w:lvl>
-    <w:lvl w:ilvl="2" w:tentative="1">
-      <w:start w:val="1"/>
-      <w:numFmt w:val="bullet"/>
-      <w:lvlText w:val=""/>
-      <w:lvlJc w:val="left"/>
-      <w:pPr>
-        <w:tabs>
-          <w:tab w:val="num" w:pos="2160"/>
-        </w:tabs>
-        <w:ind w:left="2160" w:hanging="360"/>
-      </w:pPr>
-      <w:rPr>
-        <w:rFonts w:ascii="Wingdings" w:hAnsi="Wingdings" w:hint="default"/>
-        <w:sz w:val="20"/>
-      </w:rPr>
-    </w:lvl>
-    <w:lvl w:ilvl="3" w:tentative="1">
-      <w:start w:val="1"/>
-      <w:numFmt w:val="bullet"/>
-      <w:lvlText w:val=""/>
-      <w:lvlJc w:val="left"/>
-      <w:pPr>
-        <w:tabs>
-          <w:tab w:val="num" w:pos="2880"/>
-        </w:tabs>
-        <w:ind w:left="2880" w:hanging="360"/>
-      </w:pPr>
-      <w:rPr>
-        <w:rFonts w:ascii="Wingdings" w:hAnsi="Wingdings" w:hint="default"/>
-        <w:sz w:val="20"/>
-      </w:rPr>
-    </w:lvl>
-    <w:lvl w:ilvl="4" w:tentative="1">
-      <w:start w:val="1"/>
-      <w:numFmt w:val="bullet"/>
-      <w:lvlText w:val=""/>
-      <w:lvlJc w:val="left"/>
-      <w:pPr>
-        <w:tabs>
-          <w:tab w:val="num" w:pos="3600"/>
-        </w:tabs>
-        <w:ind w:left="3600" w:hanging="360"/>
-      </w:pPr>
-      <w:rPr>
-        <w:rFonts w:ascii="Wingdings" w:hAnsi="Wingdings" w:hint="default"/>
-        <w:sz w:val="20"/>
-      </w:rPr>
-    </w:lvl>
-    <w:lvl w:ilvl="5" w:tentative="1">
-      <w:start w:val="1"/>
-      <w:numFmt w:val="bullet"/>
-      <w:lvlText w:val=""/>
-      <w:lvlJc w:val="left"/>
-      <w:pPr>
-        <w:tabs>
-          <w:tab w:val="num" w:pos="4320"/>
-        </w:tabs>
-        <w:ind w:left="4320" w:hanging="360"/>
-      </w:pPr>
-      <w:rPr>
-        <w:rFonts w:ascii="Wingdings" w:hAnsi="Wingdings" w:hint="default"/>
-        <w:sz w:val="20"/>
-      </w:rPr>
-    </w:lvl>
-    <w:lvl w:ilvl="6" w:tentative="1">
-      <w:start w:val="1"/>
-      <w:numFmt w:val="bullet"/>
-      <w:lvlText w:val=""/>
-      <w:lvlJc w:val="left"/>
-      <w:pPr>
-        <w:tabs>
-          <w:tab w:val="num" w:pos="5040"/>
-        </w:tabs>
-        <w:ind w:left="5040" w:hanging="360"/>
-      </w:pPr>
-      <w:rPr>
-        <w:rFonts w:ascii="Wingdings" w:hAnsi="Wingdings" w:hint="default"/>
-        <w:sz w:val="20"/>
-      </w:rPr>
-    </w:lvl>
-    <w:lvl w:ilvl="7" w:tentative="1">
-      <w:start w:val="1"/>
-      <w:numFmt w:val="bullet"/>
-      <w:lvlText w:val=""/>
-      <w:lvlJc w:val="left"/>
-      <w:pPr>
-        <w:tabs>
-          <w:tab w:val="num" w:pos="5760"/>
-        </w:tabs>
-        <w:ind w:left="5760" w:hanging="360"/>
-      </w:pPr>
-      <w:rPr>
-        <w:rFonts w:ascii="Wingdings" w:hAnsi="Wingdings" w:hint="default"/>
-        <w:sz w:val="20"/>
-      </w:rPr>
-    </w:lvl>
-    <w:lvl w:ilvl="8" w:tentative="1">
-      <w:start w:val="1"/>
-      <w:numFmt w:val="bullet"/>
-      <w:lvlText w:val=""/>
-      <w:lvlJc w:val="left"/>
-      <w:pPr>
-        <w:tabs>
-          <w:tab w:val="num" w:pos="6480"/>
-        </w:tabs>
-        <w:ind w:left="6480" w:hanging="360"/>
-      </w:pPr>
-      <w:rPr>
-        <w:rFonts w:ascii="Wingdings" w:hAnsi="Wingdings" w:hint="default"/>
-        <w:sz w:val="20"/>
-      </w:rPr>
-    </w:lvl>
-  </w:abstractNum>
-  <w:abstractNum w:abstractNumId="17" w15:restartNumberingAfterBreak="0">
-    <w:nsid w:val="324A6E24"/>
-    <w:multiLevelType w:val="hybridMultilevel"/>
-    <w:tmpl w:val="3B9AF962"/>
-    <w:lvl w:ilvl="0" w:tplc="240A0001">
-      <w:start w:val="1"/>
-      <w:numFmt w:val="bullet"/>
-      <w:lvlText w:val=""/>
-      <w:lvlJc w:val="left"/>
-      <w:pPr>
-        <w:ind w:left="1429" w:hanging="360"/>
-      </w:pPr>
-      <w:rPr>
-        <w:rFonts w:ascii="Symbol" w:hAnsi="Symbol" w:hint="default"/>
-      </w:rPr>
-    </w:lvl>
-    <w:lvl w:ilvl="1" w:tplc="240A0003" w:tentative="1">
-      <w:start w:val="1"/>
-      <w:numFmt w:val="bullet"/>
-      <w:lvlText w:val="o"/>
-      <w:lvlJc w:val="left"/>
-      <w:pPr>
-        <w:ind w:left="2149" w:hanging="360"/>
-      </w:pPr>
-      <w:rPr>
-        <w:rFonts w:ascii="Courier New" w:hAnsi="Courier New" w:cs="Courier New" w:hint="default"/>
-      </w:rPr>
-    </w:lvl>
-    <w:lvl w:ilvl="2" w:tplc="240A0005" w:tentative="1">
-      <w:start w:val="1"/>
-      <w:numFmt w:val="bullet"/>
-      <w:lvlText w:val=""/>
-      <w:lvlJc w:val="left"/>
-      <w:pPr>
-        <w:ind w:left="2869" w:hanging="360"/>
-      </w:pPr>
-      <w:rPr>
-        <w:rFonts w:ascii="Wingdings" w:hAnsi="Wingdings" w:hint="default"/>
-      </w:rPr>
-    </w:lvl>
-    <w:lvl w:ilvl="3" w:tplc="240A0001" w:tentative="1">
-      <w:start w:val="1"/>
-      <w:numFmt w:val="bullet"/>
-      <w:lvlText w:val=""/>
-      <w:lvlJc w:val="left"/>
-      <w:pPr>
-        <w:ind w:left="3589" w:hanging="360"/>
-      </w:pPr>
-      <w:rPr>
-        <w:rFonts w:ascii="Symbol" w:hAnsi="Symbol" w:hint="default"/>
-      </w:rPr>
-    </w:lvl>
-    <w:lvl w:ilvl="4" w:tplc="240A0003" w:tentative="1">
-      <w:start w:val="1"/>
-      <w:numFmt w:val="bullet"/>
-      <w:lvlText w:val="o"/>
-      <w:lvlJc w:val="left"/>
-      <w:pPr>
-        <w:ind w:left="4309" w:hanging="360"/>
-      </w:pPr>
-      <w:rPr>
-        <w:rFonts w:ascii="Courier New" w:hAnsi="Courier New" w:cs="Courier New" w:hint="default"/>
-      </w:rPr>
-    </w:lvl>
-    <w:lvl w:ilvl="5" w:tplc="240A0005" w:tentative="1">
-      <w:start w:val="1"/>
-      <w:numFmt w:val="bullet"/>
-      <w:lvlText w:val=""/>
-      <w:lvlJc w:val="left"/>
-      <w:pPr>
-        <w:ind w:left="5029" w:hanging="360"/>
-      </w:pPr>
-      <w:rPr>
-        <w:rFonts w:ascii="Wingdings" w:hAnsi="Wingdings" w:hint="default"/>
-      </w:rPr>
-    </w:lvl>
-    <w:lvl w:ilvl="6" w:tplc="240A0001" w:tentative="1">
-      <w:start w:val="1"/>
-      <w:numFmt w:val="bullet"/>
-      <w:lvlText w:val=""/>
-      <w:lvlJc w:val="left"/>
-      <w:pPr>
-        <w:ind w:left="5749" w:hanging="360"/>
-      </w:pPr>
-      <w:rPr>
-        <w:rFonts w:ascii="Symbol" w:hAnsi="Symbol" w:hint="default"/>
-      </w:rPr>
-    </w:lvl>
-    <w:lvl w:ilvl="7" w:tplc="240A0003" w:tentative="1">
-      <w:start w:val="1"/>
-      <w:numFmt w:val="bullet"/>
-      <w:lvlText w:val="o"/>
-      <w:lvlJc w:val="left"/>
-      <w:pPr>
-        <w:ind w:left="6469" w:hanging="360"/>
-      </w:pPr>
-      <w:rPr>
-        <w:rFonts w:ascii="Courier New" w:hAnsi="Courier New" w:cs="Courier New" w:hint="default"/>
-      </w:rPr>
-    </w:lvl>
-    <w:lvl w:ilvl="8" w:tplc="240A0005" w:tentative="1">
-      <w:start w:val="1"/>
-      <w:numFmt w:val="bullet"/>
-      <w:lvlText w:val=""/>
-      <w:lvlJc w:val="left"/>
-      <w:pPr>
-        <w:ind w:left="7189" w:hanging="360"/>
-      </w:pPr>
-      <w:rPr>
-        <w:rFonts w:ascii="Wingdings" w:hAnsi="Wingdings" w:hint="default"/>
-      </w:rPr>
-    </w:lvl>
-  </w:abstractNum>
-  <w:abstractNum w:abstractNumId="18" w15:restartNumberingAfterBreak="0">
-    <w:nsid w:val="34F71ECF"/>
-    <w:multiLevelType w:val="hybridMultilevel"/>
-    <w:tmpl w:val="513C04A4"/>
-    <w:lvl w:ilvl="0" w:tplc="240A0001">
-      <w:start w:val="1"/>
-      <w:numFmt w:val="bullet"/>
-      <w:lvlText w:val=""/>
-      <w:lvlJc w:val="left"/>
-      <w:pPr>
-        <w:ind w:left="1429" w:hanging="360"/>
-      </w:pPr>
-      <w:rPr>
-        <w:rFonts w:ascii="Symbol" w:hAnsi="Symbol" w:hint="default"/>
-      </w:rPr>
-    </w:lvl>
-    <w:lvl w:ilvl="1" w:tplc="240A0003" w:tentative="1">
-      <w:start w:val="1"/>
-      <w:numFmt w:val="bullet"/>
-      <w:lvlText w:val="o"/>
-      <w:lvlJc w:val="left"/>
-      <w:pPr>
-        <w:ind w:left="2149" w:hanging="360"/>
-      </w:pPr>
-      <w:rPr>
-        <w:rFonts w:ascii="Courier New" w:hAnsi="Courier New" w:cs="Courier New" w:hint="default"/>
-      </w:rPr>
-    </w:lvl>
-    <w:lvl w:ilvl="2" w:tplc="240A0005" w:tentative="1">
-      <w:start w:val="1"/>
-      <w:numFmt w:val="bullet"/>
-      <w:lvlText w:val=""/>
-      <w:lvlJc w:val="left"/>
-      <w:pPr>
-        <w:ind w:left="2869" w:hanging="360"/>
-      </w:pPr>
-      <w:rPr>
-        <w:rFonts w:ascii="Wingdings" w:hAnsi="Wingdings" w:hint="default"/>
-      </w:rPr>
-    </w:lvl>
-    <w:lvl w:ilvl="3" w:tplc="240A0001" w:tentative="1">
-      <w:start w:val="1"/>
-      <w:numFmt w:val="bullet"/>
-      <w:lvlText w:val=""/>
-      <w:lvlJc w:val="left"/>
-      <w:pPr>
-        <w:ind w:left="3589" w:hanging="360"/>
-      </w:pPr>
-      <w:rPr>
-        <w:rFonts w:ascii="Symbol" w:hAnsi="Symbol" w:hint="default"/>
-      </w:rPr>
-    </w:lvl>
-    <w:lvl w:ilvl="4" w:tplc="240A0003" w:tentative="1">
-      <w:start w:val="1"/>
-      <w:numFmt w:val="bullet"/>
-      <w:lvlText w:val="o"/>
-      <w:lvlJc w:val="left"/>
-      <w:pPr>
-        <w:ind w:left="4309" w:hanging="360"/>
-      </w:pPr>
-      <w:rPr>
-        <w:rFonts w:ascii="Courier New" w:hAnsi="Courier New" w:cs="Courier New" w:hint="default"/>
-      </w:rPr>
-    </w:lvl>
-    <w:lvl w:ilvl="5" w:tplc="240A0005" w:tentative="1">
-      <w:start w:val="1"/>
-      <w:numFmt w:val="bullet"/>
-      <w:lvlText w:val=""/>
-      <w:lvlJc w:val="left"/>
-      <w:pPr>
-        <w:ind w:left="5029" w:hanging="360"/>
-      </w:pPr>
-      <w:rPr>
-        <w:rFonts w:ascii="Wingdings" w:hAnsi="Wingdings" w:hint="default"/>
-      </w:rPr>
-    </w:lvl>
-    <w:lvl w:ilvl="6" w:tplc="240A0001" w:tentative="1">
-      <w:start w:val="1"/>
-      <w:numFmt w:val="bullet"/>
-      <w:lvlText w:val=""/>
-      <w:lvlJc w:val="left"/>
-      <w:pPr>
-        <w:ind w:left="5749" w:hanging="360"/>
-      </w:pPr>
-      <w:rPr>
-        <w:rFonts w:ascii="Symbol" w:hAnsi="Symbol" w:hint="default"/>
-      </w:rPr>
-    </w:lvl>
-    <w:lvl w:ilvl="7" w:tplc="240A0003" w:tentative="1">
-      <w:start w:val="1"/>
-      <w:numFmt w:val="bullet"/>
-      <w:lvlText w:val="o"/>
-      <w:lvlJc w:val="left"/>
-      <w:pPr>
-        <w:ind w:left="6469" w:hanging="360"/>
-      </w:pPr>
-      <w:rPr>
-        <w:rFonts w:ascii="Courier New" w:hAnsi="Courier New" w:cs="Courier New" w:hint="default"/>
-      </w:rPr>
-    </w:lvl>
-    <w:lvl w:ilvl="8" w:tplc="240A0005" w:tentative="1">
-      <w:start w:val="1"/>
-      <w:numFmt w:val="bullet"/>
-      <w:lvlText w:val=""/>
-      <w:lvlJc w:val="left"/>
-      <w:pPr>
-        <w:ind w:left="7189" w:hanging="360"/>
-      </w:pPr>
-      <w:rPr>
-        <w:rFonts w:ascii="Wingdings" w:hAnsi="Wingdings" w:hint="default"/>
-      </w:rPr>
-    </w:lvl>
-  </w:abstractNum>
-  <w:abstractNum w:abstractNumId="19" w15:restartNumberingAfterBreak="0">
-    <w:nsid w:val="34FD1460"/>
-    <w:multiLevelType w:val="hybridMultilevel"/>
-    <w:tmpl w:val="C174F986"/>
-    <w:lvl w:ilvl="0" w:tplc="240A0001">
-      <w:start w:val="1"/>
-      <w:numFmt w:val="bullet"/>
-      <w:lvlText w:val=""/>
-      <w:lvlJc w:val="left"/>
-      <w:pPr>
-        <w:ind w:left="1429" w:hanging="360"/>
-      </w:pPr>
-      <w:rPr>
-        <w:rFonts w:ascii="Symbol" w:hAnsi="Symbol" w:hint="default"/>
-      </w:rPr>
-    </w:lvl>
-    <w:lvl w:ilvl="1" w:tplc="240A0003" w:tentative="1">
-      <w:start w:val="1"/>
-      <w:numFmt w:val="bullet"/>
-      <w:lvlText w:val="o"/>
-      <w:lvlJc w:val="left"/>
-      <w:pPr>
-        <w:ind w:left="2149" w:hanging="360"/>
-      </w:pPr>
-      <w:rPr>
-        <w:rFonts w:ascii="Courier New" w:hAnsi="Courier New" w:cs="Courier New" w:hint="default"/>
-      </w:rPr>
-    </w:lvl>
-    <w:lvl w:ilvl="2" w:tplc="240A0005" w:tentative="1">
-      <w:start w:val="1"/>
-      <w:numFmt w:val="bullet"/>
-      <w:lvlText w:val=""/>
-      <w:lvlJc w:val="left"/>
-      <w:pPr>
-        <w:ind w:left="2869" w:hanging="360"/>
-      </w:pPr>
-      <w:rPr>
-        <w:rFonts w:ascii="Wingdings" w:hAnsi="Wingdings" w:hint="default"/>
-      </w:rPr>
-    </w:lvl>
-    <w:lvl w:ilvl="3" w:tplc="240A0001" w:tentative="1">
-      <w:start w:val="1"/>
-      <w:numFmt w:val="bullet"/>
-      <w:lvlText w:val=""/>
-      <w:lvlJc w:val="left"/>
-      <w:pPr>
-        <w:ind w:left="3589" w:hanging="360"/>
-      </w:pPr>
-      <w:rPr>
-        <w:rFonts w:ascii="Symbol" w:hAnsi="Symbol" w:hint="default"/>
-      </w:rPr>
-    </w:lvl>
-    <w:lvl w:ilvl="4" w:tplc="240A0003" w:tentative="1">
-      <w:start w:val="1"/>
-      <w:numFmt w:val="bullet"/>
-      <w:lvlText w:val="o"/>
-      <w:lvlJc w:val="left"/>
-      <w:pPr>
-        <w:ind w:left="4309" w:hanging="360"/>
-      </w:pPr>
-      <w:rPr>
-        <w:rFonts w:ascii="Courier New" w:hAnsi="Courier New" w:cs="Courier New" w:hint="default"/>
-      </w:rPr>
-    </w:lvl>
-    <w:lvl w:ilvl="5" w:tplc="240A0005" w:tentative="1">
-      <w:start w:val="1"/>
-      <w:numFmt w:val="bullet"/>
-      <w:lvlText w:val=""/>
-      <w:lvlJc w:val="left"/>
-      <w:pPr>
-        <w:ind w:left="5029" w:hanging="360"/>
-      </w:pPr>
-      <w:rPr>
-        <w:rFonts w:ascii="Wingdings" w:hAnsi="Wingdings" w:hint="default"/>
-      </w:rPr>
-    </w:lvl>
-    <w:lvl w:ilvl="6" w:tplc="240A0001" w:tentative="1">
-      <w:start w:val="1"/>
-      <w:numFmt w:val="bullet"/>
-      <w:lvlText w:val=""/>
-      <w:lvlJc w:val="left"/>
-      <w:pPr>
-        <w:ind w:left="5749" w:hanging="360"/>
-      </w:pPr>
-      <w:rPr>
-        <w:rFonts w:ascii="Symbol" w:hAnsi="Symbol" w:hint="default"/>
-      </w:rPr>
-    </w:lvl>
-    <w:lvl w:ilvl="7" w:tplc="240A0003" w:tentative="1">
-      <w:start w:val="1"/>
-      <w:numFmt w:val="bullet"/>
-      <w:lvlText w:val="o"/>
-      <w:lvlJc w:val="left"/>
-      <w:pPr>
-        <w:ind w:left="6469" w:hanging="360"/>
-      </w:pPr>
-      <w:rPr>
-        <w:rFonts w:ascii="Courier New" w:hAnsi="Courier New" w:cs="Courier New" w:hint="default"/>
-      </w:rPr>
-    </w:lvl>
-    <w:lvl w:ilvl="8" w:tplc="240A0005" w:tentative="1">
-      <w:start w:val="1"/>
-      <w:numFmt w:val="bullet"/>
-      <w:lvlText w:val=""/>
-      <w:lvlJc w:val="left"/>
-      <w:pPr>
-        <w:ind w:left="7189" w:hanging="360"/>
-      </w:pPr>
-      <w:rPr>
-        <w:rFonts w:ascii="Wingdings" w:hAnsi="Wingdings" w:hint="default"/>
-      </w:rPr>
-    </w:lvl>
-  </w:abstractNum>
-  <w:abstractNum w:abstractNumId="20" w15:restartNumberingAfterBreak="0">
+  <w:abstractNum w:abstractNumId="10" w15:restartNumberingAfterBreak="0">
     <w:nsid w:val="368E176E"/>
     <w:multiLevelType w:val="hybridMultilevel"/>
     <w:tmpl w:val="BDF054FE"/>
@@ -17247,7 +16193,7 @@
       </w:pPr>
     </w:lvl>
   </w:abstractNum>
-  <w:abstractNum w:abstractNumId="21" w15:restartNumberingAfterBreak="0">
+  <w:abstractNum w:abstractNumId="11" w15:restartNumberingAfterBreak="0">
     <w:nsid w:val="3C8D1D37"/>
     <w:multiLevelType w:val="hybridMultilevel"/>
     <w:tmpl w:val="F1CCE6D0"/>
@@ -17359,17 +16305,17 @@
       </w:rPr>
     </w:lvl>
   </w:abstractNum>
-  <w:abstractNum w:abstractNumId="22" w15:restartNumberingAfterBreak="0">
-    <w:nsid w:val="439458CF"/>
+  <w:abstractNum w:abstractNumId="12" w15:restartNumberingAfterBreak="0">
+    <w:nsid w:val="4488529D"/>
     <w:multiLevelType w:val="hybridMultilevel"/>
-    <w:tmpl w:val="7128AC02"/>
+    <w:tmpl w:val="2BBC31BA"/>
     <w:lvl w:ilvl="0" w:tplc="240A0001">
       <w:start w:val="1"/>
       <w:numFmt w:val="bullet"/>
       <w:lvlText w:val=""/>
       <w:lvlJc w:val="left"/>
       <w:pPr>
-        <w:ind w:left="1429" w:hanging="360"/>
+        <w:ind w:left="1854" w:hanging="360"/>
       </w:pPr>
       <w:rPr>
         <w:rFonts w:ascii="Symbol" w:hAnsi="Symbol" w:hint="default"/>
@@ -17381,7 +16327,7 @@
       <w:lvlText w:val="o"/>
       <w:lvlJc w:val="left"/>
       <w:pPr>
-        <w:ind w:left="2149" w:hanging="360"/>
+        <w:ind w:left="2574" w:hanging="360"/>
       </w:pPr>
       <w:rPr>
         <w:rFonts w:ascii="Courier New" w:hAnsi="Courier New" w:cs="Courier New" w:hint="default"/>
@@ -17393,7 +16339,7 @@
       <w:lvlText w:val=""/>
       <w:lvlJc w:val="left"/>
       <w:pPr>
-        <w:ind w:left="2869" w:hanging="360"/>
+        <w:ind w:left="3294" w:hanging="360"/>
       </w:pPr>
       <w:rPr>
         <w:rFonts w:ascii="Wingdings" w:hAnsi="Wingdings" w:hint="default"/>
@@ -17405,7 +16351,7 @@
       <w:lvlText w:val=""/>
       <w:lvlJc w:val="left"/>
       <w:pPr>
-        <w:ind w:left="3589" w:hanging="360"/>
+        <w:ind w:left="4014" w:hanging="360"/>
       </w:pPr>
       <w:rPr>
         <w:rFonts w:ascii="Symbol" w:hAnsi="Symbol" w:hint="default"/>
@@ -17417,7 +16363,7 @@
       <w:lvlText w:val="o"/>
       <w:lvlJc w:val="left"/>
       <w:pPr>
-        <w:ind w:left="4309" w:hanging="360"/>
+        <w:ind w:left="4734" w:hanging="360"/>
       </w:pPr>
       <w:rPr>
         <w:rFonts w:ascii="Courier New" w:hAnsi="Courier New" w:cs="Courier New" w:hint="default"/>
@@ -17429,7 +16375,7 @@
       <w:lvlText w:val=""/>
       <w:lvlJc w:val="left"/>
       <w:pPr>
-        <w:ind w:left="5029" w:hanging="360"/>
+        <w:ind w:left="5454" w:hanging="360"/>
       </w:pPr>
       <w:rPr>
         <w:rFonts w:ascii="Wingdings" w:hAnsi="Wingdings" w:hint="default"/>
@@ -17441,7 +16387,7 @@
       <w:lvlText w:val=""/>
       <w:lvlJc w:val="left"/>
       <w:pPr>
-        <w:ind w:left="5749" w:hanging="360"/>
+        <w:ind w:left="6174" w:hanging="360"/>
       </w:pPr>
       <w:rPr>
         <w:rFonts w:ascii="Symbol" w:hAnsi="Symbol" w:hint="default"/>
@@ -17453,7 +16399,7 @@
       <w:lvlText w:val="o"/>
       <w:lvlJc w:val="left"/>
       <w:pPr>
-        <w:ind w:left="6469" w:hanging="360"/>
+        <w:ind w:left="6894" w:hanging="360"/>
       </w:pPr>
       <w:rPr>
         <w:rFonts w:ascii="Courier New" w:hAnsi="Courier New" w:cs="Courier New" w:hint="default"/>
@@ -17465,240 +16411,14 @@
       <w:lvlText w:val=""/>
       <w:lvlJc w:val="left"/>
       <w:pPr>
-        <w:ind w:left="7189" w:hanging="360"/>
+        <w:ind w:left="7614" w:hanging="360"/>
       </w:pPr>
       <w:rPr>
         <w:rFonts w:ascii="Wingdings" w:hAnsi="Wingdings" w:hint="default"/>
       </w:rPr>
     </w:lvl>
   </w:abstractNum>
-  <w:abstractNum w:abstractNumId="23" w15:restartNumberingAfterBreak="0">
-    <w:nsid w:val="4488529D"/>
-    <w:multiLevelType w:val="hybridMultilevel"/>
-    <w:tmpl w:val="2BBC31BA"/>
-    <w:lvl w:ilvl="0" w:tplc="240A0001">
-      <w:start w:val="1"/>
-      <w:numFmt w:val="bullet"/>
-      <w:lvlText w:val=""/>
-      <w:lvlJc w:val="left"/>
-      <w:pPr>
-        <w:ind w:left="1854" w:hanging="360"/>
-      </w:pPr>
-      <w:rPr>
-        <w:rFonts w:ascii="Symbol" w:hAnsi="Symbol" w:hint="default"/>
-      </w:rPr>
-    </w:lvl>
-    <w:lvl w:ilvl="1" w:tplc="240A0003" w:tentative="1">
-      <w:start w:val="1"/>
-      <w:numFmt w:val="bullet"/>
-      <w:lvlText w:val="o"/>
-      <w:lvlJc w:val="left"/>
-      <w:pPr>
-        <w:ind w:left="2574" w:hanging="360"/>
-      </w:pPr>
-      <w:rPr>
-        <w:rFonts w:ascii="Courier New" w:hAnsi="Courier New" w:cs="Courier New" w:hint="default"/>
-      </w:rPr>
-    </w:lvl>
-    <w:lvl w:ilvl="2" w:tplc="240A0005" w:tentative="1">
-      <w:start w:val="1"/>
-      <w:numFmt w:val="bullet"/>
-      <w:lvlText w:val=""/>
-      <w:lvlJc w:val="left"/>
-      <w:pPr>
-        <w:ind w:left="3294" w:hanging="360"/>
-      </w:pPr>
-      <w:rPr>
-        <w:rFonts w:ascii="Wingdings" w:hAnsi="Wingdings" w:hint="default"/>
-      </w:rPr>
-    </w:lvl>
-    <w:lvl w:ilvl="3" w:tplc="240A0001" w:tentative="1">
-      <w:start w:val="1"/>
-      <w:numFmt w:val="bullet"/>
-      <w:lvlText w:val=""/>
-      <w:lvlJc w:val="left"/>
-      <w:pPr>
-        <w:ind w:left="4014" w:hanging="360"/>
-      </w:pPr>
-      <w:rPr>
-        <w:rFonts w:ascii="Symbol" w:hAnsi="Symbol" w:hint="default"/>
-      </w:rPr>
-    </w:lvl>
-    <w:lvl w:ilvl="4" w:tplc="240A0003" w:tentative="1">
-      <w:start w:val="1"/>
-      <w:numFmt w:val="bullet"/>
-      <w:lvlText w:val="o"/>
-      <w:lvlJc w:val="left"/>
-      <w:pPr>
-        <w:ind w:left="4734" w:hanging="360"/>
-      </w:pPr>
-      <w:rPr>
-        <w:rFonts w:ascii="Courier New" w:hAnsi="Courier New" w:cs="Courier New" w:hint="default"/>
-      </w:rPr>
-    </w:lvl>
-    <w:lvl w:ilvl="5" w:tplc="240A0005" w:tentative="1">
-      <w:start w:val="1"/>
-      <w:numFmt w:val="bullet"/>
-      <w:lvlText w:val=""/>
-      <w:lvlJc w:val="left"/>
-      <w:pPr>
-        <w:ind w:left="5454" w:hanging="360"/>
-      </w:pPr>
-      <w:rPr>
-        <w:rFonts w:ascii="Wingdings" w:hAnsi="Wingdings" w:hint="default"/>
-      </w:rPr>
-    </w:lvl>
-    <w:lvl w:ilvl="6" w:tplc="240A0001" w:tentative="1">
-      <w:start w:val="1"/>
-      <w:numFmt w:val="bullet"/>
-      <w:lvlText w:val=""/>
-      <w:lvlJc w:val="left"/>
-      <w:pPr>
-        <w:ind w:left="6174" w:hanging="360"/>
-      </w:pPr>
-      <w:rPr>
-        <w:rFonts w:ascii="Symbol" w:hAnsi="Symbol" w:hint="default"/>
-      </w:rPr>
-    </w:lvl>
-    <w:lvl w:ilvl="7" w:tplc="240A0003" w:tentative="1">
-      <w:start w:val="1"/>
-      <w:numFmt w:val="bullet"/>
-      <w:lvlText w:val="o"/>
-      <w:lvlJc w:val="left"/>
-      <w:pPr>
-        <w:ind w:left="6894" w:hanging="360"/>
-      </w:pPr>
-      <w:rPr>
-        <w:rFonts w:ascii="Courier New" w:hAnsi="Courier New" w:cs="Courier New" w:hint="default"/>
-      </w:rPr>
-    </w:lvl>
-    <w:lvl w:ilvl="8" w:tplc="240A0005" w:tentative="1">
-      <w:start w:val="1"/>
-      <w:numFmt w:val="bullet"/>
-      <w:lvlText w:val=""/>
-      <w:lvlJc w:val="left"/>
-      <w:pPr>
-        <w:ind w:left="7614" w:hanging="360"/>
-      </w:pPr>
-      <w:rPr>
-        <w:rFonts w:ascii="Wingdings" w:hAnsi="Wingdings" w:hint="default"/>
-      </w:rPr>
-    </w:lvl>
-  </w:abstractNum>
-  <w:abstractNum w:abstractNumId="24" w15:restartNumberingAfterBreak="0">
-    <w:nsid w:val="4AAB555C"/>
-    <w:multiLevelType w:val="hybridMultilevel"/>
-    <w:tmpl w:val="0088C788"/>
-    <w:lvl w:ilvl="0" w:tplc="240A0001">
-      <w:start w:val="1"/>
-      <w:numFmt w:val="bullet"/>
-      <w:lvlText w:val=""/>
-      <w:lvlJc w:val="left"/>
-      <w:pPr>
-        <w:ind w:left="1428" w:hanging="360"/>
-      </w:pPr>
-      <w:rPr>
-        <w:rFonts w:ascii="Symbol" w:hAnsi="Symbol" w:hint="default"/>
-      </w:rPr>
-    </w:lvl>
-    <w:lvl w:ilvl="1" w:tplc="240A0003" w:tentative="1">
-      <w:start w:val="1"/>
-      <w:numFmt w:val="bullet"/>
-      <w:lvlText w:val="o"/>
-      <w:lvlJc w:val="left"/>
-      <w:pPr>
-        <w:ind w:left="2148" w:hanging="360"/>
-      </w:pPr>
-      <w:rPr>
-        <w:rFonts w:ascii="Courier New" w:hAnsi="Courier New" w:cs="Courier New" w:hint="default"/>
-      </w:rPr>
-    </w:lvl>
-    <w:lvl w:ilvl="2" w:tplc="240A0005" w:tentative="1">
-      <w:start w:val="1"/>
-      <w:numFmt w:val="bullet"/>
-      <w:lvlText w:val=""/>
-      <w:lvlJc w:val="left"/>
-      <w:pPr>
-        <w:ind w:left="2868" w:hanging="360"/>
-      </w:pPr>
-      <w:rPr>
-        <w:rFonts w:ascii="Wingdings" w:hAnsi="Wingdings" w:hint="default"/>
-      </w:rPr>
-    </w:lvl>
-    <w:lvl w:ilvl="3" w:tplc="240A0001" w:tentative="1">
-      <w:start w:val="1"/>
-      <w:numFmt w:val="bullet"/>
-      <w:lvlText w:val=""/>
-      <w:lvlJc w:val="left"/>
-      <w:pPr>
-        <w:ind w:left="3588" w:hanging="360"/>
-      </w:pPr>
-      <w:rPr>
-        <w:rFonts w:ascii="Symbol" w:hAnsi="Symbol" w:hint="default"/>
-      </w:rPr>
-    </w:lvl>
-    <w:lvl w:ilvl="4" w:tplc="240A0003" w:tentative="1">
-      <w:start w:val="1"/>
-      <w:numFmt w:val="bullet"/>
-      <w:lvlText w:val="o"/>
-      <w:lvlJc w:val="left"/>
-      <w:pPr>
-        <w:ind w:left="4308" w:hanging="360"/>
-      </w:pPr>
-      <w:rPr>
-        <w:rFonts w:ascii="Courier New" w:hAnsi="Courier New" w:cs="Courier New" w:hint="default"/>
-      </w:rPr>
-    </w:lvl>
-    <w:lvl w:ilvl="5" w:tplc="240A0005" w:tentative="1">
-      <w:start w:val="1"/>
-      <w:numFmt w:val="bullet"/>
-      <w:lvlText w:val=""/>
-      <w:lvlJc w:val="left"/>
-      <w:pPr>
-        <w:ind w:left="5028" w:hanging="360"/>
-      </w:pPr>
-      <w:rPr>
-        <w:rFonts w:ascii="Wingdings" w:hAnsi="Wingdings" w:hint="default"/>
-      </w:rPr>
-    </w:lvl>
-    <w:lvl w:ilvl="6" w:tplc="240A0001" w:tentative="1">
-      <w:start w:val="1"/>
-      <w:numFmt w:val="bullet"/>
-      <w:lvlText w:val=""/>
-      <w:lvlJc w:val="left"/>
-      <w:pPr>
-        <w:ind w:left="5748" w:hanging="360"/>
-      </w:pPr>
-      <w:rPr>
-        <w:rFonts w:ascii="Symbol" w:hAnsi="Symbol" w:hint="default"/>
-      </w:rPr>
-    </w:lvl>
-    <w:lvl w:ilvl="7" w:tplc="240A0003" w:tentative="1">
-      <w:start w:val="1"/>
-      <w:numFmt w:val="bullet"/>
-      <w:lvlText w:val="o"/>
-      <w:lvlJc w:val="left"/>
-      <w:pPr>
-        <w:ind w:left="6468" w:hanging="360"/>
-      </w:pPr>
-      <w:rPr>
-        <w:rFonts w:ascii="Courier New" w:hAnsi="Courier New" w:cs="Courier New" w:hint="default"/>
-      </w:rPr>
-    </w:lvl>
-    <w:lvl w:ilvl="8" w:tplc="240A0005" w:tentative="1">
-      <w:start w:val="1"/>
-      <w:numFmt w:val="bullet"/>
-      <w:lvlText w:val=""/>
-      <w:lvlJc w:val="left"/>
-      <w:pPr>
-        <w:ind w:left="7188" w:hanging="360"/>
-      </w:pPr>
-      <w:rPr>
-        <w:rFonts w:ascii="Wingdings" w:hAnsi="Wingdings" w:hint="default"/>
-      </w:rPr>
-    </w:lvl>
-  </w:abstractNum>
-  <w:abstractNum w:abstractNumId="25" w15:restartNumberingAfterBreak="0">
+  <w:abstractNum w:abstractNumId="13" w15:restartNumberingAfterBreak="0">
     <w:nsid w:val="4EBE1EF6"/>
     <w:multiLevelType w:val="hybridMultilevel"/>
     <w:tmpl w:val="A190C170"/>
@@ -17792,126 +16512,14 @@
       </w:pPr>
     </w:lvl>
   </w:abstractNum>
-  <w:abstractNum w:abstractNumId="26" w15:restartNumberingAfterBreak="0">
-    <w:nsid w:val="5A037CA6"/>
-    <w:multiLevelType w:val="hybridMultilevel"/>
-    <w:tmpl w:val="6F86D8A8"/>
-    <w:lvl w:ilvl="0" w:tplc="240A0001">
-      <w:start w:val="1"/>
-      <w:numFmt w:val="bullet"/>
-      <w:lvlText w:val=""/>
-      <w:lvlJc w:val="left"/>
-      <w:pPr>
-        <w:ind w:left="1429" w:hanging="360"/>
-      </w:pPr>
-      <w:rPr>
-        <w:rFonts w:ascii="Symbol" w:hAnsi="Symbol" w:hint="default"/>
-      </w:rPr>
-    </w:lvl>
-    <w:lvl w:ilvl="1" w:tplc="240A0003">
-      <w:start w:val="1"/>
-      <w:numFmt w:val="bullet"/>
-      <w:lvlText w:val="o"/>
-      <w:lvlJc w:val="left"/>
-      <w:pPr>
-        <w:ind w:left="2149" w:hanging="360"/>
-      </w:pPr>
-      <w:rPr>
-        <w:rFonts w:ascii="Courier New" w:hAnsi="Courier New" w:cs="Courier New" w:hint="default"/>
-      </w:rPr>
-    </w:lvl>
-    <w:lvl w:ilvl="2" w:tplc="240A0005" w:tentative="1">
-      <w:start w:val="1"/>
-      <w:numFmt w:val="bullet"/>
-      <w:lvlText w:val=""/>
-      <w:lvlJc w:val="left"/>
-      <w:pPr>
-        <w:ind w:left="2869" w:hanging="360"/>
-      </w:pPr>
-      <w:rPr>
-        <w:rFonts w:ascii="Wingdings" w:hAnsi="Wingdings" w:hint="default"/>
-      </w:rPr>
-    </w:lvl>
-    <w:lvl w:ilvl="3" w:tplc="240A0001" w:tentative="1">
-      <w:start w:val="1"/>
-      <w:numFmt w:val="bullet"/>
-      <w:lvlText w:val=""/>
-      <w:lvlJc w:val="left"/>
-      <w:pPr>
-        <w:ind w:left="3589" w:hanging="360"/>
-      </w:pPr>
-      <w:rPr>
-        <w:rFonts w:ascii="Symbol" w:hAnsi="Symbol" w:hint="default"/>
-      </w:rPr>
-    </w:lvl>
-    <w:lvl w:ilvl="4" w:tplc="240A0003" w:tentative="1">
-      <w:start w:val="1"/>
-      <w:numFmt w:val="bullet"/>
-      <w:lvlText w:val="o"/>
-      <w:lvlJc w:val="left"/>
-      <w:pPr>
-        <w:ind w:left="4309" w:hanging="360"/>
-      </w:pPr>
-      <w:rPr>
-        <w:rFonts w:ascii="Courier New" w:hAnsi="Courier New" w:cs="Courier New" w:hint="default"/>
-      </w:rPr>
-    </w:lvl>
-    <w:lvl w:ilvl="5" w:tplc="240A0005" w:tentative="1">
-      <w:start w:val="1"/>
-      <w:numFmt w:val="bullet"/>
-      <w:lvlText w:val=""/>
-      <w:lvlJc w:val="left"/>
-      <w:pPr>
-        <w:ind w:left="5029" w:hanging="360"/>
-      </w:pPr>
-      <w:rPr>
-        <w:rFonts w:ascii="Wingdings" w:hAnsi="Wingdings" w:hint="default"/>
-      </w:rPr>
-    </w:lvl>
-    <w:lvl w:ilvl="6" w:tplc="240A0001" w:tentative="1">
-      <w:start w:val="1"/>
-      <w:numFmt w:val="bullet"/>
-      <w:lvlText w:val=""/>
-      <w:lvlJc w:val="left"/>
-      <w:pPr>
-        <w:ind w:left="5749" w:hanging="360"/>
-      </w:pPr>
-      <w:rPr>
-        <w:rFonts w:ascii="Symbol" w:hAnsi="Symbol" w:hint="default"/>
-      </w:rPr>
-    </w:lvl>
-    <w:lvl w:ilvl="7" w:tplc="240A0003" w:tentative="1">
-      <w:start w:val="1"/>
-      <w:numFmt w:val="bullet"/>
-      <w:lvlText w:val="o"/>
-      <w:lvlJc w:val="left"/>
-      <w:pPr>
-        <w:ind w:left="6469" w:hanging="360"/>
-      </w:pPr>
-      <w:rPr>
-        <w:rFonts w:ascii="Courier New" w:hAnsi="Courier New" w:cs="Courier New" w:hint="default"/>
-      </w:rPr>
-    </w:lvl>
-    <w:lvl w:ilvl="8" w:tplc="240A0005" w:tentative="1">
-      <w:start w:val="1"/>
-      <w:numFmt w:val="bullet"/>
-      <w:lvlText w:val=""/>
-      <w:lvlJc w:val="left"/>
-      <w:pPr>
-        <w:ind w:left="7189" w:hanging="360"/>
-      </w:pPr>
-      <w:rPr>
-        <w:rFonts w:ascii="Wingdings" w:hAnsi="Wingdings" w:hint="default"/>
-      </w:rPr>
-    </w:lvl>
-  </w:abstractNum>
-  <w:abstractNum w:abstractNumId="27" w15:restartNumberingAfterBreak="0">
+  <w:abstractNum w:abstractNumId="14" w15:restartNumberingAfterBreak="0">
     <w:nsid w:val="5DA13499"/>
     <w:multiLevelType w:val="multilevel"/>
-    <w:tmpl w:val="61AECE7C"/>
+    <w:tmpl w:val="5AD62CF2"/>
     <w:lvl w:ilvl="0">
       <w:start w:val="1"/>
       <w:numFmt w:val="decimal"/>
+      <w:pStyle w:val="Ttulo1"/>
       <w:lvlText w:val="%1."/>
       <w:lvlJc w:val="left"/>
       <w:pPr>
@@ -17934,6 +16542,8 @@
       </w:pPr>
       <w:rPr>
         <w:rFonts w:hint="default"/>
+        <w:sz w:val="32"/>
+        <w:szCs w:val="32"/>
       </w:rPr>
     </w:lvl>
     <w:lvl w:ilvl="2">
@@ -18028,114 +16638,28 @@
       </w:rPr>
     </w:lvl>
   </w:abstractNum>
-  <w:abstractNum w:abstractNumId="28" w15:restartNumberingAfterBreak="0">
-    <w:nsid w:val="5F54603D"/>
-    <w:multiLevelType w:val="multilevel"/>
-    <w:tmpl w:val="240A001F"/>
-    <w:lvl w:ilvl="0">
-      <w:start w:val="1"/>
-      <w:numFmt w:val="decimal"/>
-      <w:lvlText w:val="%1."/>
-      <w:lvlJc w:val="left"/>
-      <w:pPr>
-        <w:ind w:left="360" w:hanging="360"/>
-      </w:pPr>
-    </w:lvl>
-    <w:lvl w:ilvl="1">
-      <w:start w:val="1"/>
-      <w:numFmt w:val="decimal"/>
-      <w:lvlText w:val="%1.%2."/>
-      <w:lvlJc w:val="left"/>
-      <w:pPr>
-        <w:ind w:left="792" w:hanging="432"/>
-      </w:pPr>
-    </w:lvl>
-    <w:lvl w:ilvl="2">
-      <w:start w:val="1"/>
-      <w:numFmt w:val="decimal"/>
-      <w:lvlText w:val="%1.%2.%3."/>
-      <w:lvlJc w:val="left"/>
-      <w:pPr>
-        <w:ind w:left="1224" w:hanging="504"/>
-      </w:pPr>
-    </w:lvl>
-    <w:lvl w:ilvl="3">
-      <w:start w:val="1"/>
-      <w:numFmt w:val="decimal"/>
-      <w:lvlText w:val="%1.%2.%3.%4."/>
-      <w:lvlJc w:val="left"/>
-      <w:pPr>
-        <w:ind w:left="1728" w:hanging="648"/>
-      </w:pPr>
-    </w:lvl>
-    <w:lvl w:ilvl="4">
-      <w:start w:val="1"/>
-      <w:numFmt w:val="decimal"/>
-      <w:lvlText w:val="%1.%2.%3.%4.%5."/>
-      <w:lvlJc w:val="left"/>
-      <w:pPr>
-        <w:ind w:left="2232" w:hanging="792"/>
-      </w:pPr>
-    </w:lvl>
-    <w:lvl w:ilvl="5">
-      <w:start w:val="1"/>
-      <w:numFmt w:val="decimal"/>
-      <w:lvlText w:val="%1.%2.%3.%4.%5.%6."/>
-      <w:lvlJc w:val="left"/>
-      <w:pPr>
-        <w:ind w:left="2736" w:hanging="936"/>
-      </w:pPr>
-    </w:lvl>
-    <w:lvl w:ilvl="6">
-      <w:start w:val="1"/>
-      <w:numFmt w:val="decimal"/>
-      <w:lvlText w:val="%1.%2.%3.%4.%5.%6.%7."/>
-      <w:lvlJc w:val="left"/>
-      <w:pPr>
-        <w:ind w:left="3240" w:hanging="1080"/>
-      </w:pPr>
-    </w:lvl>
-    <w:lvl w:ilvl="7">
-      <w:start w:val="1"/>
-      <w:numFmt w:val="decimal"/>
-      <w:lvlText w:val="%1.%2.%3.%4.%5.%6.%7.%8."/>
-      <w:lvlJc w:val="left"/>
-      <w:pPr>
-        <w:ind w:left="3744" w:hanging="1224"/>
-      </w:pPr>
-    </w:lvl>
-    <w:lvl w:ilvl="8">
-      <w:start w:val="1"/>
-      <w:numFmt w:val="decimal"/>
-      <w:lvlText w:val="%1.%2.%3.%4.%5.%6.%7.%8.%9."/>
-      <w:lvlJc w:val="left"/>
-      <w:pPr>
-        <w:ind w:left="4320" w:hanging="1440"/>
-      </w:pPr>
-    </w:lvl>
-  </w:abstractNum>
-  <w:abstractNum w:abstractNumId="29" w15:restartNumberingAfterBreak="0">
-    <w:nsid w:val="6D7E54A8"/>
+  <w:abstractNum w:abstractNumId="15" w15:restartNumberingAfterBreak="0">
+    <w:nsid w:val="70C22384"/>
     <w:multiLevelType w:val="hybridMultilevel"/>
-    <w:tmpl w:val="FFF4C17A"/>
+    <w:tmpl w:val="8BB4DD18"/>
     <w:lvl w:ilvl="0" w:tplc="C204B8F6">
       <w:numFmt w:val="bullet"/>
       <w:lvlText w:val="•"/>
       <w:lvlJc w:val="left"/>
       <w:pPr>
-        <w:ind w:left="720" w:hanging="360"/>
+        <w:ind w:left="1428" w:hanging="360"/>
       </w:pPr>
       <w:rPr>
         <w:rFonts w:ascii="Calibri" w:eastAsia="Arial" w:hAnsi="Calibri" w:cs="Calibri" w:hint="default"/>
       </w:rPr>
     </w:lvl>
-    <w:lvl w:ilvl="1" w:tplc="240A0003">
+    <w:lvl w:ilvl="1" w:tplc="240A0003" w:tentative="1">
       <w:start w:val="1"/>
       <w:numFmt w:val="bullet"/>
       <w:lvlText w:val="o"/>
       <w:lvlJc w:val="left"/>
       <w:pPr>
-        <w:ind w:left="1440" w:hanging="360"/>
+        <w:ind w:left="2148" w:hanging="360"/>
       </w:pPr>
       <w:rPr>
         <w:rFonts w:ascii="Courier New" w:hAnsi="Courier New" w:cs="Courier New" w:hint="default"/>
@@ -18147,7 +16671,7 @@
       <w:lvlText w:val=""/>
       <w:lvlJc w:val="left"/>
       <w:pPr>
-        <w:ind w:left="2160" w:hanging="360"/>
+        <w:ind w:left="2868" w:hanging="360"/>
       </w:pPr>
       <w:rPr>
         <w:rFonts w:ascii="Wingdings" w:hAnsi="Wingdings" w:hint="default"/>
@@ -18159,7 +16683,7 @@
       <w:lvlText w:val=""/>
       <w:lvlJc w:val="left"/>
       <w:pPr>
-        <w:ind w:left="2880" w:hanging="360"/>
+        <w:ind w:left="3588" w:hanging="360"/>
       </w:pPr>
       <w:rPr>
         <w:rFonts w:ascii="Symbol" w:hAnsi="Symbol" w:hint="default"/>
@@ -18171,7 +16695,7 @@
       <w:lvlText w:val="o"/>
       <w:lvlJc w:val="left"/>
       <w:pPr>
-        <w:ind w:left="3600" w:hanging="360"/>
+        <w:ind w:left="4308" w:hanging="360"/>
       </w:pPr>
       <w:rPr>
         <w:rFonts w:ascii="Courier New" w:hAnsi="Courier New" w:cs="Courier New" w:hint="default"/>
@@ -18183,7 +16707,7 @@
       <w:lvlText w:val=""/>
       <w:lvlJc w:val="left"/>
       <w:pPr>
-        <w:ind w:left="4320" w:hanging="360"/>
+        <w:ind w:left="5028" w:hanging="360"/>
       </w:pPr>
       <w:rPr>
         <w:rFonts w:ascii="Wingdings" w:hAnsi="Wingdings" w:hint="default"/>
@@ -18195,7 +16719,7 @@
       <w:lvlText w:val=""/>
       <w:lvlJc w:val="left"/>
       <w:pPr>
-        <w:ind w:left="5040" w:hanging="360"/>
+        <w:ind w:left="5748" w:hanging="360"/>
       </w:pPr>
       <w:rPr>
         <w:rFonts w:ascii="Symbol" w:hAnsi="Symbol" w:hint="default"/>
@@ -18207,7 +16731,7 @@
       <w:lvlText w:val="o"/>
       <w:lvlJc w:val="left"/>
       <w:pPr>
-        <w:ind w:left="5760" w:hanging="360"/>
+        <w:ind w:left="6468" w:hanging="360"/>
       </w:pPr>
       <w:rPr>
         <w:rFonts w:ascii="Courier New" w:hAnsi="Courier New" w:cs="Courier New" w:hint="default"/>
@@ -18219,26 +16743,27 @@
       <w:lvlText w:val=""/>
       <w:lvlJc w:val="left"/>
       <w:pPr>
-        <w:ind w:left="6480" w:hanging="360"/>
+        <w:ind w:left="7188" w:hanging="360"/>
       </w:pPr>
       <w:rPr>
         <w:rFonts w:ascii="Wingdings" w:hAnsi="Wingdings" w:hint="default"/>
       </w:rPr>
     </w:lvl>
   </w:abstractNum>
-  <w:abstractNum w:abstractNumId="30" w15:restartNumberingAfterBreak="0">
-    <w:nsid w:val="70C22384"/>
+  <w:abstractNum w:abstractNumId="16" w15:restartNumberingAfterBreak="0">
+    <w:nsid w:val="75632097"/>
     <w:multiLevelType w:val="hybridMultilevel"/>
-    <w:tmpl w:val="8BB4DD18"/>
-    <w:lvl w:ilvl="0" w:tplc="C204B8F6">
+    <w:tmpl w:val="F9C6C72C"/>
+    <w:lvl w:ilvl="0" w:tplc="240A0001">
+      <w:start w:val="1"/>
       <w:numFmt w:val="bullet"/>
-      <w:lvlText w:val="•"/>
+      <w:lvlText w:val=""/>
       <w:lvlJc w:val="left"/>
       <w:pPr>
-        <w:ind w:left="1428" w:hanging="360"/>
+        <w:ind w:left="1429" w:hanging="360"/>
       </w:pPr>
       <w:rPr>
-        <w:rFonts w:ascii="Calibri" w:eastAsia="Arial" w:hAnsi="Calibri" w:cs="Calibri" w:hint="default"/>
+        <w:rFonts w:ascii="Symbol" w:hAnsi="Symbol" w:hint="default"/>
       </w:rPr>
     </w:lvl>
     <w:lvl w:ilvl="1" w:tplc="240A0003" w:tentative="1">
@@ -18247,7 +16772,7 @@
       <w:lvlText w:val="o"/>
       <w:lvlJc w:val="left"/>
       <w:pPr>
-        <w:ind w:left="2148" w:hanging="360"/>
+        <w:ind w:left="2149" w:hanging="360"/>
       </w:pPr>
       <w:rPr>
         <w:rFonts w:ascii="Courier New" w:hAnsi="Courier New" w:cs="Courier New" w:hint="default"/>
@@ -18259,7 +16784,7 @@
       <w:lvlText w:val=""/>
       <w:lvlJc w:val="left"/>
       <w:pPr>
-        <w:ind w:left="2868" w:hanging="360"/>
+        <w:ind w:left="2869" w:hanging="360"/>
       </w:pPr>
       <w:rPr>
         <w:rFonts w:ascii="Wingdings" w:hAnsi="Wingdings" w:hint="default"/>
@@ -18271,7 +16796,7 @@
       <w:lvlText w:val=""/>
       <w:lvlJc w:val="left"/>
       <w:pPr>
-        <w:ind w:left="3588" w:hanging="360"/>
+        <w:ind w:left="3589" w:hanging="360"/>
       </w:pPr>
       <w:rPr>
         <w:rFonts w:ascii="Symbol" w:hAnsi="Symbol" w:hint="default"/>
@@ -18283,7 +16808,7 @@
       <w:lvlText w:val="o"/>
       <w:lvlJc w:val="left"/>
       <w:pPr>
-        <w:ind w:left="4308" w:hanging="360"/>
+        <w:ind w:left="4309" w:hanging="360"/>
       </w:pPr>
       <w:rPr>
         <w:rFonts w:ascii="Courier New" w:hAnsi="Courier New" w:cs="Courier New" w:hint="default"/>
@@ -18295,7 +16820,7 @@
       <w:lvlText w:val=""/>
       <w:lvlJc w:val="left"/>
       <w:pPr>
-        <w:ind w:left="5028" w:hanging="360"/>
+        <w:ind w:left="5029" w:hanging="360"/>
       </w:pPr>
       <w:rPr>
         <w:rFonts w:ascii="Wingdings" w:hAnsi="Wingdings" w:hint="default"/>
@@ -18307,7 +16832,7 @@
       <w:lvlText w:val=""/>
       <w:lvlJc w:val="left"/>
       <w:pPr>
-        <w:ind w:left="5748" w:hanging="360"/>
+        <w:ind w:left="5749" w:hanging="360"/>
       </w:pPr>
       <w:rPr>
         <w:rFonts w:ascii="Symbol" w:hAnsi="Symbol" w:hint="default"/>
@@ -18319,7 +16844,7 @@
       <w:lvlText w:val="o"/>
       <w:lvlJc w:val="left"/>
       <w:pPr>
-        <w:ind w:left="6468" w:hanging="360"/>
+        <w:ind w:left="6469" w:hanging="360"/>
       </w:pPr>
       <w:rPr>
         <w:rFonts w:ascii="Courier New" w:hAnsi="Courier New" w:cs="Courier New" w:hint="default"/>
@@ -18331,457 +16856,6 @@
       <w:lvlText w:val=""/>
       <w:lvlJc w:val="left"/>
       <w:pPr>
-        <w:ind w:left="7188" w:hanging="360"/>
-      </w:pPr>
-      <w:rPr>
-        <w:rFonts w:ascii="Wingdings" w:hAnsi="Wingdings" w:hint="default"/>
-      </w:rPr>
-    </w:lvl>
-  </w:abstractNum>
-  <w:abstractNum w:abstractNumId="31" w15:restartNumberingAfterBreak="0">
-    <w:nsid w:val="70DB5683"/>
-    <w:multiLevelType w:val="multilevel"/>
-    <w:tmpl w:val="4252A622"/>
-    <w:lvl w:ilvl="0">
-      <w:start w:val="1"/>
-      <w:numFmt w:val="decimal"/>
-      <w:lvlText w:val="%1."/>
-      <w:lvlJc w:val="left"/>
-      <w:pPr>
-        <w:ind w:left="504" w:hanging="504"/>
-      </w:pPr>
-      <w:rPr>
-        <w:rFonts w:hint="default"/>
-      </w:rPr>
-    </w:lvl>
-    <w:lvl w:ilvl="1">
-      <w:start w:val="2"/>
-      <w:numFmt w:val="decimal"/>
-      <w:lvlText w:val="%1.%2."/>
-      <w:lvlJc w:val="left"/>
-      <w:pPr>
-        <w:ind w:left="720" w:hanging="720"/>
-      </w:pPr>
-      <w:rPr>
-        <w:rFonts w:hint="default"/>
-      </w:rPr>
-    </w:lvl>
-    <w:lvl w:ilvl="2">
-      <w:start w:val="1"/>
-      <w:numFmt w:val="decimal"/>
-      <w:lvlText w:val="%1.%2.%3."/>
-      <w:lvlJc w:val="left"/>
-      <w:pPr>
-        <w:ind w:left="1080" w:hanging="1080"/>
-      </w:pPr>
-      <w:rPr>
-        <w:rFonts w:hint="default"/>
-      </w:rPr>
-    </w:lvl>
-    <w:lvl w:ilvl="3">
-      <w:start w:val="1"/>
-      <w:numFmt w:val="decimal"/>
-      <w:lvlText w:val="%1.%2.%3.%4."/>
-      <w:lvlJc w:val="left"/>
-      <w:pPr>
-        <w:ind w:left="1080" w:hanging="1080"/>
-      </w:pPr>
-      <w:rPr>
-        <w:rFonts w:hint="default"/>
-      </w:rPr>
-    </w:lvl>
-    <w:lvl w:ilvl="4">
-      <w:start w:val="1"/>
-      <w:numFmt w:val="decimal"/>
-      <w:lvlText w:val="%1.%2.%3.%4.%5."/>
-      <w:lvlJc w:val="left"/>
-      <w:pPr>
-        <w:ind w:left="1440" w:hanging="1440"/>
-      </w:pPr>
-      <w:rPr>
-        <w:rFonts w:hint="default"/>
-      </w:rPr>
-    </w:lvl>
-    <w:lvl w:ilvl="5">
-      <w:start w:val="1"/>
-      <w:numFmt w:val="decimal"/>
-      <w:lvlText w:val="%1.%2.%3.%4.%5.%6."/>
-      <w:lvlJc w:val="left"/>
-      <w:pPr>
-        <w:ind w:left="1800" w:hanging="1800"/>
-      </w:pPr>
-      <w:rPr>
-        <w:rFonts w:hint="default"/>
-      </w:rPr>
-    </w:lvl>
-    <w:lvl w:ilvl="6">
-      <w:start w:val="1"/>
-      <w:numFmt w:val="decimal"/>
-      <w:lvlText w:val="%1.%2.%3.%4.%5.%6.%7."/>
-      <w:lvlJc w:val="left"/>
-      <w:pPr>
-        <w:ind w:left="1800" w:hanging="1800"/>
-      </w:pPr>
-      <w:rPr>
-        <w:rFonts w:hint="default"/>
-      </w:rPr>
-    </w:lvl>
-    <w:lvl w:ilvl="7">
-      <w:start w:val="1"/>
-      <w:numFmt w:val="decimal"/>
-      <w:lvlText w:val="%1.%2.%3.%4.%5.%6.%7.%8."/>
-      <w:lvlJc w:val="left"/>
-      <w:pPr>
-        <w:ind w:left="2160" w:hanging="2160"/>
-      </w:pPr>
-      <w:rPr>
-        <w:rFonts w:hint="default"/>
-      </w:rPr>
-    </w:lvl>
-    <w:lvl w:ilvl="8">
-      <w:start w:val="1"/>
-      <w:numFmt w:val="decimal"/>
-      <w:lvlText w:val="%1.%2.%3.%4.%5.%6.%7.%8.%9."/>
-      <w:lvlJc w:val="left"/>
-      <w:pPr>
-        <w:ind w:left="2520" w:hanging="2520"/>
-      </w:pPr>
-      <w:rPr>
-        <w:rFonts w:hint="default"/>
-      </w:rPr>
-    </w:lvl>
-  </w:abstractNum>
-  <w:abstractNum w:abstractNumId="32" w15:restartNumberingAfterBreak="0">
-    <w:nsid w:val="71871C20"/>
-    <w:multiLevelType w:val="hybridMultilevel"/>
-    <w:tmpl w:val="466AC26C"/>
-    <w:lvl w:ilvl="0" w:tplc="240A0001">
-      <w:start w:val="1"/>
-      <w:numFmt w:val="bullet"/>
-      <w:lvlText w:val=""/>
-      <w:lvlJc w:val="left"/>
-      <w:pPr>
-        <w:ind w:left="1429" w:hanging="360"/>
-      </w:pPr>
-      <w:rPr>
-        <w:rFonts w:ascii="Symbol" w:hAnsi="Symbol" w:hint="default"/>
-      </w:rPr>
-    </w:lvl>
-    <w:lvl w:ilvl="1" w:tplc="4574CD56">
-      <w:numFmt w:val="bullet"/>
-      <w:lvlText w:val="-"/>
-      <w:lvlJc w:val="left"/>
-      <w:pPr>
-        <w:ind w:left="2149" w:hanging="360"/>
-      </w:pPr>
-      <w:rPr>
-        <w:rFonts w:ascii="Calibri" w:eastAsia="Calibri" w:hAnsi="Calibri" w:cs="Calibri" w:hint="default"/>
-      </w:rPr>
-    </w:lvl>
-    <w:lvl w:ilvl="2" w:tplc="240A0005" w:tentative="1">
-      <w:start w:val="1"/>
-      <w:numFmt w:val="bullet"/>
-      <w:lvlText w:val=""/>
-      <w:lvlJc w:val="left"/>
-      <w:pPr>
-        <w:ind w:left="2869" w:hanging="360"/>
-      </w:pPr>
-      <w:rPr>
-        <w:rFonts w:ascii="Wingdings" w:hAnsi="Wingdings" w:hint="default"/>
-      </w:rPr>
-    </w:lvl>
-    <w:lvl w:ilvl="3" w:tplc="240A0001" w:tentative="1">
-      <w:start w:val="1"/>
-      <w:numFmt w:val="bullet"/>
-      <w:lvlText w:val=""/>
-      <w:lvlJc w:val="left"/>
-      <w:pPr>
-        <w:ind w:left="3589" w:hanging="360"/>
-      </w:pPr>
-      <w:rPr>
-        <w:rFonts w:ascii="Symbol" w:hAnsi="Symbol" w:hint="default"/>
-      </w:rPr>
-    </w:lvl>
-    <w:lvl w:ilvl="4" w:tplc="240A0003" w:tentative="1">
-      <w:start w:val="1"/>
-      <w:numFmt w:val="bullet"/>
-      <w:lvlText w:val="o"/>
-      <w:lvlJc w:val="left"/>
-      <w:pPr>
-        <w:ind w:left="4309" w:hanging="360"/>
-      </w:pPr>
-      <w:rPr>
-        <w:rFonts w:ascii="Courier New" w:hAnsi="Courier New" w:cs="Courier New" w:hint="default"/>
-      </w:rPr>
-    </w:lvl>
-    <w:lvl w:ilvl="5" w:tplc="240A0005" w:tentative="1">
-      <w:start w:val="1"/>
-      <w:numFmt w:val="bullet"/>
-      <w:lvlText w:val=""/>
-      <w:lvlJc w:val="left"/>
-      <w:pPr>
-        <w:ind w:left="5029" w:hanging="360"/>
-      </w:pPr>
-      <w:rPr>
-        <w:rFonts w:ascii="Wingdings" w:hAnsi="Wingdings" w:hint="default"/>
-      </w:rPr>
-    </w:lvl>
-    <w:lvl w:ilvl="6" w:tplc="240A0001" w:tentative="1">
-      <w:start w:val="1"/>
-      <w:numFmt w:val="bullet"/>
-      <w:lvlText w:val=""/>
-      <w:lvlJc w:val="left"/>
-      <w:pPr>
-        <w:ind w:left="5749" w:hanging="360"/>
-      </w:pPr>
-      <w:rPr>
-        <w:rFonts w:ascii="Symbol" w:hAnsi="Symbol" w:hint="default"/>
-      </w:rPr>
-    </w:lvl>
-    <w:lvl w:ilvl="7" w:tplc="240A0003" w:tentative="1">
-      <w:start w:val="1"/>
-      <w:numFmt w:val="bullet"/>
-      <w:lvlText w:val="o"/>
-      <w:lvlJc w:val="left"/>
-      <w:pPr>
-        <w:ind w:left="6469" w:hanging="360"/>
-      </w:pPr>
-      <w:rPr>
-        <w:rFonts w:ascii="Courier New" w:hAnsi="Courier New" w:cs="Courier New" w:hint="default"/>
-      </w:rPr>
-    </w:lvl>
-    <w:lvl w:ilvl="8" w:tplc="240A0005" w:tentative="1">
-      <w:start w:val="1"/>
-      <w:numFmt w:val="bullet"/>
-      <w:lvlText w:val=""/>
-      <w:lvlJc w:val="left"/>
-      <w:pPr>
-        <w:ind w:left="7189" w:hanging="360"/>
-      </w:pPr>
-      <w:rPr>
-        <w:rFonts w:ascii="Wingdings" w:hAnsi="Wingdings" w:hint="default"/>
-      </w:rPr>
-    </w:lvl>
-  </w:abstractNum>
-  <w:abstractNum w:abstractNumId="33" w15:restartNumberingAfterBreak="0">
-    <w:nsid w:val="72FF7CA2"/>
-    <w:multiLevelType w:val="hybridMultilevel"/>
-    <w:tmpl w:val="4DD2D942"/>
-    <w:lvl w:ilvl="0" w:tplc="080A0001">
-      <w:start w:val="1"/>
-      <w:numFmt w:val="bullet"/>
-      <w:lvlText w:val=""/>
-      <w:lvlJc w:val="left"/>
-      <w:pPr>
-        <w:ind w:left="720" w:hanging="360"/>
-      </w:pPr>
-      <w:rPr>
-        <w:rFonts w:ascii="Symbol" w:hAnsi="Symbol" w:hint="default"/>
-      </w:rPr>
-    </w:lvl>
-    <w:lvl w:ilvl="1" w:tplc="080A0003" w:tentative="1">
-      <w:start w:val="1"/>
-      <w:numFmt w:val="bullet"/>
-      <w:lvlText w:val="o"/>
-      <w:lvlJc w:val="left"/>
-      <w:pPr>
-        <w:ind w:left="1440" w:hanging="360"/>
-      </w:pPr>
-      <w:rPr>
-        <w:rFonts w:ascii="Courier New" w:hAnsi="Courier New" w:cs="Courier New" w:hint="default"/>
-      </w:rPr>
-    </w:lvl>
-    <w:lvl w:ilvl="2" w:tplc="080A0005" w:tentative="1">
-      <w:start w:val="1"/>
-      <w:numFmt w:val="bullet"/>
-      <w:lvlText w:val=""/>
-      <w:lvlJc w:val="left"/>
-      <w:pPr>
-        <w:ind w:left="2160" w:hanging="360"/>
-      </w:pPr>
-      <w:rPr>
-        <w:rFonts w:ascii="Wingdings" w:hAnsi="Wingdings" w:hint="default"/>
-      </w:rPr>
-    </w:lvl>
-    <w:lvl w:ilvl="3" w:tplc="080A0001" w:tentative="1">
-      <w:start w:val="1"/>
-      <w:numFmt w:val="bullet"/>
-      <w:lvlText w:val=""/>
-      <w:lvlJc w:val="left"/>
-      <w:pPr>
-        <w:ind w:left="2880" w:hanging="360"/>
-      </w:pPr>
-      <w:rPr>
-        <w:rFonts w:ascii="Symbol" w:hAnsi="Symbol" w:hint="default"/>
-      </w:rPr>
-    </w:lvl>
-    <w:lvl w:ilvl="4" w:tplc="080A0003" w:tentative="1">
-      <w:start w:val="1"/>
-      <w:numFmt w:val="bullet"/>
-      <w:lvlText w:val="o"/>
-      <w:lvlJc w:val="left"/>
-      <w:pPr>
-        <w:ind w:left="3600" w:hanging="360"/>
-      </w:pPr>
-      <w:rPr>
-        <w:rFonts w:ascii="Courier New" w:hAnsi="Courier New" w:cs="Courier New" w:hint="default"/>
-      </w:rPr>
-    </w:lvl>
-    <w:lvl w:ilvl="5" w:tplc="080A0005" w:tentative="1">
-      <w:start w:val="1"/>
-      <w:numFmt w:val="bullet"/>
-      <w:lvlText w:val=""/>
-      <w:lvlJc w:val="left"/>
-      <w:pPr>
-        <w:ind w:left="4320" w:hanging="360"/>
-      </w:pPr>
-      <w:rPr>
-        <w:rFonts w:ascii="Wingdings" w:hAnsi="Wingdings" w:hint="default"/>
-      </w:rPr>
-    </w:lvl>
-    <w:lvl w:ilvl="6" w:tplc="080A0001" w:tentative="1">
-      <w:start w:val="1"/>
-      <w:numFmt w:val="bullet"/>
-      <w:lvlText w:val=""/>
-      <w:lvlJc w:val="left"/>
-      <w:pPr>
-        <w:ind w:left="5040" w:hanging="360"/>
-      </w:pPr>
-      <w:rPr>
-        <w:rFonts w:ascii="Symbol" w:hAnsi="Symbol" w:hint="default"/>
-      </w:rPr>
-    </w:lvl>
-    <w:lvl w:ilvl="7" w:tplc="080A0003" w:tentative="1">
-      <w:start w:val="1"/>
-      <w:numFmt w:val="bullet"/>
-      <w:lvlText w:val="o"/>
-      <w:lvlJc w:val="left"/>
-      <w:pPr>
-        <w:ind w:left="5760" w:hanging="360"/>
-      </w:pPr>
-      <w:rPr>
-        <w:rFonts w:ascii="Courier New" w:hAnsi="Courier New" w:cs="Courier New" w:hint="default"/>
-      </w:rPr>
-    </w:lvl>
-    <w:lvl w:ilvl="8" w:tplc="080A0005" w:tentative="1">
-      <w:start w:val="1"/>
-      <w:numFmt w:val="bullet"/>
-      <w:lvlText w:val=""/>
-      <w:lvlJc w:val="left"/>
-      <w:pPr>
-        <w:ind w:left="6480" w:hanging="360"/>
-      </w:pPr>
-      <w:rPr>
-        <w:rFonts w:ascii="Wingdings" w:hAnsi="Wingdings" w:hint="default"/>
-      </w:rPr>
-    </w:lvl>
-  </w:abstractNum>
-  <w:abstractNum w:abstractNumId="34" w15:restartNumberingAfterBreak="0">
-    <w:nsid w:val="75632097"/>
-    <w:multiLevelType w:val="hybridMultilevel"/>
-    <w:tmpl w:val="F9C6C72C"/>
-    <w:lvl w:ilvl="0" w:tplc="240A0001">
-      <w:start w:val="1"/>
-      <w:numFmt w:val="bullet"/>
-      <w:lvlText w:val=""/>
-      <w:lvlJc w:val="left"/>
-      <w:pPr>
-        <w:ind w:left="1429" w:hanging="360"/>
-      </w:pPr>
-      <w:rPr>
-        <w:rFonts w:ascii="Symbol" w:hAnsi="Symbol" w:hint="default"/>
-      </w:rPr>
-    </w:lvl>
-    <w:lvl w:ilvl="1" w:tplc="240A0003" w:tentative="1">
-      <w:start w:val="1"/>
-      <w:numFmt w:val="bullet"/>
-      <w:lvlText w:val="o"/>
-      <w:lvlJc w:val="left"/>
-      <w:pPr>
-        <w:ind w:left="2149" w:hanging="360"/>
-      </w:pPr>
-      <w:rPr>
-        <w:rFonts w:ascii="Courier New" w:hAnsi="Courier New" w:cs="Courier New" w:hint="default"/>
-      </w:rPr>
-    </w:lvl>
-    <w:lvl w:ilvl="2" w:tplc="240A0005" w:tentative="1">
-      <w:start w:val="1"/>
-      <w:numFmt w:val="bullet"/>
-      <w:lvlText w:val=""/>
-      <w:lvlJc w:val="left"/>
-      <w:pPr>
-        <w:ind w:left="2869" w:hanging="360"/>
-      </w:pPr>
-      <w:rPr>
-        <w:rFonts w:ascii="Wingdings" w:hAnsi="Wingdings" w:hint="default"/>
-      </w:rPr>
-    </w:lvl>
-    <w:lvl w:ilvl="3" w:tplc="240A0001" w:tentative="1">
-      <w:start w:val="1"/>
-      <w:numFmt w:val="bullet"/>
-      <w:lvlText w:val=""/>
-      <w:lvlJc w:val="left"/>
-      <w:pPr>
-        <w:ind w:left="3589" w:hanging="360"/>
-      </w:pPr>
-      <w:rPr>
-        <w:rFonts w:ascii="Symbol" w:hAnsi="Symbol" w:hint="default"/>
-      </w:rPr>
-    </w:lvl>
-    <w:lvl w:ilvl="4" w:tplc="240A0003" w:tentative="1">
-      <w:start w:val="1"/>
-      <w:numFmt w:val="bullet"/>
-      <w:lvlText w:val="o"/>
-      <w:lvlJc w:val="left"/>
-      <w:pPr>
-        <w:ind w:left="4309" w:hanging="360"/>
-      </w:pPr>
-      <w:rPr>
-        <w:rFonts w:ascii="Courier New" w:hAnsi="Courier New" w:cs="Courier New" w:hint="default"/>
-      </w:rPr>
-    </w:lvl>
-    <w:lvl w:ilvl="5" w:tplc="240A0005" w:tentative="1">
-      <w:start w:val="1"/>
-      <w:numFmt w:val="bullet"/>
-      <w:lvlText w:val=""/>
-      <w:lvlJc w:val="left"/>
-      <w:pPr>
-        <w:ind w:left="5029" w:hanging="360"/>
-      </w:pPr>
-      <w:rPr>
-        <w:rFonts w:ascii="Wingdings" w:hAnsi="Wingdings" w:hint="default"/>
-      </w:rPr>
-    </w:lvl>
-    <w:lvl w:ilvl="6" w:tplc="240A0001" w:tentative="1">
-      <w:start w:val="1"/>
-      <w:numFmt w:val="bullet"/>
-      <w:lvlText w:val=""/>
-      <w:lvlJc w:val="left"/>
-      <w:pPr>
-        <w:ind w:left="5749" w:hanging="360"/>
-      </w:pPr>
-      <w:rPr>
-        <w:rFonts w:ascii="Symbol" w:hAnsi="Symbol" w:hint="default"/>
-      </w:rPr>
-    </w:lvl>
-    <w:lvl w:ilvl="7" w:tplc="240A0003" w:tentative="1">
-      <w:start w:val="1"/>
-      <w:numFmt w:val="bullet"/>
-      <w:lvlText w:val="o"/>
-      <w:lvlJc w:val="left"/>
-      <w:pPr>
-        <w:ind w:left="6469" w:hanging="360"/>
-      </w:pPr>
-      <w:rPr>
-        <w:rFonts w:ascii="Courier New" w:hAnsi="Courier New" w:cs="Courier New" w:hint="default"/>
-      </w:rPr>
-    </w:lvl>
-    <w:lvl w:ilvl="8" w:tplc="240A0005" w:tentative="1">
-      <w:start w:val="1"/>
-      <w:numFmt w:val="bullet"/>
-      <w:lvlText w:val=""/>
-      <w:lvlJc w:val="left"/>
-      <w:pPr>
         <w:ind w:left="7189" w:hanging="360"/>
       </w:pPr>
       <w:rPr>
@@ -18793,231 +16867,57 @@
     <w:abstractNumId w:val="0"/>
   </w:num>
   <w:num w:numId="2" w16cid:durableId="876432771">
-    <w:abstractNumId w:val="25"/>
+    <w:abstractNumId w:val="13"/>
   </w:num>
   <w:num w:numId="3" w16cid:durableId="1143815230">
-    <w:abstractNumId w:val="20"/>
+    <w:abstractNumId w:val="10"/>
   </w:num>
-  <w:num w:numId="4" w16cid:durableId="734620929">
+  <w:num w:numId="4" w16cid:durableId="857086442">
+    <w:abstractNumId w:val="14"/>
+  </w:num>
+  <w:num w:numId="5" w16cid:durableId="575631659">
+    <w:abstractNumId w:val="8"/>
+  </w:num>
+  <w:num w:numId="6" w16cid:durableId="1294290389">
+    <w:abstractNumId w:val="7"/>
+  </w:num>
+  <w:num w:numId="7" w16cid:durableId="1698044645">
+    <w:abstractNumId w:val="3"/>
+  </w:num>
+  <w:num w:numId="8" w16cid:durableId="909852974">
+    <w:abstractNumId w:val="12"/>
+  </w:num>
+  <w:num w:numId="9" w16cid:durableId="2136022006">
+    <w:abstractNumId w:val="16"/>
+  </w:num>
+  <w:num w:numId="10" w16cid:durableId="1772120840">
+    <w:abstractNumId w:val="4"/>
+  </w:num>
+  <w:num w:numId="11" w16cid:durableId="971136018">
+    <w:abstractNumId w:val="9"/>
+  </w:num>
+  <w:num w:numId="12" w16cid:durableId="729884577">
+    <w:abstractNumId w:val="2"/>
+  </w:num>
+  <w:num w:numId="13" w16cid:durableId="602423020">
+    <w:abstractNumId w:val="5"/>
+  </w:num>
+  <w:num w:numId="14" w16cid:durableId="1281454031">
+    <w:abstractNumId w:val="6"/>
+  </w:num>
+  <w:num w:numId="15" w16cid:durableId="1959871486">
+    <w:abstractNumId w:val="15"/>
+  </w:num>
+  <w:num w:numId="16" w16cid:durableId="1423258000">
     <w:abstractNumId w:val="11"/>
   </w:num>
-  <w:num w:numId="5" w16cid:durableId="227309093">
+  <w:num w:numId="17" w16cid:durableId="523908158">
+    <w:abstractNumId w:val="1"/>
+  </w:num>
+  <w:num w:numId="18" w16cid:durableId="274406536">
     <w:abstractNumId w:val="14"/>
   </w:num>
-  <w:num w:numId="6" w16cid:durableId="1038242971">
-    <w:abstractNumId w:val="5"/>
-  </w:num>
-  <w:num w:numId="7" w16cid:durableId="1006329738">
-    <w:abstractNumId w:val="18"/>
-  </w:num>
-  <w:num w:numId="8" w16cid:durableId="128210553">
-    <w:abstractNumId w:val="32"/>
-  </w:num>
-  <w:num w:numId="9" w16cid:durableId="1956710757">
-    <w:abstractNumId w:val="7"/>
-  </w:num>
-  <w:num w:numId="10" w16cid:durableId="1090665290">
-    <w:abstractNumId w:val="3"/>
-  </w:num>
-  <w:num w:numId="11" w16cid:durableId="751394083">
-    <w:abstractNumId w:val="22"/>
-  </w:num>
-  <w:num w:numId="12" w16cid:durableId="529145588">
-    <w:abstractNumId w:val="24"/>
-  </w:num>
-  <w:num w:numId="13" w16cid:durableId="857086442">
-    <w:abstractNumId w:val="27"/>
-  </w:num>
-  <w:num w:numId="14" w16cid:durableId="575631659">
-    <w:abstractNumId w:val="17"/>
-  </w:num>
-  <w:num w:numId="15" w16cid:durableId="431555628">
-    <w:abstractNumId w:val="27"/>
-    <w:lvlOverride w:ilvl="0">
-      <w:startOverride w:val="1"/>
-    </w:lvlOverride>
-    <w:lvlOverride w:ilvl="1">
-      <w:startOverride w:val="1"/>
-    </w:lvlOverride>
-    <w:lvlOverride w:ilvl="2">
-      <w:startOverride w:val="1"/>
-    </w:lvlOverride>
-    <w:lvlOverride w:ilvl="3">
-      <w:startOverride w:val="1"/>
-    </w:lvlOverride>
-    <w:lvlOverride w:ilvl="4">
-      <w:startOverride w:val="1"/>
-    </w:lvlOverride>
-    <w:lvlOverride w:ilvl="5">
-      <w:startOverride w:val="1"/>
-    </w:lvlOverride>
-    <w:lvlOverride w:ilvl="6">
-      <w:startOverride w:val="1"/>
-    </w:lvlOverride>
-    <w:lvlOverride w:ilvl="7">
-      <w:startOverride w:val="1"/>
-    </w:lvlOverride>
-    <w:lvlOverride w:ilvl="8">
-      <w:startOverride w:val="1"/>
-    </w:lvlOverride>
-  </w:num>
-  <w:num w:numId="16" w16cid:durableId="743064482">
-    <w:abstractNumId w:val="27"/>
-  </w:num>
-  <w:num w:numId="17" w16cid:durableId="1294290389">
-    <w:abstractNumId w:val="15"/>
-  </w:num>
-  <w:num w:numId="18" w16cid:durableId="1698044645">
-    <w:abstractNumId w:val="4"/>
-  </w:num>
-  <w:num w:numId="19" w16cid:durableId="352459192">
-    <w:abstractNumId w:val="27"/>
-  </w:num>
-  <w:num w:numId="20" w16cid:durableId="909852974">
-    <w:abstractNumId w:val="23"/>
-  </w:num>
-  <w:num w:numId="21" w16cid:durableId="2136022006">
-    <w:abstractNumId w:val="34"/>
-  </w:num>
-  <w:num w:numId="22" w16cid:durableId="1171216713">
-    <w:abstractNumId w:val="27"/>
-  </w:num>
-  <w:num w:numId="23" w16cid:durableId="1772120840">
-    <w:abstractNumId w:val="6"/>
-  </w:num>
-  <w:num w:numId="24" w16cid:durableId="971136018">
-    <w:abstractNumId w:val="19"/>
-  </w:num>
-  <w:num w:numId="25" w16cid:durableId="763185336">
-    <w:abstractNumId w:val="27"/>
-  </w:num>
-  <w:num w:numId="26" w16cid:durableId="729884577">
-    <w:abstractNumId w:val="2"/>
-  </w:num>
-  <w:num w:numId="27" w16cid:durableId="1158303663">
-    <w:abstractNumId w:val="27"/>
-    <w:lvlOverride w:ilvl="0">
-      <w:startOverride w:val="1"/>
-    </w:lvlOverride>
-    <w:lvlOverride w:ilvl="1">
-      <w:startOverride w:val="1"/>
-    </w:lvlOverride>
-    <w:lvlOverride w:ilvl="2">
-      <w:startOverride w:val="1"/>
-    </w:lvlOverride>
-    <w:lvlOverride w:ilvl="3">
-      <w:startOverride w:val="1"/>
-    </w:lvlOverride>
-    <w:lvlOverride w:ilvl="4">
-      <w:startOverride w:val="1"/>
-    </w:lvlOverride>
-    <w:lvlOverride w:ilvl="5">
-      <w:startOverride w:val="1"/>
-    </w:lvlOverride>
-    <w:lvlOverride w:ilvl="6">
-      <w:startOverride w:val="1"/>
-    </w:lvlOverride>
-    <w:lvlOverride w:ilvl="7">
-      <w:startOverride w:val="1"/>
-    </w:lvlOverride>
-    <w:lvlOverride w:ilvl="8">
-      <w:startOverride w:val="1"/>
-    </w:lvlOverride>
-  </w:num>
-  <w:num w:numId="28" w16cid:durableId="602423020">
-    <w:abstractNumId w:val="9"/>
-  </w:num>
-  <w:num w:numId="29" w16cid:durableId="1444769764">
-    <w:abstractNumId w:val="33"/>
-  </w:num>
-  <w:num w:numId="30" w16cid:durableId="155149234">
-    <w:abstractNumId w:val="10"/>
-  </w:num>
-  <w:num w:numId="31" w16cid:durableId="1659727438">
-    <w:abstractNumId w:val="26"/>
-  </w:num>
-  <w:num w:numId="32" w16cid:durableId="81725898">
-    <w:abstractNumId w:val="29"/>
-  </w:num>
-  <w:num w:numId="33" w16cid:durableId="577594480">
-    <w:abstractNumId w:val="8"/>
-  </w:num>
-  <w:num w:numId="34" w16cid:durableId="456530757">
-    <w:abstractNumId w:val="27"/>
-  </w:num>
-  <w:num w:numId="35" w16cid:durableId="1281454031">
-    <w:abstractNumId w:val="13"/>
-  </w:num>
-  <w:num w:numId="36" w16cid:durableId="765033428">
-    <w:abstractNumId w:val="27"/>
-  </w:num>
-  <w:num w:numId="37" w16cid:durableId="567689559">
-    <w:abstractNumId w:val="16"/>
-  </w:num>
-  <w:num w:numId="38" w16cid:durableId="1959871486">
-    <w:abstractNumId w:val="30"/>
-  </w:num>
-  <w:num w:numId="39" w16cid:durableId="1423258000">
-    <w:abstractNumId w:val="21"/>
-  </w:num>
-  <w:num w:numId="40" w16cid:durableId="1966889032">
-    <w:abstractNumId w:val="27"/>
-  </w:num>
-  <w:num w:numId="41" w16cid:durableId="1799836578">
-    <w:abstractNumId w:val="27"/>
-  </w:num>
-  <w:num w:numId="42" w16cid:durableId="523908158">
-    <w:abstractNumId w:val="1"/>
-  </w:num>
-  <w:num w:numId="43" w16cid:durableId="2023702615">
-    <w:abstractNumId w:val="27"/>
-  </w:num>
-  <w:num w:numId="44" w16cid:durableId="712577375">
-    <w:abstractNumId w:val="27"/>
-    <w:lvlOverride w:ilvl="0">
-      <w:startOverride w:val="1"/>
-    </w:lvlOverride>
-    <w:lvlOverride w:ilvl="1">
-      <w:startOverride w:val="1"/>
-    </w:lvlOverride>
-    <w:lvlOverride w:ilvl="2">
-      <w:startOverride w:val="1"/>
-    </w:lvlOverride>
-    <w:lvlOverride w:ilvl="3">
-      <w:startOverride w:val="1"/>
-    </w:lvlOverride>
-    <w:lvlOverride w:ilvl="4">
-      <w:startOverride w:val="1"/>
-    </w:lvlOverride>
-    <w:lvlOverride w:ilvl="5">
-      <w:startOverride w:val="1"/>
-    </w:lvlOverride>
-    <w:lvlOverride w:ilvl="6">
-      <w:startOverride w:val="1"/>
-    </w:lvlOverride>
-    <w:lvlOverride w:ilvl="7">
-      <w:startOverride w:val="1"/>
-    </w:lvlOverride>
-    <w:lvlOverride w:ilvl="8">
-      <w:startOverride w:val="1"/>
-    </w:lvlOverride>
-  </w:num>
-  <w:num w:numId="45" w16cid:durableId="1388260014">
-    <w:abstractNumId w:val="12"/>
-  </w:num>
-  <w:num w:numId="46" w16cid:durableId="1079980344">
-    <w:abstractNumId w:val="28"/>
-  </w:num>
-  <w:num w:numId="47" w16cid:durableId="180315198">
-    <w:abstractNumId w:val="31"/>
-  </w:num>
-  <w:num w:numId="48" w16cid:durableId="674574008">
-    <w:abstractNumId w:val="27"/>
-  </w:num>
-  <w:num w:numId="49" w16cid:durableId="790130425">
-    <w:abstractNumId w:val="27"/>
-  </w:num>
-  <w:numIdMacAtCleanup w:val="13"/>
+  <w:numIdMacAtCleanup w:val="17"/>
 </w:numbering>
 </file>
 
@@ -19433,11 +17333,14 @@
     <w:autoRedefine/>
     <w:uiPriority w:val="9"/>
     <w:qFormat/>
-    <w:rsid w:val="00B75B35"/>
+    <w:rsid w:val="00AB108D"/>
     <w:pPr>
+      <w:numPr>
+        <w:numId w:val="4"/>
+      </w:numPr>
       <w:shd w:val="clear" w:color="auto" w:fill="FFFFFF"/>
       <w:spacing w:line="360" w:lineRule="auto"/>
-      <w:ind w:firstLine="0"/>
+      <w:ind w:left="1134" w:hanging="502"/>
       <w:outlineLvl w:val="0"/>
     </w:pPr>
     <w:rPr>
@@ -19459,15 +17362,16 @@
     <w:uiPriority w:val="9"/>
     <w:unhideWhenUsed/>
     <w:qFormat/>
-    <w:rsid w:val="00982A0F"/>
+    <w:rsid w:val="007145FA"/>
     <w:pPr>
       <w:keepNext/>
       <w:keepLines/>
       <w:numPr>
         <w:ilvl w:val="1"/>
-        <w:numId w:val="13"/>
+        <w:numId w:val="4"/>
       </w:numPr>
       <w:spacing w:before="0" w:after="0"/>
+      <w:ind w:left="1418"/>
       <w:outlineLvl w:val="1"/>
     </w:pPr>
     <w:rPr>
@@ -19678,7 +17582,7 @@
     <w:name w:val="Título 1 Car"/>
     <w:link w:val="Ttulo1"/>
     <w:uiPriority w:val="9"/>
-    <w:rsid w:val="00B75B35"/>
+    <w:rsid w:val="00AB108D"/>
     <w:rPr>
       <w:rFonts w:eastAsia="Times New Roman" w:cs="Times New Roman (Títulos en alf"/>
       <w:b/>
@@ -19693,7 +17597,7 @@
     <w:name w:val="Título 2 Car"/>
     <w:link w:val="Ttulo2"/>
     <w:uiPriority w:val="9"/>
-    <w:rsid w:val="00982A0F"/>
+    <w:rsid w:val="007145FA"/>
     <w:rPr>
       <w:rFonts w:eastAsia="Times New Roman"/>
       <w:b/>
@@ -20877,17 +18781,19 @@
 </file>
 
 <file path=customXml/item1.xml><?xml version="1.0" encoding="utf-8"?>
-<p:properties xmlns:p="http://schemas.microsoft.com/office/2006/metadata/properties" xmlns:xsi="http://www.w3.org/2001/XMLSchema-instance" xmlns:pc="http://schemas.microsoft.com/office/infopath/2007/PartnerControls">
-  <documentManagement>
-    <TaxCatchAll xmlns="67a0edcd-0de5-43ed-8c27-e32f38a00c91" xsi:nil="true"/>
-    <lcf76f155ced4ddcb4097134ff3c332f xmlns="42760c81-fd8e-4d59-8953-7cdb9f38b14f">
-      <Terms xmlns="http://schemas.microsoft.com/office/infopath/2007/PartnerControls"/>
-    </lcf76f155ced4ddcb4097134ff3c332f>
-  </documentManagement>
-</p:properties>
+<b:Sources xmlns:b="http://schemas.openxmlformats.org/officeDocument/2006/bibliography" xmlns="http://schemas.openxmlformats.org/officeDocument/2006/bibliography" SelectedStyle="\APASixthEditionOfficeOnline.xsl" StyleName="APA" Version="6"/>
 </file>
 
 <file path=customXml/item2.xml><?xml version="1.0" encoding="utf-8"?>
+<?mso-contentType ?>
+<FormTemplates xmlns="http://schemas.microsoft.com/sharepoint/v3/contenttype/forms">
+  <Display>DocumentLibraryForm</Display>
+  <Edit>DocumentLibraryForm</Edit>
+  <New>DocumentLibraryForm</New>
+</FormTemplates>
+</file>
+
+<file path=customXml/item3.xml><?xml version="1.0" encoding="utf-8"?>
 <ct:contentTypeSchema xmlns:ct="http://schemas.microsoft.com/office/2006/metadata/contentType" xmlns:ma="http://schemas.microsoft.com/office/2006/metadata/properties/metaAttributes" ct:_="" ma:_="" ma:contentTypeName="Documento" ma:contentTypeID="0x01010005252A1EF3BD024F856B47B579AB5244" ma:contentTypeVersion="11" ma:contentTypeDescription="Crear nuevo documento." ma:contentTypeScope="" ma:versionID="92b81066167b779aaeee7a3d91bad2fd">
   <xsd:schema xmlns:xsd="http://www.w3.org/2001/XMLSchema" xmlns:xs="http://www.w3.org/2001/XMLSchema" xmlns:p="http://schemas.microsoft.com/office/2006/metadata/properties" xmlns:ns2="42760c81-fd8e-4d59-8953-7cdb9f38b14f" xmlns:ns3="67a0edcd-0de5-43ed-8c27-e32f38a00c91" targetNamespace="http://schemas.microsoft.com/office/2006/metadata/properties" ma:root="true" ma:fieldsID="83cd6766d967e870b9368cac1ade74e6" ns2:_="" ns3:_="">
     <xsd:import namespace="42760c81-fd8e-4d59-8953-7cdb9f38b14f"/>
@@ -21082,20 +18988,38 @@
 </ct:contentTypeSchema>
 </file>
 
-<file path=customXml/item3.xml><?xml version="1.0" encoding="utf-8"?>
-<?mso-contentType ?>
-<FormTemplates xmlns="http://schemas.microsoft.com/sharepoint/v3/contenttype/forms">
-  <Display>DocumentLibraryForm</Display>
-  <Edit>DocumentLibraryForm</Edit>
-  <New>DocumentLibraryForm</New>
-</FormTemplates>
-</file>
-
 <file path=customXml/item4.xml><?xml version="1.0" encoding="utf-8"?>
-<b:Sources xmlns:b="http://schemas.openxmlformats.org/officeDocument/2006/bibliography" xmlns="http://schemas.openxmlformats.org/officeDocument/2006/bibliography" SelectedStyle="\APASixthEditionOfficeOnline.xsl" StyleName="APA" Version="6"/>
+<p:properties xmlns:p="http://schemas.microsoft.com/office/2006/metadata/properties" xmlns:xsi="http://www.w3.org/2001/XMLSchema-instance" xmlns:pc="http://schemas.microsoft.com/office/infopath/2007/PartnerControls">
+  <documentManagement>
+    <TaxCatchAll xmlns="67a0edcd-0de5-43ed-8c27-e32f38a00c91" xsi:nil="true"/>
+    <lcf76f155ced4ddcb4097134ff3c332f xmlns="42760c81-fd8e-4d59-8953-7cdb9f38b14f">
+      <Terms xmlns="http://schemas.microsoft.com/office/infopath/2007/PartnerControls"/>
+    </lcf76f155ced4ddcb4097134ff3c332f>
+  </documentManagement>
+</p:properties>
 </file>
 
 <file path=customXml/itemProps1.xml><?xml version="1.0" encoding="utf-8"?>
+<ds:datastoreItem xmlns:ds="http://schemas.openxmlformats.org/officeDocument/2006/customXml" ds:itemID="{1AF2C25B-FB23-49D7-861B-D97474F002D2}">
+  <ds:schemaRefs>
+    <ds:schemaRef ds:uri="http://schemas.openxmlformats.org/officeDocument/2006/bibliography"/>
+  </ds:schemaRefs>
+</ds:datastoreItem>
+</file>
+
+<file path=customXml/itemProps2.xml><?xml version="1.0" encoding="utf-8"?>
+<ds:datastoreItem xmlns:ds="http://schemas.openxmlformats.org/officeDocument/2006/customXml" ds:itemID="{91756AAB-0645-4FFC-990B-34BB6096B23B}">
+  <ds:schemaRefs>
+    <ds:schemaRef ds:uri="http://schemas.microsoft.com/sharepoint/v3/contenttype/forms"/>
+  </ds:schemaRefs>
+</ds:datastoreItem>
+</file>
+
+<file path=customXml/itemProps3.xml><?xml version="1.0" encoding="utf-8"?>
+<ds:datastoreItem xmlns:ds="http://schemas.openxmlformats.org/officeDocument/2006/customXml" ds:itemID="{FFEB2A33-826D-415A-BA7D-C8AB35C0DE53}"/>
+</file>
+
+<file path=customXml/itemProps4.xml><?xml version="1.0" encoding="utf-8"?>
 <ds:datastoreItem xmlns:ds="http://schemas.openxmlformats.org/officeDocument/2006/customXml" ds:itemID="{CEECB56F-E1D8-45BF-A0A3-B5258E7263D4}">
   <ds:schemaRefs>
     <ds:schemaRef ds:uri="http://schemas.microsoft.com/office/2006/metadata/properties"/>
@@ -21104,24 +19028,4 @@
     <ds:schemaRef ds:uri="13c93bba-48ce-428c-bfe5-88b42c19b028"/>
   </ds:schemaRefs>
 </ds:datastoreItem>
-</file>
-
-<file path=customXml/itemProps2.xml><?xml version="1.0" encoding="utf-8"?>
-<ds:datastoreItem xmlns:ds="http://schemas.openxmlformats.org/officeDocument/2006/customXml" ds:itemID="{6CA35A49-5AED-459D-9374-AA9EE5BF8439}"/>
-</file>
-
-<file path=customXml/itemProps3.xml><?xml version="1.0" encoding="utf-8"?>
-<ds:datastoreItem xmlns:ds="http://schemas.openxmlformats.org/officeDocument/2006/customXml" ds:itemID="{91756AAB-0645-4FFC-990B-34BB6096B23B}">
-  <ds:schemaRefs>
-    <ds:schemaRef ds:uri="http://schemas.microsoft.com/sharepoint/v3/contenttype/forms"/>
-  </ds:schemaRefs>
-</ds:datastoreItem>
-</file>
-
-<file path=customXml/itemProps4.xml><?xml version="1.0" encoding="utf-8"?>
-<ds:datastoreItem xmlns:ds="http://schemas.openxmlformats.org/officeDocument/2006/customXml" ds:itemID="{1AF2C25B-FB23-49D7-861B-D97474F002D2}">
-  <ds:schemaRefs>
-    <ds:schemaRef ds:uri="http://schemas.openxmlformats.org/officeDocument/2006/bibliography"/>
-  </ds:schemaRefs>
-</ds:datastoreItem>
 </file>